--- a/DB_Nino_Sarishvili_HW_YHotelBookingSystem_descriptions.docx.docx
+++ b/DB_Nino_Sarishvili_HW_YHotelBookingSystem_descriptions.docx.docx
@@ -329,23 +329,7 @@
             <w:rFonts w:eastAsia="MS Gothic"/>
             <w:noProof/>
           </w:rPr>
-          <w:t>Business Descrip</w:t>
-        </w:r>
-        <w:r>
-          <w:rPr>
-            <w:rStyle w:val="Hyperlink"/>
-            <w:rFonts w:eastAsia="MS Gothic"/>
-            <w:noProof/>
-          </w:rPr>
-          <w:t>t</w:t>
-        </w:r>
-        <w:r>
-          <w:rPr>
-            <w:rStyle w:val="Hyperlink"/>
-            <w:rFonts w:eastAsia="MS Gothic"/>
-            <w:noProof/>
-          </w:rPr>
-          <w:t>ion</w:t>
+          <w:t>Business Description</w:t>
         </w:r>
         <w:r>
           <w:rPr>
@@ -1033,23 +1017,7 @@
             <w:rFonts w:eastAsia="MS Gothic"/>
             <w:noProof/>
           </w:rPr>
-          <w:t>Ob</w:t>
-        </w:r>
-        <w:r>
-          <w:rPr>
-            <w:rStyle w:val="Hyperlink"/>
-            <w:rFonts w:eastAsia="MS Gothic"/>
-            <w:noProof/>
-          </w:rPr>
-          <w:t>j</w:t>
-        </w:r>
-        <w:r>
-          <w:rPr>
-            <w:rStyle w:val="Hyperlink"/>
-            <w:rFonts w:eastAsia="MS Gothic"/>
-            <w:noProof/>
-          </w:rPr>
-          <w:t>ects</w:t>
+          <w:t>Objects</w:t>
         </w:r>
         <w:r>
           <w:rPr>
@@ -2270,20 +2238,16 @@
       <w:pPr>
         <w:pStyle w:val="BodyText"/>
       </w:pPr>
-    </w:p>
-    <w:p>
-      <w:pPr>
-        <w:pStyle w:val="BodyText"/>
-      </w:pPr>
       <w:r>
         <w:rPr>
           <w:noProof/>
         </w:rPr>
+        <w:lastRenderedPageBreak/>
         <w:drawing>
-          <wp:inline distT="0" distB="0" distL="0" distR="0" wp14:anchorId="58E0BF45" wp14:editId="740817DA">
-            <wp:extent cx="4306817" cy="3017520"/>
-            <wp:effectExtent l="0" t="0" r="0" b="5080"/>
-            <wp:docPr id="1151707326" name="Picture 6"/>
+          <wp:inline distT="0" distB="0" distL="0" distR="0" wp14:anchorId="7DF89841" wp14:editId="7AFED253">
+            <wp:extent cx="5941695" cy="3846830"/>
+            <wp:effectExtent l="0" t="0" r="1905" b="1270"/>
+            <wp:docPr id="922489915" name="Picture 4"/>
             <wp:cNvGraphicFramePr>
               <a:graphicFrameLocks xmlns:a="http://schemas.openxmlformats.org/drawingml/2006/main" noChangeAspect="1"/>
             </wp:cNvGraphicFramePr>
@@ -2291,7 +2255,7 @@
               <a:graphicData uri="http://schemas.openxmlformats.org/drawingml/2006/picture">
                 <pic:pic xmlns:pic="http://schemas.openxmlformats.org/drawingml/2006/picture">
                   <pic:nvPicPr>
-                    <pic:cNvPr id="1151707326" name="Picture 1151707326"/>
+                    <pic:cNvPr id="922489915" name="Picture 922489915"/>
                     <pic:cNvPicPr/>
                   </pic:nvPicPr>
                   <pic:blipFill>
@@ -2309,7 +2273,7 @@
                   <pic:spPr>
                     <a:xfrm>
                       <a:off x="0" y="0"/>
-                      <a:ext cx="4358558" cy="3053772"/>
+                      <a:ext cx="5941695" cy="3846830"/>
                     </a:xfrm>
                     <a:prstGeom prst="rect">
                       <a:avLst/>
@@ -2326,8 +2290,12 @@
       <w:pPr>
         <w:pStyle w:val="BodyText"/>
       </w:pPr>
-      <w:r>
-        <w:lastRenderedPageBreak/>
+    </w:p>
+    <w:p>
+      <w:pPr>
+        <w:pStyle w:val="BodyText"/>
+      </w:pPr>
+      <w:r>
         <w:br/>
       </w:r>
       <w:r>
@@ -2621,6 +2589,7 @@
           <w:bCs/>
           <w:lang w:val="en-TR"/>
         </w:rPr>
+        <w:lastRenderedPageBreak/>
         <w:t>7. Payments &lt;&gt; Invoice (1:1)</w:t>
       </w:r>
       <w:r>
@@ -2771,7 +2740,7 @@
           <w:lang w:val="en-TR"/>
         </w:rPr>
         <w:pict w14:anchorId="1F6CB57F">
-          <v:rect id="_x0000_i1025" alt="" style="width:303.25pt;height:.05pt;mso-width-percent:0;mso-height-percent:0;mso-width-percent:0;mso-height-percent:0" o:hrpct="648" o:hralign="center" o:hrstd="t" o:hr="t" fillcolor="#a0a0a0" stroked="f"/>
+          <v:rect id="_x0000_i1025" alt="" style="width:291.55pt;height:.05pt;mso-width-percent:0;mso-height-percent:0;mso-width-percent:0;mso-height-percent:0" o:hrpct="623" o:hralign="center" o:hrstd="t" o:hr="t" fillcolor="#a0a0a0" stroked="f"/>
         </w:pict>
       </w:r>
     </w:p>
@@ -2811,9 +2780,6 @@
     <w:p>
       <w:pPr>
         <w:pStyle w:val="BodyText"/>
-        <w:rPr>
-          <w:lang/>
-        </w:rPr>
       </w:pPr>
     </w:p>
     <w:p>
@@ -2829,7 +2795,6 @@
       </w:pPr>
       <w:bookmarkStart w:id="25" w:name="_Toc62212637"/>
       <w:r>
-        <w:lastRenderedPageBreak/>
         <w:t>O</w:t>
       </w:r>
       <w:r>
@@ -2889,7 +2854,6 @@
         <w:rPr>
           <w:b/>
           <w:bCs/>
-          <w:lang/>
         </w:rPr>
         <w:t>Description:</w:t>
       </w:r>
@@ -3144,7 +3108,10 @@
               <w:pStyle w:val="BodyText"/>
             </w:pPr>
             <w:r>
-              <w:t>Unique item identifier</w:t>
+              <w:t>I</w:t>
+            </w:r>
+            <w:r>
+              <w:t>tem identifier</w:t>
             </w:r>
             <w:r>
               <w:t xml:space="preserve"> PK</w:t>
@@ -3816,7 +3783,6 @@
         <w:rPr>
           <w:rFonts w:ascii="Trebuchet MS" w:hAnsi="Trebuchet MS" w:cs="Times"/>
         </w:rPr>
-        <w:lastRenderedPageBreak/>
         <w:t>A booking may involve multiple employees responsible for managing the reservation.</w:t>
       </w:r>
       <w:r>
@@ -4214,10 +4180,7 @@
               <w:ind w:right="-113"/>
             </w:pPr>
             <w:r>
-              <w:t>44</w:t>
-            </w:r>
-            <w:r>
-              <w:t>8198</w:t>
+              <w:t>448198</w:t>
             </w:r>
           </w:p>
         </w:tc>
@@ -4231,10 +4194,7 @@
               <w:ind w:right="-113"/>
             </w:pPr>
             <w:r>
-              <w:t>98</w:t>
-            </w:r>
-            <w:r>
-              <w:t>8198</w:t>
+              <w:t>988198</w:t>
             </w:r>
           </w:p>
         </w:tc>
@@ -4315,10 +4275,7 @@
               <w:ind w:right="-113"/>
             </w:pPr>
             <w:r>
-              <w:t>00819</w:t>
-            </w:r>
-            <w:r>
-              <w:t>9</w:t>
+              <w:t>008199</w:t>
             </w:r>
           </w:p>
         </w:tc>
@@ -4332,10 +4289,7 @@
               <w:ind w:right="-113"/>
             </w:pPr>
             <w:r>
-              <w:t>76</w:t>
-            </w:r>
-            <w:r>
-              <w:t>8198</w:t>
+              <w:t>768198</w:t>
             </w:r>
           </w:p>
         </w:tc>
@@ -4349,10 +4303,7 @@
               <w:ind w:right="-113"/>
             </w:pPr>
             <w:r>
-              <w:t>67</w:t>
-            </w:r>
-            <w:r>
-              <w:t>8198</w:t>
+              <w:t>678198</w:t>
             </w:r>
           </w:p>
         </w:tc>
@@ -4455,14 +4406,12 @@
         <w:rPr>
           <w:b/>
           <w:bCs/>
-          <w:lang/>
         </w:rPr>
       </w:pPr>
       <w:r>
         <w:rPr>
           <w:b/>
           <w:bCs/>
-          <w:lang/>
         </w:rPr>
         <w:t xml:space="preserve">Payment Table </w:t>
       </w:r>
@@ -4474,14 +4423,12 @@
         <w:rPr>
           <w:b/>
           <w:bCs/>
-          <w:lang/>
         </w:rPr>
       </w:pPr>
       <w:r>
         <w:rPr>
           <w:b/>
           <w:bCs/>
-          <w:lang/>
         </w:rPr>
         <w:t>Description:</w:t>
       </w:r>
@@ -4489,9 +4436,6 @@
     <w:p>
       <w:pPr>
         <w:pStyle w:val="BodyText"/>
-        <w:rPr>
-          <w:lang/>
-        </w:rPr>
       </w:pPr>
       <w:r>
         <w:t xml:space="preserve">The </w:t>
@@ -5012,10 +4956,7 @@
             </w:pPr>
             <w:proofErr w:type="spellStart"/>
             <w:r>
-              <w:t>customer</w:t>
-            </w:r>
-            <w:r>
-              <w:t>_id</w:t>
+              <w:t>Payment_method</w:t>
             </w:r>
             <w:proofErr w:type="spellEnd"/>
           </w:p>
@@ -5029,154 +4970,16 @@
               <w:pStyle w:val="BodyText"/>
             </w:pPr>
             <w:r>
-              <w:t xml:space="preserve">Unique </w:t>
-            </w:r>
-            <w:r>
-              <w:t>customer</w:t>
-            </w:r>
-            <w:r>
-              <w:t xml:space="preserve"> identifier, FK</w:t>
-            </w:r>
-            <w:r>
-              <w:t>, NOT NULL</w:t>
-            </w:r>
-          </w:p>
-        </w:tc>
-        <w:tc>
-          <w:tcPr>
-            <w:tcW w:w="2302" w:type="dxa"/>
-          </w:tcPr>
-          <w:p>
-            <w:pPr>
-              <w:pStyle w:val="BodyText"/>
-            </w:pPr>
-            <w:r>
-              <w:t>int</w:t>
-            </w:r>
-          </w:p>
-        </w:tc>
-      </w:tr>
-      <w:tr>
-        <w:trPr>
-          <w:trHeight w:val="432"/>
-        </w:trPr>
-        <w:tc>
-          <w:tcPr>
-            <w:tcW w:w="2302" w:type="dxa"/>
-            <w:vMerge/>
-          </w:tcPr>
-          <w:p>
-            <w:pPr>
-              <w:pStyle w:val="BodyText"/>
-            </w:pPr>
-          </w:p>
-        </w:tc>
-        <w:tc>
-          <w:tcPr>
-            <w:tcW w:w="2302" w:type="dxa"/>
-          </w:tcPr>
-          <w:p>
-            <w:pPr>
-              <w:pStyle w:val="BodyText"/>
-            </w:pPr>
+              <w:t xml:space="preserve">Payment method: ‘credit card’, ‘bank transfer’, ‘cash’, </w:t>
+            </w:r>
+            <w:r>
+              <w:t>CHECK (</w:t>
+            </w:r>
             <w:proofErr w:type="spellStart"/>
             <w:r>
-              <w:t>invoice</w:t>
-            </w:r>
-            <w:r>
-              <w:t>_id</w:t>
+              <w:t>payment_method</w:t>
             </w:r>
             <w:proofErr w:type="spellEnd"/>
-          </w:p>
-        </w:tc>
-        <w:tc>
-          <w:tcPr>
-            <w:tcW w:w="2302" w:type="dxa"/>
-          </w:tcPr>
-          <w:p>
-            <w:pPr>
-              <w:pStyle w:val="BodyText"/>
-            </w:pPr>
-            <w:r>
-              <w:t xml:space="preserve">Unique </w:t>
-            </w:r>
-            <w:r>
-              <w:t>invoice</w:t>
-            </w:r>
-            <w:r>
-              <w:t xml:space="preserve"> Identifier, FK</w:t>
-            </w:r>
-            <w:r>
-              <w:t>, NOT NULL</w:t>
-            </w:r>
-          </w:p>
-        </w:tc>
-        <w:tc>
-          <w:tcPr>
-            <w:tcW w:w="2302" w:type="dxa"/>
-          </w:tcPr>
-          <w:p>
-            <w:pPr>
-              <w:pStyle w:val="BodyText"/>
-            </w:pPr>
-            <w:r>
-              <w:t>int</w:t>
-            </w:r>
-          </w:p>
-        </w:tc>
-      </w:tr>
-      <w:tr>
-        <w:trPr>
-          <w:trHeight w:val="432"/>
-        </w:trPr>
-        <w:tc>
-          <w:tcPr>
-            <w:tcW w:w="2302" w:type="dxa"/>
-            <w:vMerge/>
-          </w:tcPr>
-          <w:p>
-            <w:pPr>
-              <w:pStyle w:val="BodyText"/>
-            </w:pPr>
-          </w:p>
-        </w:tc>
-        <w:tc>
-          <w:tcPr>
-            <w:tcW w:w="2302" w:type="dxa"/>
-          </w:tcPr>
-          <w:p>
-            <w:pPr>
-              <w:pStyle w:val="BodyText"/>
-            </w:pPr>
-            <w:proofErr w:type="spellStart"/>
-            <w:r>
-              <w:t>Payment_method</w:t>
-            </w:r>
-            <w:proofErr w:type="spellEnd"/>
-          </w:p>
-        </w:tc>
-        <w:tc>
-          <w:tcPr>
-            <w:tcW w:w="2302" w:type="dxa"/>
-          </w:tcPr>
-          <w:p>
-            <w:pPr>
-              <w:pStyle w:val="BodyText"/>
-            </w:pPr>
-            <w:r>
-              <w:t>Payment method: ‘credit card’, ‘bank transfer’, ‘cash’</w:t>
-            </w:r>
-            <w:r>
-              <w:t xml:space="preserve">, </w:t>
-            </w:r>
-            <w:r>
-              <w:t>CHECK (</w:t>
-            </w:r>
-            <w:proofErr w:type="spellStart"/>
-            <w:r>
-              <w:t>payment_method</w:t>
-            </w:r>
-            <w:proofErr w:type="spellEnd"/>
             <w:r>
               <w:t xml:space="preserve"> IN ('credit card', 'bank transfer', 'cash'))</w:t>
             </w:r>
@@ -5192,13 +4995,7 @@
             </w:pPr>
             <w:proofErr w:type="gramStart"/>
             <w:r>
-              <w:t>V</w:t>
-            </w:r>
-            <w:r>
-              <w:t>archar</w:t>
-            </w:r>
-            <w:r>
-              <w:t>(</w:t>
+              <w:t>Varchar(</w:t>
             </w:r>
             <w:proofErr w:type="gramEnd"/>
             <w:r>
@@ -5316,15 +5113,7 @@
       </w:r>
       <w:r>
         <w:br/>
-      </w:r>
-      <w:r>
-        <w:t xml:space="preserve">payment &lt;&gt; </w:t>
-      </w:r>
-      <w:r>
-        <w:t>booking</w:t>
-      </w:r>
-      <w:r>
-        <w:t xml:space="preserve"> (1:M) (mandatory to optional)</w:t>
+        <w:t>payment &lt;&gt; booking (1:M) (mandatory to optional)</w:t>
       </w:r>
     </w:p>
     <w:p>
@@ -5401,24 +5190,22 @@
     <w:tbl>
       <w:tblPr>
         <w:tblStyle w:val="TableGrid"/>
-        <w:tblW w:w="9214" w:type="dxa"/>
+        <w:tblW w:w="7401" w:type="dxa"/>
         <w:tblInd w:w="-147" w:type="dxa"/>
         <w:tblLook w:val="04A0" w:firstRow="1" w:lastRow="0" w:firstColumn="1" w:lastColumn="0" w:noHBand="0" w:noVBand="1"/>
       </w:tblPr>
       <w:tblGrid>
-        <w:gridCol w:w="1075"/>
-        <w:gridCol w:w="1006"/>
-        <w:gridCol w:w="1180"/>
         <w:gridCol w:w="1269"/>
-        <w:gridCol w:w="1375"/>
-        <w:gridCol w:w="1133"/>
-        <w:gridCol w:w="960"/>
-        <w:gridCol w:w="1496"/>
+        <w:gridCol w:w="1183"/>
+        <w:gridCol w:w="1396"/>
+        <w:gridCol w:w="1505"/>
+        <w:gridCol w:w="1635"/>
+        <w:gridCol w:w="1783"/>
       </w:tblGrid>
       <w:tr>
         <w:tc>
           <w:tcPr>
-            <w:tcW w:w="1071" w:type="dxa"/>
+            <w:tcW w:w="1075" w:type="dxa"/>
             <w:shd w:val="clear" w:color="auto" w:fill="76CDD8"/>
           </w:tcPr>
           <w:p>
@@ -5447,7 +5234,7 @@
         </w:tc>
         <w:tc>
           <w:tcPr>
-            <w:tcW w:w="863" w:type="dxa"/>
+            <w:tcW w:w="1006" w:type="dxa"/>
             <w:shd w:val="clear" w:color="auto" w:fill="76CDD8"/>
           </w:tcPr>
           <w:p>
@@ -5463,20 +5250,37 @@
               <w:rPr>
                 <w:color w:val="E7E6E6" w:themeColor="background2"/>
               </w:rPr>
-              <w:t>booking</w:t>
-            </w:r>
-            <w:r>
+              <w:t>booking_id</w:t>
+            </w:r>
+            <w:proofErr w:type="spellEnd"/>
+          </w:p>
+        </w:tc>
+        <w:tc>
+          <w:tcPr>
+            <w:tcW w:w="1180" w:type="dxa"/>
+            <w:shd w:val="clear" w:color="auto" w:fill="76CDD8"/>
+          </w:tcPr>
+          <w:p>
+            <w:pPr>
+              <w:pStyle w:val="BodyText"/>
+              <w:ind w:right="-113"/>
               <w:rPr>
                 <w:color w:val="E7E6E6" w:themeColor="background2"/>
               </w:rPr>
-              <w:t>_id</w:t>
+            </w:pPr>
+            <w:proofErr w:type="spellStart"/>
+            <w:r>
+              <w:rPr>
+                <w:color w:val="E7E6E6" w:themeColor="background2"/>
+              </w:rPr>
+              <w:t>Amount_paid</w:t>
             </w:r>
             <w:proofErr w:type="spellEnd"/>
           </w:p>
         </w:tc>
         <w:tc>
           <w:tcPr>
-            <w:tcW w:w="1237" w:type="dxa"/>
+            <w:tcW w:w="1269" w:type="dxa"/>
             <w:shd w:val="clear" w:color="auto" w:fill="76CDD8"/>
           </w:tcPr>
           <w:p>
@@ -5492,14 +5296,14 @@
               <w:rPr>
                 <w:color w:val="E7E6E6" w:themeColor="background2"/>
               </w:rPr>
-              <w:t>Amount_paid</w:t>
+              <w:t>Payment_date</w:t>
             </w:r>
             <w:proofErr w:type="spellEnd"/>
           </w:p>
         </w:tc>
         <w:tc>
           <w:tcPr>
-            <w:tcW w:w="1261" w:type="dxa"/>
+            <w:tcW w:w="1375" w:type="dxa"/>
             <w:shd w:val="clear" w:color="auto" w:fill="76CDD8"/>
           </w:tcPr>
           <w:p>
@@ -5515,89 +5319,14 @@
               <w:rPr>
                 <w:color w:val="E7E6E6" w:themeColor="background2"/>
               </w:rPr>
-              <w:t>Payment_date</w:t>
+              <w:t>Payment_status</w:t>
             </w:r>
             <w:proofErr w:type="spellEnd"/>
           </w:p>
         </w:tc>
         <w:tc>
           <w:tcPr>
-            <w:tcW w:w="1367" w:type="dxa"/>
-            <w:shd w:val="clear" w:color="auto" w:fill="76CDD8"/>
-          </w:tcPr>
-          <w:p>
-            <w:pPr>
-              <w:pStyle w:val="BodyText"/>
-              <w:ind w:right="-113"/>
-              <w:rPr>
-                <w:color w:val="E7E6E6" w:themeColor="background2"/>
-              </w:rPr>
-            </w:pPr>
-            <w:proofErr w:type="spellStart"/>
-            <w:r>
-              <w:rPr>
-                <w:color w:val="E7E6E6" w:themeColor="background2"/>
-              </w:rPr>
-              <w:t>Payment_status</w:t>
-            </w:r>
-            <w:proofErr w:type="spellEnd"/>
-          </w:p>
-        </w:tc>
-        <w:tc>
-          <w:tcPr>
-            <w:tcW w:w="850" w:type="dxa"/>
-            <w:shd w:val="clear" w:color="auto" w:fill="76CDD8"/>
-          </w:tcPr>
-          <w:p>
-            <w:pPr>
-              <w:pStyle w:val="BodyText"/>
-              <w:ind w:right="-113"/>
-              <w:rPr>
-                <w:color w:val="E7E6E6" w:themeColor="background2"/>
-              </w:rPr>
-            </w:pPr>
-            <w:proofErr w:type="spellStart"/>
-            <w:r>
-              <w:rPr>
-                <w:color w:val="E7E6E6" w:themeColor="background2"/>
-              </w:rPr>
-              <w:t>Customer_id</w:t>
-            </w:r>
-            <w:proofErr w:type="spellEnd"/>
-          </w:p>
-        </w:tc>
-        <w:tc>
-          <w:tcPr>
-            <w:tcW w:w="852" w:type="dxa"/>
-            <w:shd w:val="clear" w:color="auto" w:fill="76CDD8"/>
-          </w:tcPr>
-          <w:p>
-            <w:pPr>
-              <w:pStyle w:val="BodyText"/>
-              <w:ind w:right="-113"/>
-              <w:rPr>
-                <w:color w:val="E7E6E6" w:themeColor="background2"/>
-              </w:rPr>
-            </w:pPr>
-            <w:proofErr w:type="spellStart"/>
-            <w:r>
-              <w:rPr>
-                <w:color w:val="E7E6E6" w:themeColor="background2"/>
-              </w:rPr>
-              <w:t>invoice</w:t>
-            </w:r>
-            <w:r>
-              <w:rPr>
-                <w:color w:val="E7E6E6" w:themeColor="background2"/>
-              </w:rPr>
-              <w:t>_id</w:t>
-            </w:r>
-            <w:proofErr w:type="spellEnd"/>
-          </w:p>
-        </w:tc>
-        <w:tc>
-          <w:tcPr>
-            <w:tcW w:w="1713" w:type="dxa"/>
+            <w:tcW w:w="1496" w:type="dxa"/>
             <w:shd w:val="clear" w:color="auto" w:fill="76CDD8"/>
           </w:tcPr>
           <w:p>
@@ -5622,7 +5351,7 @@
       <w:tr>
         <w:tc>
           <w:tcPr>
-            <w:tcW w:w="1071" w:type="dxa"/>
+            <w:tcW w:w="1075" w:type="dxa"/>
           </w:tcPr>
           <w:p>
             <w:pPr>
@@ -5636,7 +5365,7 @@
         </w:tc>
         <w:tc>
           <w:tcPr>
-            <w:tcW w:w="863" w:type="dxa"/>
+            <w:tcW w:w="1006" w:type="dxa"/>
           </w:tcPr>
           <w:p>
             <w:pPr>
@@ -5650,7 +5379,7 @@
         </w:tc>
         <w:tc>
           <w:tcPr>
-            <w:tcW w:w="1237" w:type="dxa"/>
+            <w:tcW w:w="1180" w:type="dxa"/>
           </w:tcPr>
           <w:p>
             <w:pPr>
@@ -5664,7 +5393,7 @@
         </w:tc>
         <w:tc>
           <w:tcPr>
-            <w:tcW w:w="1261" w:type="dxa"/>
+            <w:tcW w:w="1269" w:type="dxa"/>
           </w:tcPr>
           <w:p>
             <w:pPr>
@@ -5678,7 +5407,7 @@
         </w:tc>
         <w:tc>
           <w:tcPr>
-            <w:tcW w:w="1367" w:type="dxa"/>
+            <w:tcW w:w="1375" w:type="dxa"/>
           </w:tcPr>
           <w:p>
             <w:pPr>
@@ -5692,38 +5421,7 @@
         </w:tc>
         <w:tc>
           <w:tcPr>
-            <w:tcW w:w="850" w:type="dxa"/>
-          </w:tcPr>
-          <w:p>
-            <w:pPr>
-              <w:pStyle w:val="BodyText"/>
-              <w:ind w:right="170"/>
-            </w:pPr>
-            <w:r>
-              <w:t>448198</w:t>
-            </w:r>
-          </w:p>
-        </w:tc>
-        <w:tc>
-          <w:tcPr>
-            <w:tcW w:w="852" w:type="dxa"/>
-          </w:tcPr>
-          <w:p>
-            <w:pPr>
-              <w:pStyle w:val="BodyText"/>
-              <w:ind w:right="170"/>
-            </w:pPr>
-            <w:r>
-              <w:t>2</w:t>
-            </w:r>
-            <w:r>
-              <w:t>0001</w:t>
-            </w:r>
-          </w:p>
-        </w:tc>
-        <w:tc>
-          <w:tcPr>
-            <w:tcW w:w="1713" w:type="dxa"/>
+            <w:tcW w:w="1496" w:type="dxa"/>
           </w:tcPr>
           <w:p>
             <w:pPr>
@@ -5744,7 +5442,7 @@
       <w:tr>
         <w:tc>
           <w:tcPr>
-            <w:tcW w:w="1071" w:type="dxa"/>
+            <w:tcW w:w="1075" w:type="dxa"/>
           </w:tcPr>
           <w:p>
             <w:pPr>
@@ -5752,13 +5450,14 @@
               <w:ind w:right="-113"/>
             </w:pPr>
             <w:r>
+              <w:lastRenderedPageBreak/>
               <w:t>123</w:t>
             </w:r>
           </w:p>
         </w:tc>
         <w:tc>
           <w:tcPr>
-            <w:tcW w:w="863" w:type="dxa"/>
+            <w:tcW w:w="1006" w:type="dxa"/>
           </w:tcPr>
           <w:p>
             <w:pPr>
@@ -5772,7 +5471,7 @@
         </w:tc>
         <w:tc>
           <w:tcPr>
-            <w:tcW w:w="1237" w:type="dxa"/>
+            <w:tcW w:w="1180" w:type="dxa"/>
           </w:tcPr>
           <w:p>
             <w:pPr>
@@ -5786,7 +5485,7 @@
         </w:tc>
         <w:tc>
           <w:tcPr>
-            <w:tcW w:w="1261" w:type="dxa"/>
+            <w:tcW w:w="1269" w:type="dxa"/>
           </w:tcPr>
           <w:p>
             <w:pPr>
@@ -5803,7 +5502,7 @@
         </w:tc>
         <w:tc>
           <w:tcPr>
-            <w:tcW w:w="1367" w:type="dxa"/>
+            <w:tcW w:w="1375" w:type="dxa"/>
           </w:tcPr>
           <w:p>
             <w:pPr>
@@ -5817,35 +5516,7 @@
         </w:tc>
         <w:tc>
           <w:tcPr>
-            <w:tcW w:w="850" w:type="dxa"/>
-          </w:tcPr>
-          <w:p>
-            <w:pPr>
-              <w:pStyle w:val="BodyText"/>
-              <w:ind w:right="-113"/>
-            </w:pPr>
-            <w:r>
-              <w:t>448999</w:t>
-            </w:r>
-          </w:p>
-        </w:tc>
-        <w:tc>
-          <w:tcPr>
-            <w:tcW w:w="852" w:type="dxa"/>
-          </w:tcPr>
-          <w:p>
-            <w:pPr>
-              <w:pStyle w:val="BodyText"/>
-              <w:ind w:right="-113"/>
-            </w:pPr>
-            <w:r>
-              <w:t>20011</w:t>
-            </w:r>
-          </w:p>
-        </w:tc>
-        <w:tc>
-          <w:tcPr>
-            <w:tcW w:w="1713" w:type="dxa"/>
+            <w:tcW w:w="1496" w:type="dxa"/>
           </w:tcPr>
           <w:p>
             <w:pPr>
@@ -6605,10 +6276,7 @@
               <w:ind w:right="-113"/>
             </w:pPr>
             <w:r>
-              <w:t>200</w:t>
-            </w:r>
-            <w:r>
-              <w:t>11</w:t>
+              <w:t>20011</w:t>
             </w:r>
           </w:p>
         </w:tc>
@@ -7375,19 +7043,7 @@
         <w:pStyle w:val="BodyText"/>
       </w:pPr>
       <w:r>
-        <w:t xml:space="preserve">a customer might have many </w:t>
-      </w:r>
-      <w:r>
-        <w:t>payments</w:t>
-      </w:r>
-      <w:r>
-        <w:t xml:space="preserve"> or might not have even one, however if </w:t>
-      </w:r>
-      <w:r>
-        <w:t>a payment</w:t>
-      </w:r>
-      <w:r>
-        <w:t xml:space="preserve"> is made it should have an associated customer</w:t>
+        <w:t>a customer might have many payments or might not have even one, however if a payment is made it should have an associated customer</w:t>
       </w:r>
     </w:p>
     <w:p>
@@ -7629,16 +7285,7 @@
               <w:ind w:right="170"/>
             </w:pPr>
             <w:r>
-              <w:t>Ana</w:t>
-            </w:r>
-            <w:r>
-              <w:t>.</w:t>
-            </w:r>
-            <w:r>
-              <w:t>McClean</w:t>
-            </w:r>
-            <w:r>
-              <w:t>@gmail.com</w:t>
+              <w:t>Ana.McClean@gmail.com</w:t>
             </w:r>
           </w:p>
         </w:tc>
@@ -7654,10 +7301,7 @@
               <w:ind w:right="-113"/>
             </w:pPr>
             <w:r>
-              <w:t>44819</w:t>
-            </w:r>
-            <w:r>
-              <w:t>9</w:t>
+              <w:t>448199</w:t>
             </w:r>
           </w:p>
         </w:tc>
@@ -7685,10 +7329,7 @@
               <w:ind w:right="-113"/>
             </w:pPr>
             <w:r>
-              <w:t>59958484</w:t>
-            </w:r>
-            <w:r>
-              <w:t>2</w:t>
+              <w:t>599584842</w:t>
             </w:r>
           </w:p>
         </w:tc>
@@ -7724,10 +7365,7 @@
               <w:ind w:right="-113"/>
             </w:pPr>
             <w:r>
-              <w:t>shevardnadze</w:t>
-            </w:r>
-            <w:r>
-              <w:t>@gmail.com</w:t>
+              <w:t>shevardnadze@gmail.com</w:t>
             </w:r>
           </w:p>
         </w:tc>
@@ -8063,13 +7701,7 @@
             </w:r>
             <w:proofErr w:type="spellStart"/>
             <w:r>
-              <w:t>hotel</w:t>
-            </w:r>
-            <w:r>
-              <w:t>_</w:t>
-            </w:r>
-            <w:r>
-              <w:t>id</w:t>
+              <w:t>hotel_id</w:t>
             </w:r>
             <w:proofErr w:type="spellEnd"/>
             <w:r>
@@ -8359,6 +7991,60 @@
           </w:p>
         </w:tc>
       </w:tr>
+      <w:tr>
+        <w:trPr>
+          <w:trHeight w:val="432"/>
+        </w:trPr>
+        <w:tc>
+          <w:tcPr>
+            <w:tcW w:w="2302" w:type="dxa"/>
+          </w:tcPr>
+          <w:p>
+            <w:pPr>
+              <w:pStyle w:val="BodyText"/>
+            </w:pPr>
+          </w:p>
+        </w:tc>
+        <w:tc>
+          <w:tcPr>
+            <w:tcW w:w="2302" w:type="dxa"/>
+          </w:tcPr>
+          <w:p>
+            <w:pPr>
+              <w:pStyle w:val="BodyText"/>
+            </w:pPr>
+            <w:r>
+              <w:t>description</w:t>
+            </w:r>
+          </w:p>
+        </w:tc>
+        <w:tc>
+          <w:tcPr>
+            <w:tcW w:w="2302" w:type="dxa"/>
+          </w:tcPr>
+          <w:p>
+            <w:pPr>
+              <w:pStyle w:val="BodyText"/>
+            </w:pPr>
+            <w:r>
+              <w:t>Description of the room</w:t>
+            </w:r>
+          </w:p>
+        </w:tc>
+        <w:tc>
+          <w:tcPr>
+            <w:tcW w:w="2302" w:type="dxa"/>
+          </w:tcPr>
+          <w:p>
+            <w:pPr>
+              <w:pStyle w:val="BodyText"/>
+            </w:pPr>
+            <w:r>
+              <w:t>text</w:t>
+            </w:r>
+          </w:p>
+        </w:tc>
+      </w:tr>
     </w:tbl>
     <w:p>
       <w:pPr>
@@ -8407,7 +8093,6 @@
         <w:pStyle w:val="BodyText"/>
       </w:pPr>
       <w:r>
-        <w:lastRenderedPageBreak/>
         <w:t>One hotel should have many rooms, one room should be located in just one hotel</w:t>
       </w:r>
     </w:p>
@@ -8480,22 +8165,26 @@
     <w:tbl>
       <w:tblPr>
         <w:tblStyle w:val="TableGrid"/>
-        <w:tblW w:w="9494" w:type="dxa"/>
+        <w:tblW w:w="10102" w:type="dxa"/>
         <w:tblInd w:w="-147" w:type="dxa"/>
         <w:tblLook w:val="04A0" w:firstRow="1" w:lastRow="0" w:firstColumn="1" w:lastColumn="0" w:noHBand="0" w:noVBand="1"/>
       </w:tblPr>
       <w:tblGrid>
-        <w:gridCol w:w="1265"/>
-        <w:gridCol w:w="1192"/>
-        <w:gridCol w:w="1635"/>
-        <w:gridCol w:w="1723"/>
-        <w:gridCol w:w="2326"/>
+        <w:gridCol w:w="1158"/>
+        <w:gridCol w:w="1098"/>
+        <w:gridCol w:w="1520"/>
+        <w:gridCol w:w="1634"/>
+        <w:gridCol w:w="2082"/>
         <w:gridCol w:w="1353"/>
+        <w:gridCol w:w="1257"/>
       </w:tblGrid>
       <w:tr>
-        <w:tc>
-          <w:tcPr>
-            <w:tcW w:w="1288" w:type="dxa"/>
+        <w:trPr>
+          <w:trHeight w:val="367"/>
+        </w:trPr>
+        <w:tc>
+          <w:tcPr>
+            <w:tcW w:w="1158" w:type="dxa"/>
             <w:shd w:val="clear" w:color="auto" w:fill="76CDD8"/>
           </w:tcPr>
           <w:p>
@@ -8524,7 +8213,7 @@
         </w:tc>
         <w:tc>
           <w:tcPr>
-            <w:tcW w:w="1208" w:type="dxa"/>
+            <w:tcW w:w="1098" w:type="dxa"/>
             <w:shd w:val="clear" w:color="auto" w:fill="76CDD8"/>
           </w:tcPr>
           <w:p>
@@ -8547,7 +8236,7 @@
         </w:tc>
         <w:tc>
           <w:tcPr>
-            <w:tcW w:w="1645" w:type="dxa"/>
+            <w:tcW w:w="1520" w:type="dxa"/>
             <w:shd w:val="clear" w:color="auto" w:fill="76CDD8"/>
           </w:tcPr>
           <w:p>
@@ -8570,7 +8259,7 @@
         </w:tc>
         <w:tc>
           <w:tcPr>
-            <w:tcW w:w="1729" w:type="dxa"/>
+            <w:tcW w:w="1634" w:type="dxa"/>
             <w:shd w:val="clear" w:color="auto" w:fill="76CDD8"/>
           </w:tcPr>
           <w:p>
@@ -8593,7 +8282,7 @@
         </w:tc>
         <w:tc>
           <w:tcPr>
-            <w:tcW w:w="2407" w:type="dxa"/>
+            <w:tcW w:w="2082" w:type="dxa"/>
             <w:shd w:val="clear" w:color="auto" w:fill="76CDD8"/>
           </w:tcPr>
           <w:p>
@@ -8616,7 +8305,7 @@
         </w:tc>
         <w:tc>
           <w:tcPr>
-            <w:tcW w:w="1217" w:type="dxa"/>
+            <w:tcW w:w="1353" w:type="dxa"/>
             <w:shd w:val="clear" w:color="auto" w:fill="76CDD8"/>
           </w:tcPr>
           <w:p>
@@ -8635,13 +8324,37 @@
               <w:t>Room_status</w:t>
             </w:r>
             <w:proofErr w:type="spellEnd"/>
+          </w:p>
+        </w:tc>
+        <w:tc>
+          <w:tcPr>
+            <w:tcW w:w="1257" w:type="dxa"/>
+            <w:shd w:val="clear" w:color="auto" w:fill="76CDD8"/>
+          </w:tcPr>
+          <w:p>
+            <w:pPr>
+              <w:pStyle w:val="BodyText"/>
+              <w:ind w:right="-113"/>
+              <w:rPr>
+                <w:color w:val="FFFFFF" w:themeColor="background1"/>
+              </w:rPr>
+            </w:pPr>
+            <w:r>
+              <w:rPr>
+                <w:color w:val="FFFFFF" w:themeColor="background1"/>
+              </w:rPr>
+              <w:t>Description</w:t>
+            </w:r>
           </w:p>
         </w:tc>
       </w:tr>
       <w:tr>
-        <w:tc>
-          <w:tcPr>
-            <w:tcW w:w="1288" w:type="dxa"/>
+        <w:trPr>
+          <w:trHeight w:val="367"/>
+        </w:trPr>
+        <w:tc>
+          <w:tcPr>
+            <w:tcW w:w="1158" w:type="dxa"/>
           </w:tcPr>
           <w:p>
             <w:pPr>
@@ -8655,7 +8368,7 @@
         </w:tc>
         <w:tc>
           <w:tcPr>
-            <w:tcW w:w="1208" w:type="dxa"/>
+            <w:tcW w:w="1098" w:type="dxa"/>
           </w:tcPr>
           <w:p>
             <w:pPr>
@@ -8669,7 +8382,7 @@
         </w:tc>
         <w:tc>
           <w:tcPr>
-            <w:tcW w:w="1645" w:type="dxa"/>
+            <w:tcW w:w="1520" w:type="dxa"/>
           </w:tcPr>
           <w:p>
             <w:pPr>
@@ -8683,7 +8396,7 @@
         </w:tc>
         <w:tc>
           <w:tcPr>
-            <w:tcW w:w="1729" w:type="dxa"/>
+            <w:tcW w:w="1634" w:type="dxa"/>
           </w:tcPr>
           <w:p>
             <w:pPr>
@@ -8697,7 +8410,7 @@
         </w:tc>
         <w:tc>
           <w:tcPr>
-            <w:tcW w:w="2407" w:type="dxa"/>
+            <w:tcW w:w="2082" w:type="dxa"/>
           </w:tcPr>
           <w:p>
             <w:pPr>
@@ -8711,7 +8424,7 @@
         </w:tc>
         <w:tc>
           <w:tcPr>
-            <w:tcW w:w="1217" w:type="dxa"/>
+            <w:tcW w:w="1353" w:type="dxa"/>
           </w:tcPr>
           <w:p>
             <w:pPr>
@@ -8720,14 +8433,31 @@
             </w:pPr>
             <w:r>
               <w:t>Available</w:t>
+            </w:r>
+          </w:p>
+        </w:tc>
+        <w:tc>
+          <w:tcPr>
+            <w:tcW w:w="1257" w:type="dxa"/>
+          </w:tcPr>
+          <w:p>
+            <w:pPr>
+              <w:pStyle w:val="BodyText"/>
+              <w:ind w:right="170"/>
+            </w:pPr>
+            <w:r>
+              <w:t>Double deluxe room, with a view on the sea</w:t>
             </w:r>
           </w:p>
         </w:tc>
       </w:tr>
       <w:tr>
-        <w:tc>
-          <w:tcPr>
-            <w:tcW w:w="1288" w:type="dxa"/>
+        <w:trPr>
+          <w:trHeight w:val="353"/>
+        </w:trPr>
+        <w:tc>
+          <w:tcPr>
+            <w:tcW w:w="1158" w:type="dxa"/>
           </w:tcPr>
           <w:p>
             <w:pPr>
@@ -8735,16 +8465,13 @@
               <w:ind w:right="-113"/>
             </w:pPr>
             <w:r>
-              <w:t>98819</w:t>
-            </w:r>
-            <w:r>
-              <w:t>4</w:t>
-            </w:r>
-          </w:p>
-        </w:tc>
-        <w:tc>
-          <w:tcPr>
-            <w:tcW w:w="1208" w:type="dxa"/>
+              <w:t>988194</w:t>
+            </w:r>
+          </w:p>
+        </w:tc>
+        <w:tc>
+          <w:tcPr>
+            <w:tcW w:w="1098" w:type="dxa"/>
           </w:tcPr>
           <w:p>
             <w:pPr>
@@ -8758,7 +8485,7 @@
         </w:tc>
         <w:tc>
           <w:tcPr>
-            <w:tcW w:w="1645" w:type="dxa"/>
+            <w:tcW w:w="1520" w:type="dxa"/>
           </w:tcPr>
           <w:p>
             <w:pPr>
@@ -8772,7 +8499,7 @@
         </w:tc>
         <w:tc>
           <w:tcPr>
-            <w:tcW w:w="1729" w:type="dxa"/>
+            <w:tcW w:w="1634" w:type="dxa"/>
           </w:tcPr>
           <w:p>
             <w:pPr>
@@ -8786,7 +8513,7 @@
         </w:tc>
         <w:tc>
           <w:tcPr>
-            <w:tcW w:w="2407" w:type="dxa"/>
+            <w:tcW w:w="2082" w:type="dxa"/>
           </w:tcPr>
           <w:p>
             <w:pPr>
@@ -8800,7 +8527,7 @@
         </w:tc>
         <w:tc>
           <w:tcPr>
-            <w:tcW w:w="1217" w:type="dxa"/>
+            <w:tcW w:w="1353" w:type="dxa"/>
           </w:tcPr>
           <w:p>
             <w:pPr>
@@ -8809,11 +8536,35 @@
             </w:pPr>
             <w:r>
               <w:t>Occupied</w:t>
+            </w:r>
+          </w:p>
+        </w:tc>
+        <w:tc>
+          <w:tcPr>
+            <w:tcW w:w="1257" w:type="dxa"/>
+          </w:tcPr>
+          <w:p>
+            <w:pPr>
+              <w:pStyle w:val="BodyText"/>
+              <w:ind w:right="-113"/>
+            </w:pPr>
+            <w:r>
+              <w:t>Triplet room with a view on the yard</w:t>
             </w:r>
           </w:p>
         </w:tc>
       </w:tr>
     </w:tbl>
+    <w:p>
+      <w:pPr>
+        <w:pStyle w:val="BodyText"/>
+      </w:pPr>
+    </w:p>
+    <w:p>
+      <w:pPr>
+        <w:pStyle w:val="BodyText"/>
+      </w:pPr>
+    </w:p>
     <w:p>
       <w:pPr>
         <w:pStyle w:val="BodyText"/>
@@ -8836,14 +8587,14 @@
           <w:b/>
           <w:bCs/>
         </w:rPr>
-        <w:t xml:space="preserve"> </w:t>
+        <w:t>Hotel</w:t>
       </w:r>
       <w:r>
         <w:rPr>
           <w:b/>
           <w:bCs/>
         </w:rPr>
-        <w:t>Room Description Table</w:t>
+        <w:t xml:space="preserve"> Table </w:t>
       </w:r>
     </w:p>
     <w:p>
@@ -8860,11 +8611,13 @@
         <w:pStyle w:val="BodyText"/>
       </w:pPr>
       <w:r>
-        <w:t>The room description table is mainly used to provide detailed information about the available rooms in the hotel</w:t>
-      </w:r>
-      <w:r>
-        <w:br/>
-      </w:r>
+        <w:t>The hotel table stores information about hotels: its unique number, type, description, location</w:t>
+      </w:r>
+    </w:p>
+    <w:p>
+      <w:pPr>
+        <w:pStyle w:val="BodyText"/>
+      </w:pPr>
     </w:p>
     <w:tbl>
       <w:tblPr>
@@ -9014,7 +8767,7 @@
               <w:pStyle w:val="BodyText"/>
             </w:pPr>
             <w:r>
-              <w:t>Room description table</w:t>
+              <w:t>hotel</w:t>
             </w:r>
           </w:p>
         </w:tc>
@@ -9028,7 +8781,7 @@
             </w:pPr>
             <w:proofErr w:type="spellStart"/>
             <w:r>
-              <w:t>Room_type_id</w:t>
+              <w:t>hotel_id</w:t>
             </w:r>
             <w:proofErr w:type="spellEnd"/>
           </w:p>
@@ -9042,7 +8795,7 @@
               <w:pStyle w:val="BodyText"/>
             </w:pPr>
             <w:r>
-              <w:t>Unique user identifier PK</w:t>
+              <w:t>Unique room identifier PK</w:t>
             </w:r>
           </w:p>
         </w:tc>
@@ -9085,7 +8838,7 @@
             </w:pPr>
             <w:proofErr w:type="spellStart"/>
             <w:r>
-              <w:t>Room_id</w:t>
+              <w:t>Hotel_num</w:t>
             </w:r>
             <w:proofErr w:type="spellEnd"/>
           </w:p>
@@ -9099,7 +8852,7 @@
               <w:pStyle w:val="BodyText"/>
             </w:pPr>
             <w:r>
-              <w:t>Unique identifier FK NOT NULL</w:t>
+              <w:t>Unique int, NOT NULL</w:t>
             </w:r>
           </w:p>
         </w:tc>
@@ -9154,7 +8907,7 @@
               <w:pStyle w:val="BodyText"/>
             </w:pPr>
             <w:r>
-              <w:t>Description of the room</w:t>
+              <w:t>Text not null</w:t>
             </w:r>
           </w:p>
         </w:tc>
@@ -9195,82 +8948,40 @@
             <w:pPr>
               <w:pStyle w:val="BodyText"/>
             </w:pPr>
-            <w:proofErr w:type="spellStart"/>
-            <w:r>
-              <w:t>Last_updated_time</w:t>
-            </w:r>
-            <w:proofErr w:type="spellEnd"/>
-          </w:p>
-        </w:tc>
-        <w:tc>
-          <w:tcPr>
-            <w:tcW w:w="2302" w:type="dxa"/>
-          </w:tcPr>
-          <w:p>
-            <w:pPr>
-              <w:pStyle w:val="BodyText"/>
-            </w:pPr>
-            <w:r>
-              <w:t>Default current timestamp</w:t>
-            </w:r>
-          </w:p>
-        </w:tc>
-        <w:tc>
-          <w:tcPr>
-            <w:tcW w:w="2302" w:type="dxa"/>
-          </w:tcPr>
-          <w:p>
-            <w:pPr>
-              <w:pStyle w:val="BodyText"/>
-            </w:pPr>
-            <w:r>
-              <w:t>datetime</w:t>
-            </w:r>
-          </w:p>
-        </w:tc>
-      </w:tr>
-      <w:tr>
-        <w:trPr>
-          <w:trHeight w:val="432"/>
-        </w:trPr>
-        <w:tc>
-          <w:tcPr>
-            <w:tcW w:w="2302" w:type="dxa"/>
-          </w:tcPr>
-          <w:p>
-            <w:pPr>
-              <w:pStyle w:val="BodyText"/>
-            </w:pPr>
-          </w:p>
-        </w:tc>
-        <w:tc>
-          <w:tcPr>
-            <w:tcW w:w="2302" w:type="dxa"/>
-          </w:tcPr>
-          <w:p>
-            <w:pPr>
-              <w:pStyle w:val="BodyText"/>
-            </w:pPr>
-          </w:p>
-        </w:tc>
-        <w:tc>
-          <w:tcPr>
-            <w:tcW w:w="2302" w:type="dxa"/>
-          </w:tcPr>
-          <w:p>
-            <w:pPr>
-              <w:pStyle w:val="BodyText"/>
-            </w:pPr>
-          </w:p>
-        </w:tc>
-        <w:tc>
-          <w:tcPr>
-            <w:tcW w:w="2302" w:type="dxa"/>
-          </w:tcPr>
-          <w:p>
-            <w:pPr>
-              <w:pStyle w:val="BodyText"/>
-            </w:pPr>
+            <w:r>
+              <w:t>location</w:t>
+            </w:r>
+          </w:p>
+        </w:tc>
+        <w:tc>
+          <w:tcPr>
+            <w:tcW w:w="2302" w:type="dxa"/>
+          </w:tcPr>
+          <w:p>
+            <w:pPr>
+              <w:pStyle w:val="BodyText"/>
+            </w:pPr>
+            <w:r>
+              <w:t>location</w:t>
+            </w:r>
+          </w:p>
+        </w:tc>
+        <w:tc>
+          <w:tcPr>
+            <w:tcW w:w="2302" w:type="dxa"/>
+          </w:tcPr>
+          <w:p>
+            <w:pPr>
+              <w:pStyle w:val="BodyText"/>
+            </w:pPr>
+            <w:proofErr w:type="gramStart"/>
+            <w:r>
+              <w:t>Varchar(</w:t>
+            </w:r>
+            <w:proofErr w:type="gramEnd"/>
+            <w:r>
+              <w:t>60)</w:t>
+            </w:r>
           </w:p>
         </w:tc>
       </w:tr>
@@ -9293,22 +9004,7 @@
         <w:pStyle w:val="BodyText"/>
       </w:pPr>
       <w:r>
-        <w:t>room</w:t>
-      </w:r>
-      <w:r>
-        <w:t xml:space="preserve"> &lt;&gt; </w:t>
-      </w:r>
-      <w:r>
-        <w:t>room description table</w:t>
-      </w:r>
-      <w:r>
-        <w:t xml:space="preserve"> (1:M) (Mandatory to </w:t>
-      </w:r>
-      <w:r>
-        <w:t>mandatory</w:t>
-      </w:r>
-      <w:r>
-        <w:t>)</w:t>
+        <w:t>Room &lt;&gt; hotel (M:1) (Mandatory to Mandatory)</w:t>
       </w:r>
     </w:p>
     <w:p>
@@ -9316,46 +9012,17 @@
         <w:pStyle w:val="BodyText"/>
       </w:pPr>
       <w:r>
-        <w:t xml:space="preserve">each description should have at least an associated room it is directed to, while a room might have more than one </w:t>
-      </w:r>
-      <w:proofErr w:type="gramStart"/>
-      <w:r>
-        <w:t>descriptions</w:t>
-      </w:r>
-      <w:proofErr w:type="gramEnd"/>
-      <w:r>
-        <w:t xml:space="preserve"> (with different update times)</w:t>
+        <w:t>One hotel should have many rooms, one room should be located in just one hotel</w:t>
       </w:r>
     </w:p>
     <w:p>
       <w:pPr>
         <w:pStyle w:val="BodyText"/>
       </w:pPr>
-    </w:p>
-    <w:p>
-      <w:pPr>
-        <w:pStyle w:val="BodyText"/>
-      </w:pPr>
-    </w:p>
-    <w:p>
-      <w:pPr>
-        <w:pStyle w:val="BodyText"/>
-      </w:pPr>
-    </w:p>
-    <w:p>
-      <w:pPr>
-        <w:pStyle w:val="BodyText"/>
-      </w:pPr>
-      <w:r>
-        <w:t xml:space="preserve">room description </w:t>
-      </w:r>
       <w:proofErr w:type="spellStart"/>
       <w:proofErr w:type="gramStart"/>
       <w:r>
-        <w:t>table</w:t>
-      </w:r>
-      <w:r>
-        <w:t>.Example</w:t>
+        <w:t>hotel.Example</w:t>
       </w:r>
       <w:proofErr w:type="spellEnd"/>
       <w:proofErr w:type="gramEnd"/>
@@ -9363,20 +9030,20 @@
     <w:tbl>
       <w:tblPr>
         <w:tblStyle w:val="TableGrid"/>
-        <w:tblW w:w="6807" w:type="dxa"/>
+        <w:tblW w:w="6881" w:type="dxa"/>
         <w:tblInd w:w="-147" w:type="dxa"/>
         <w:tblLook w:val="04A0" w:firstRow="1" w:lastRow="0" w:firstColumn="1" w:lastColumn="0" w:noHBand="0" w:noVBand="1"/>
       </w:tblPr>
       <w:tblGrid>
-        <w:gridCol w:w="1695"/>
-        <w:gridCol w:w="1439"/>
-        <w:gridCol w:w="1830"/>
-        <w:gridCol w:w="1843"/>
+        <w:gridCol w:w="1193"/>
+        <w:gridCol w:w="1635"/>
+        <w:gridCol w:w="1723"/>
+        <w:gridCol w:w="2330"/>
       </w:tblGrid>
       <w:tr>
         <w:tc>
           <w:tcPr>
-            <w:tcW w:w="1695" w:type="dxa"/>
+            <w:tcW w:w="1193" w:type="dxa"/>
             <w:shd w:val="clear" w:color="auto" w:fill="76CDD8"/>
           </w:tcPr>
           <w:p>
@@ -9392,20 +9059,37 @@
               <w:rPr>
                 <w:color w:val="E7E6E6" w:themeColor="background2"/>
               </w:rPr>
-              <w:t>Room_type</w:t>
-            </w:r>
-            <w:r>
+              <w:t>Hotel_id</w:t>
+            </w:r>
+            <w:proofErr w:type="spellEnd"/>
+          </w:p>
+        </w:tc>
+        <w:tc>
+          <w:tcPr>
+            <w:tcW w:w="1635" w:type="dxa"/>
+            <w:shd w:val="clear" w:color="auto" w:fill="76CDD8"/>
+          </w:tcPr>
+          <w:p>
+            <w:pPr>
+              <w:pStyle w:val="BodyText"/>
+              <w:ind w:right="-113"/>
               <w:rPr>
                 <w:color w:val="E7E6E6" w:themeColor="background2"/>
               </w:rPr>
-              <w:t>_id</w:t>
+            </w:pPr>
+            <w:proofErr w:type="spellStart"/>
+            <w:r>
+              <w:rPr>
+                <w:color w:val="E7E6E6" w:themeColor="background2"/>
+              </w:rPr>
+              <w:t>Hotel_num</w:t>
             </w:r>
             <w:proofErr w:type="spellEnd"/>
           </w:p>
         </w:tc>
         <w:tc>
           <w:tcPr>
-            <w:tcW w:w="1439" w:type="dxa"/>
+            <w:tcW w:w="1723" w:type="dxa"/>
             <w:shd w:val="clear" w:color="auto" w:fill="76CDD8"/>
           </w:tcPr>
           <w:p>
@@ -9416,19 +9100,17 @@
                 <w:color w:val="E7E6E6" w:themeColor="background2"/>
               </w:rPr>
             </w:pPr>
-            <w:proofErr w:type="spellStart"/>
             <w:r>
               <w:rPr>
                 <w:color w:val="E7E6E6" w:themeColor="background2"/>
               </w:rPr>
-              <w:t>Room_id</w:t>
-            </w:r>
-            <w:proofErr w:type="spellEnd"/>
-          </w:p>
-        </w:tc>
-        <w:tc>
-          <w:tcPr>
-            <w:tcW w:w="1830" w:type="dxa"/>
+              <w:t>description</w:t>
+            </w:r>
+          </w:p>
+        </w:tc>
+        <w:tc>
+          <w:tcPr>
+            <w:tcW w:w="2330" w:type="dxa"/>
             <w:shd w:val="clear" w:color="auto" w:fill="76CDD8"/>
           </w:tcPr>
           <w:p>
@@ -9436,45 +9118,22 @@
               <w:pStyle w:val="BodyText"/>
               <w:ind w:right="-113"/>
               <w:rPr>
-                <w:color w:val="E7E6E6" w:themeColor="background2"/>
-              </w:rPr>
-            </w:pPr>
-            <w:r>
-              <w:rPr>
-                <w:color w:val="E7E6E6" w:themeColor="background2"/>
-              </w:rPr>
-              <w:t>description</w:t>
-            </w:r>
-          </w:p>
-        </w:tc>
-        <w:tc>
-          <w:tcPr>
-            <w:tcW w:w="1843" w:type="dxa"/>
-            <w:shd w:val="clear" w:color="auto" w:fill="76CDD8"/>
-          </w:tcPr>
-          <w:p>
-            <w:pPr>
-              <w:pStyle w:val="BodyText"/>
-              <w:ind w:right="-113"/>
-              <w:rPr>
-                <w:color w:val="E7E6E6" w:themeColor="background2"/>
-              </w:rPr>
-            </w:pPr>
-            <w:proofErr w:type="spellStart"/>
-            <w:r>
-              <w:rPr>
-                <w:color w:val="E7E6E6" w:themeColor="background2"/>
-              </w:rPr>
-              <w:t>Last_updated</w:t>
-            </w:r>
-            <w:proofErr w:type="spellEnd"/>
+                <w:color w:val="FFFFFF" w:themeColor="background1"/>
+              </w:rPr>
+            </w:pPr>
+            <w:r>
+              <w:rPr>
+                <w:color w:val="FFFFFF" w:themeColor="background1"/>
+              </w:rPr>
+              <w:t>location</w:t>
+            </w:r>
           </w:p>
         </w:tc>
       </w:tr>
       <w:tr>
         <w:tc>
           <w:tcPr>
-            <w:tcW w:w="1695" w:type="dxa"/>
+            <w:tcW w:w="1193" w:type="dxa"/>
           </w:tcPr>
           <w:p>
             <w:pPr>
@@ -9482,13 +9141,13 @@
               <w:ind w:right="-113"/>
             </w:pPr>
             <w:r>
-              <w:t>12345678012</w:t>
-            </w:r>
-          </w:p>
-        </w:tc>
-        <w:tc>
-          <w:tcPr>
-            <w:tcW w:w="1439" w:type="dxa"/>
+              <w:t>2345</w:t>
+            </w:r>
+          </w:p>
+        </w:tc>
+        <w:tc>
+          <w:tcPr>
+            <w:tcW w:w="1635" w:type="dxa"/>
           </w:tcPr>
           <w:p>
             <w:pPr>
@@ -9496,13 +9155,13 @@
               <w:ind w:right="-113"/>
             </w:pPr>
             <w:r>
-              <w:t>988198</w:t>
-            </w:r>
-          </w:p>
-        </w:tc>
-        <w:tc>
-          <w:tcPr>
-            <w:tcW w:w="1830" w:type="dxa"/>
+              <w:t>23</w:t>
+            </w:r>
+          </w:p>
+        </w:tc>
+        <w:tc>
+          <w:tcPr>
+            <w:tcW w:w="1723" w:type="dxa"/>
           </w:tcPr>
           <w:p>
             <w:pPr>
@@ -9510,21 +9169,26 @@
               <w:ind w:right="-113"/>
             </w:pPr>
             <w:r>
-              <w:t>Double deluxe room, with a view on the sea</w:t>
-            </w:r>
-          </w:p>
-        </w:tc>
-        <w:tc>
-          <w:tcPr>
-            <w:tcW w:w="1843" w:type="dxa"/>
-          </w:tcPr>
-          <w:p>
-            <w:pPr>
-              <w:pStyle w:val="BodyText"/>
-              <w:ind w:right="-113"/>
-            </w:pPr>
-            <w:r>
-              <w:t>22/11/2023</w:t>
+              <w:t>Luxury hotel</w:t>
+            </w:r>
+          </w:p>
+        </w:tc>
+        <w:tc>
+          <w:tcPr>
+            <w:tcW w:w="2330" w:type="dxa"/>
+          </w:tcPr>
+          <w:p>
+            <w:pPr>
+              <w:pStyle w:val="BodyText"/>
+              <w:ind w:right="170"/>
+            </w:pPr>
+            <w:proofErr w:type="spellStart"/>
+            <w:r>
+              <w:t>Chavchavadze</w:t>
+            </w:r>
+            <w:proofErr w:type="spellEnd"/>
+            <w:r>
+              <w:t xml:space="preserve"> #31</w:t>
             </w:r>
           </w:p>
         </w:tc>
@@ -9532,7 +9196,7 @@
       <w:tr>
         <w:tc>
           <w:tcPr>
-            <w:tcW w:w="1695" w:type="dxa"/>
+            <w:tcW w:w="1193" w:type="dxa"/>
           </w:tcPr>
           <w:p>
             <w:pPr>
@@ -9540,16 +9204,13 @@
               <w:ind w:right="-113"/>
             </w:pPr>
             <w:r>
-              <w:t>1234567801</w:t>
-            </w:r>
-            <w:r>
-              <w:t>3</w:t>
-            </w:r>
-          </w:p>
-        </w:tc>
-        <w:tc>
-          <w:tcPr>
-            <w:tcW w:w="1439" w:type="dxa"/>
+              <w:t>2333</w:t>
+            </w:r>
+          </w:p>
+        </w:tc>
+        <w:tc>
+          <w:tcPr>
+            <w:tcW w:w="1635" w:type="dxa"/>
           </w:tcPr>
           <w:p>
             <w:pPr>
@@ -9557,16 +9218,13 @@
               <w:ind w:right="-113"/>
             </w:pPr>
             <w:r>
-              <w:t>98819</w:t>
-            </w:r>
-            <w:r>
-              <w:t>6</w:t>
-            </w:r>
-          </w:p>
-        </w:tc>
-        <w:tc>
-          <w:tcPr>
-            <w:tcW w:w="1830" w:type="dxa"/>
+              <w:t>24</w:t>
+            </w:r>
+          </w:p>
+        </w:tc>
+        <w:tc>
+          <w:tcPr>
+            <w:tcW w:w="1723" w:type="dxa"/>
           </w:tcPr>
           <w:p>
             <w:pPr>
@@ -9574,31 +9232,31 @@
               <w:ind w:right="-113"/>
             </w:pPr>
             <w:r>
-              <w:t>Triplet room with a view on the yard</w:t>
-            </w:r>
-          </w:p>
-        </w:tc>
-        <w:tc>
-          <w:tcPr>
-            <w:tcW w:w="1843" w:type="dxa"/>
+              <w:t>Cheap hotel</w:t>
+            </w:r>
+          </w:p>
+        </w:tc>
+        <w:tc>
+          <w:tcPr>
+            <w:tcW w:w="2330" w:type="dxa"/>
           </w:tcPr>
           <w:p>
             <w:pPr>
               <w:pStyle w:val="BodyText"/>
               <w:ind w:right="-113"/>
             </w:pPr>
-            <w:r>
-              <w:t>31/12/2024</w:t>
+            <w:proofErr w:type="spellStart"/>
+            <w:r>
+              <w:t>Varketili</w:t>
+            </w:r>
+            <w:proofErr w:type="spellEnd"/>
+            <w:r>
+              <w:t xml:space="preserve"> Metro</w:t>
             </w:r>
           </w:p>
         </w:tc>
       </w:tr>
     </w:tbl>
-    <w:p>
-      <w:pPr>
-        <w:pStyle w:val="BodyText"/>
-      </w:pPr>
-    </w:p>
     <w:p>
       <w:pPr>
         <w:pStyle w:val="BodyText"/>
@@ -9611,24 +9269,9 @@
           <w:ilvl w:val="0"/>
           <w:numId w:val="36"/>
         </w:numPr>
-        <w:rPr>
-          <w:b/>
-          <w:bCs/>
-        </w:rPr>
-      </w:pPr>
-      <w:r>
-        <w:rPr>
-          <w:b/>
-          <w:bCs/>
-        </w:rPr>
-        <w:t>Hotel</w:t>
-      </w:r>
-      <w:r>
-        <w:rPr>
-          <w:b/>
-          <w:bCs/>
-        </w:rPr>
-        <w:t xml:space="preserve"> Table </w:t>
+      </w:pPr>
+      <w:r>
+        <w:t>Employee Table</w:t>
       </w:r>
     </w:p>
     <w:p>
@@ -9637,37 +9280,23 @@
         <w:ind w:left="360"/>
       </w:pPr>
       <w:r>
-        <w:lastRenderedPageBreak/>
         <w:t>Description:</w:t>
       </w:r>
     </w:p>
     <w:p>
       <w:pPr>
         <w:pStyle w:val="BodyText"/>
-      </w:pPr>
-      <w:r>
-        <w:t xml:space="preserve">The </w:t>
-      </w:r>
-      <w:r>
-        <w:t>hotel</w:t>
-      </w:r>
-      <w:r>
-        <w:t xml:space="preserve"> table stores information about </w:t>
-      </w:r>
-      <w:r>
-        <w:t>hotels</w:t>
-      </w:r>
-      <w:r>
-        <w:t xml:space="preserve">: its unique number, type, </w:t>
-      </w:r>
-      <w:r>
-        <w:t>description, location</w:t>
-      </w:r>
-    </w:p>
-    <w:p>
-      <w:pPr>
-        <w:pStyle w:val="BodyText"/>
-      </w:pPr>
+        <w:ind w:left="360"/>
+      </w:pPr>
+      <w:r>
+        <w:t xml:space="preserve">The employee table stores information about employees involved in managing </w:t>
+      </w:r>
+      <w:r>
+        <w:t>booking</w:t>
+      </w:r>
+      <w:r>
+        <w:t>. It includes their name, email, and phone number.</w:t>
+      </w:r>
     </w:p>
     <w:tbl>
       <w:tblPr>
@@ -9817,7 +9446,7 @@
               <w:pStyle w:val="BodyText"/>
             </w:pPr>
             <w:r>
-              <w:t>hotel</w:t>
+              <w:t>employee</w:t>
             </w:r>
           </w:p>
         </w:tc>
@@ -9831,10 +9460,7 @@
             </w:pPr>
             <w:proofErr w:type="spellStart"/>
             <w:r>
-              <w:t>hotel</w:t>
-            </w:r>
-            <w:r>
-              <w:t>_id</w:t>
+              <w:t>employee_id</w:t>
             </w:r>
             <w:proofErr w:type="spellEnd"/>
           </w:p>
@@ -9848,7 +9474,10 @@
               <w:pStyle w:val="BodyText"/>
             </w:pPr>
             <w:r>
-              <w:t>Unique room identifier PK</w:t>
+              <w:t>E</w:t>
+            </w:r>
+            <w:r>
+              <w:t>mployee identifier PK</w:t>
             </w:r>
           </w:p>
         </w:tc>
@@ -9891,37 +9520,50 @@
             </w:pPr>
             <w:proofErr w:type="spellStart"/>
             <w:r>
-              <w:t>Hotel_</w:t>
-            </w:r>
-            <w:r>
-              <w:t>num</w:t>
+              <w:t>employee_name</w:t>
             </w:r>
             <w:proofErr w:type="spellEnd"/>
-          </w:p>
-        </w:tc>
-        <w:tc>
-          <w:tcPr>
-            <w:tcW w:w="2302" w:type="dxa"/>
-          </w:tcPr>
-          <w:p>
-            <w:pPr>
-              <w:pStyle w:val="BodyText"/>
-            </w:pPr>
-            <w:r>
-              <w:t>Unique int, NOT NULL</w:t>
-            </w:r>
-          </w:p>
-        </w:tc>
-        <w:tc>
-          <w:tcPr>
-            <w:tcW w:w="2302" w:type="dxa"/>
-          </w:tcPr>
-          <w:p>
-            <w:pPr>
-              <w:pStyle w:val="BodyText"/>
-            </w:pPr>
-            <w:r>
-              <w:t>int</w:t>
+            <w:r>
+              <w:t>, NOT NULL</w:t>
+            </w:r>
+          </w:p>
+        </w:tc>
+        <w:tc>
+          <w:tcPr>
+            <w:tcW w:w="2302" w:type="dxa"/>
+          </w:tcPr>
+          <w:p>
+            <w:pPr>
+              <w:pStyle w:val="BodyText"/>
+            </w:pPr>
+            <w:r>
+              <w:t>employee full name</w:t>
+            </w:r>
+          </w:p>
+        </w:tc>
+        <w:tc>
+          <w:tcPr>
+            <w:tcW w:w="2302" w:type="dxa"/>
+          </w:tcPr>
+          <w:p>
+            <w:pPr>
+              <w:pStyle w:val="BodyText"/>
+            </w:pPr>
+            <w:proofErr w:type="spellStart"/>
+            <w:proofErr w:type="gramStart"/>
+            <w:r>
+              <w:t>Varchcar</w:t>
+            </w:r>
+            <w:proofErr w:type="spellEnd"/>
+            <w:r>
+              <w:t>(</w:t>
+            </w:r>
+            <w:proofErr w:type="gramEnd"/>
+            <w:r>
+              <w:t>50</w:t>
+            </w:r>
+            <w:r>
+              <w:t>)</w:t>
             </w:r>
           </w:p>
         </w:tc>
@@ -9950,33 +9592,52 @@
               <w:pStyle w:val="BodyText"/>
             </w:pPr>
             <w:r>
-              <w:t>description</w:t>
-            </w:r>
-          </w:p>
-        </w:tc>
-        <w:tc>
-          <w:tcPr>
-            <w:tcW w:w="2302" w:type="dxa"/>
-          </w:tcPr>
-          <w:p>
-            <w:pPr>
-              <w:pStyle w:val="BodyText"/>
-            </w:pPr>
-            <w:r>
-              <w:t>Text not null</w:t>
-            </w:r>
-          </w:p>
-        </w:tc>
-        <w:tc>
-          <w:tcPr>
-            <w:tcW w:w="2302" w:type="dxa"/>
-          </w:tcPr>
-          <w:p>
-            <w:pPr>
-              <w:pStyle w:val="BodyText"/>
-            </w:pPr>
-            <w:r>
-              <w:t>text</w:t>
+              <w:t>email</w:t>
+            </w:r>
+            <w:r>
+              <w:t xml:space="preserve">, </w:t>
+            </w:r>
+            <w:proofErr w:type="gramStart"/>
+            <w:r>
+              <w:t>UNIQUE,  NOT</w:t>
+            </w:r>
+            <w:proofErr w:type="gramEnd"/>
+            <w:r>
+              <w:t xml:space="preserve"> NULL</w:t>
+            </w:r>
+          </w:p>
+        </w:tc>
+        <w:tc>
+          <w:tcPr>
+            <w:tcW w:w="2302" w:type="dxa"/>
+          </w:tcPr>
+          <w:p>
+            <w:pPr>
+              <w:pStyle w:val="BodyText"/>
+            </w:pPr>
+            <w:r>
+              <w:t xml:space="preserve">employee email </w:t>
+            </w:r>
+          </w:p>
+        </w:tc>
+        <w:tc>
+          <w:tcPr>
+            <w:tcW w:w="2302" w:type="dxa"/>
+          </w:tcPr>
+          <w:p>
+            <w:pPr>
+              <w:pStyle w:val="BodyText"/>
+            </w:pPr>
+            <w:proofErr w:type="gramStart"/>
+            <w:r>
+              <w:t>Varchar(</w:t>
+            </w:r>
+            <w:proofErr w:type="gramEnd"/>
+            <w:r>
+              <w:t>50</w:t>
+            </w:r>
+            <w:r>
+              <w:t>)</w:t>
             </w:r>
           </w:p>
         </w:tc>
@@ -9988,37 +9649,39 @@
         <w:tc>
           <w:tcPr>
             <w:tcW w:w="2302" w:type="dxa"/>
-            <w:vMerge/>
-          </w:tcPr>
-          <w:p>
-            <w:pPr>
-              <w:pStyle w:val="BodyText"/>
-            </w:pPr>
-          </w:p>
-        </w:tc>
-        <w:tc>
-          <w:tcPr>
-            <w:tcW w:w="2302" w:type="dxa"/>
-          </w:tcPr>
-          <w:p>
-            <w:pPr>
-              <w:pStyle w:val="BodyText"/>
-            </w:pPr>
-            <w:r>
-              <w:t>location</w:t>
-            </w:r>
-          </w:p>
-        </w:tc>
-        <w:tc>
-          <w:tcPr>
-            <w:tcW w:w="2302" w:type="dxa"/>
-          </w:tcPr>
-          <w:p>
-            <w:pPr>
-              <w:pStyle w:val="BodyText"/>
-            </w:pPr>
-            <w:r>
-              <w:t>location</w:t>
+          </w:tcPr>
+          <w:p>
+            <w:pPr>
+              <w:pStyle w:val="BodyText"/>
+            </w:pPr>
+          </w:p>
+        </w:tc>
+        <w:tc>
+          <w:tcPr>
+            <w:tcW w:w="2302" w:type="dxa"/>
+          </w:tcPr>
+          <w:p>
+            <w:pPr>
+              <w:pStyle w:val="BodyText"/>
+            </w:pPr>
+            <w:r>
+              <w:t>phone</w:t>
+            </w:r>
+            <w:r>
+              <w:t>, UNIQUE, NOT NULL</w:t>
+            </w:r>
+          </w:p>
+        </w:tc>
+        <w:tc>
+          <w:tcPr>
+            <w:tcW w:w="2302" w:type="dxa"/>
+          </w:tcPr>
+          <w:p>
+            <w:pPr>
+              <w:pStyle w:val="BodyText"/>
+            </w:pPr>
+            <w:r>
+              <w:t>The phone number of the employee</w:t>
             </w:r>
           </w:p>
         </w:tc>
@@ -10036,7 +9699,7 @@
             </w:r>
             <w:proofErr w:type="gramEnd"/>
             <w:r>
-              <w:t>60)</w:t>
+              <w:t>12)</w:t>
             </w:r>
           </w:p>
         </w:tc>
@@ -10063,71 +9726,44 @@
             <w:pPr>
               <w:pStyle w:val="BodyText"/>
             </w:pPr>
-          </w:p>
-        </w:tc>
-        <w:tc>
-          <w:tcPr>
-            <w:tcW w:w="2302" w:type="dxa"/>
-          </w:tcPr>
-          <w:p>
-            <w:pPr>
-              <w:pStyle w:val="BodyText"/>
-            </w:pPr>
-          </w:p>
-        </w:tc>
-        <w:tc>
-          <w:tcPr>
-            <w:tcW w:w="2302" w:type="dxa"/>
-          </w:tcPr>
-          <w:p>
-            <w:pPr>
-              <w:pStyle w:val="BodyText"/>
-            </w:pPr>
-          </w:p>
-        </w:tc>
-      </w:tr>
-      <w:tr>
-        <w:trPr>
-          <w:trHeight w:val="432"/>
-        </w:trPr>
-        <w:tc>
-          <w:tcPr>
-            <w:tcW w:w="2302" w:type="dxa"/>
-          </w:tcPr>
-          <w:p>
-            <w:pPr>
-              <w:pStyle w:val="BodyText"/>
-            </w:pPr>
-          </w:p>
-        </w:tc>
-        <w:tc>
-          <w:tcPr>
-            <w:tcW w:w="2302" w:type="dxa"/>
-          </w:tcPr>
-          <w:p>
-            <w:pPr>
-              <w:pStyle w:val="BodyText"/>
-            </w:pPr>
-          </w:p>
-        </w:tc>
-        <w:tc>
-          <w:tcPr>
-            <w:tcW w:w="2302" w:type="dxa"/>
-          </w:tcPr>
-          <w:p>
-            <w:pPr>
-              <w:pStyle w:val="BodyText"/>
-            </w:pPr>
-          </w:p>
-        </w:tc>
-        <w:tc>
-          <w:tcPr>
-            <w:tcW w:w="2302" w:type="dxa"/>
-          </w:tcPr>
-          <w:p>
-            <w:pPr>
-              <w:pStyle w:val="BodyText"/>
-            </w:pPr>
+            <w:proofErr w:type="spellStart"/>
+            <w:r>
+              <w:t>Employe_role</w:t>
+            </w:r>
+            <w:proofErr w:type="spellEnd"/>
+          </w:p>
+        </w:tc>
+        <w:tc>
+          <w:tcPr>
+            <w:tcW w:w="2302" w:type="dxa"/>
+          </w:tcPr>
+          <w:p>
+            <w:pPr>
+              <w:pStyle w:val="BodyText"/>
+            </w:pPr>
+            <w:proofErr w:type="gramStart"/>
+            <w:r>
+              <w:t>Enum(</w:t>
+            </w:r>
+            <w:proofErr w:type="gramEnd"/>
+            <w:r>
+              <w:t>‘receptionist’, ‘manager’, ‘cleaner’), NOT NULL</w:t>
+            </w:r>
+          </w:p>
+        </w:tc>
+        <w:tc>
+          <w:tcPr>
+            <w:tcW w:w="2302" w:type="dxa"/>
+          </w:tcPr>
+          <w:p>
+            <w:pPr>
+              <w:pStyle w:val="BodyText"/>
+            </w:pPr>
+            <w:proofErr w:type="spellStart"/>
+            <w:r>
+              <w:t>enum</w:t>
+            </w:r>
+            <w:proofErr w:type="spellEnd"/>
           </w:p>
         </w:tc>
       </w:tr>
@@ -10150,7 +9786,33 @@
         <w:pStyle w:val="BodyText"/>
       </w:pPr>
       <w:r>
-        <w:t>Room &lt;&gt; hotel (M:1) (Mandatory to Mandatory)</w:t>
+        <w:t xml:space="preserve">employee </w:t>
+      </w:r>
+      <w:r>
+        <w:rPr>
+          <w:rFonts w:ascii="Arial" w:hAnsi="Arial" w:cs="Arial"/>
+        </w:rPr>
+        <w:t xml:space="preserve">&lt;&gt; </w:t>
+      </w:r>
+      <w:proofErr w:type="spellStart"/>
+      <w:r>
+        <w:t>employee_</w:t>
+      </w:r>
+      <w:r>
+        <w:t>booking</w:t>
+      </w:r>
+      <w:proofErr w:type="spellEnd"/>
+      <w:r>
+        <w:t xml:space="preserve"> (1:M) </w:t>
+      </w:r>
+      <w:r>
+        <w:t>mandatory</w:t>
+      </w:r>
+      <w:r>
+        <w:t xml:space="preserve"> to </w:t>
+      </w:r>
+      <w:r>
+        <w:t>optional</w:t>
       </w:r>
     </w:p>
     <w:p>
@@ -10158,41 +9820,65 @@
         <w:pStyle w:val="BodyText"/>
       </w:pPr>
       <w:r>
-        <w:t>One hotel should have many rooms, one room should be located in just one hotel</w:t>
+        <w:t xml:space="preserve">An employee might or might not be associated with </w:t>
+      </w:r>
+      <w:proofErr w:type="gramStart"/>
+      <w:r>
+        <w:t>an</w:t>
+      </w:r>
+      <w:proofErr w:type="gramEnd"/>
+      <w:r>
+        <w:t xml:space="preserve"> </w:t>
+      </w:r>
+      <w:r>
+        <w:t>booking</w:t>
+      </w:r>
+      <w:r>
+        <w:t xml:space="preserve"> but each </w:t>
+      </w:r>
+      <w:r>
+        <w:t>booking</w:t>
+      </w:r>
+      <w:r>
+        <w:t xml:space="preserve"> should have employees.</w:t>
       </w:r>
     </w:p>
     <w:p>
       <w:pPr>
         <w:pStyle w:val="BodyText"/>
       </w:pPr>
-      <w:proofErr w:type="spellStart"/>
-      <w:proofErr w:type="gramStart"/>
-      <w:r>
-        <w:t>hotel</w:t>
-      </w:r>
-      <w:r>
-        <w:t>.Example</w:t>
-      </w:r>
-      <w:proofErr w:type="spellEnd"/>
-      <w:proofErr w:type="gramEnd"/>
+    </w:p>
+    <w:p>
+      <w:pPr>
+        <w:pStyle w:val="BodyText"/>
+      </w:pPr>
+    </w:p>
+    <w:p>
+      <w:pPr>
+        <w:pStyle w:val="BodyText"/>
+      </w:pPr>
+      <w:r>
+        <w:t>Employee Table Example:</w:t>
+      </w:r>
     </w:p>
     <w:tbl>
       <w:tblPr>
         <w:tblStyle w:val="TableGrid"/>
-        <w:tblW w:w="6881" w:type="dxa"/>
+        <w:tblW w:w="9494" w:type="dxa"/>
         <w:tblInd w:w="-147" w:type="dxa"/>
         <w:tblLook w:val="04A0" w:firstRow="1" w:lastRow="0" w:firstColumn="1" w:lastColumn="0" w:noHBand="0" w:noVBand="1"/>
       </w:tblPr>
       <w:tblGrid>
-        <w:gridCol w:w="1193"/>
-        <w:gridCol w:w="1635"/>
-        <w:gridCol w:w="1723"/>
+        <w:gridCol w:w="1518"/>
+        <w:gridCol w:w="1680"/>
         <w:gridCol w:w="2330"/>
+        <w:gridCol w:w="1982"/>
+        <w:gridCol w:w="1984"/>
       </w:tblGrid>
       <w:tr>
         <w:tc>
           <w:tcPr>
-            <w:tcW w:w="1193" w:type="dxa"/>
+            <w:tcW w:w="1518" w:type="dxa"/>
             <w:shd w:val="clear" w:color="auto" w:fill="76CDD8"/>
           </w:tcPr>
           <w:p>
@@ -10208,14 +9894,20 @@
               <w:rPr>
                 <w:color w:val="E7E6E6" w:themeColor="background2"/>
               </w:rPr>
-              <w:t>Hotel_id</w:t>
+              <w:t>employee</w:t>
+            </w:r>
+            <w:r>
+              <w:rPr>
+                <w:color w:val="E7E6E6" w:themeColor="background2"/>
+              </w:rPr>
+              <w:t>_id</w:t>
             </w:r>
             <w:proofErr w:type="spellEnd"/>
           </w:p>
         </w:tc>
         <w:tc>
           <w:tcPr>
-            <w:tcW w:w="1635" w:type="dxa"/>
+            <w:tcW w:w="1680" w:type="dxa"/>
             <w:shd w:val="clear" w:color="auto" w:fill="76CDD8"/>
           </w:tcPr>
           <w:p>
@@ -10231,30 +9923,9 @@
               <w:rPr>
                 <w:color w:val="E7E6E6" w:themeColor="background2"/>
               </w:rPr>
-              <w:t>Hotel_num</w:t>
+              <w:t>employee_name</w:t>
             </w:r>
             <w:proofErr w:type="spellEnd"/>
-          </w:p>
-        </w:tc>
-        <w:tc>
-          <w:tcPr>
-            <w:tcW w:w="1723" w:type="dxa"/>
-            <w:shd w:val="clear" w:color="auto" w:fill="76CDD8"/>
-          </w:tcPr>
-          <w:p>
-            <w:pPr>
-              <w:pStyle w:val="BodyText"/>
-              <w:ind w:right="-113"/>
-              <w:rPr>
-                <w:color w:val="E7E6E6" w:themeColor="background2"/>
-              </w:rPr>
-            </w:pPr>
-            <w:r>
-              <w:rPr>
-                <w:color w:val="E7E6E6" w:themeColor="background2"/>
-              </w:rPr>
-              <w:t>description</w:t>
-            </w:r>
           </w:p>
         </w:tc>
         <w:tc>
@@ -10267,22 +9938,70 @@
               <w:pStyle w:val="BodyText"/>
               <w:ind w:right="-113"/>
               <w:rPr>
-                <w:color w:val="FFFFFF" w:themeColor="background1"/>
-              </w:rPr>
-            </w:pPr>
-            <w:r>
-              <w:rPr>
-                <w:color w:val="FFFFFF" w:themeColor="background1"/>
-              </w:rPr>
-              <w:t>location</w:t>
-            </w:r>
+                <w:color w:val="E7E6E6" w:themeColor="background2"/>
+              </w:rPr>
+            </w:pPr>
+            <w:proofErr w:type="spellStart"/>
+            <w:r>
+              <w:rPr>
+                <w:color w:val="E7E6E6" w:themeColor="background2"/>
+              </w:rPr>
+              <w:t>User_email</w:t>
+            </w:r>
+            <w:proofErr w:type="spellEnd"/>
+          </w:p>
+        </w:tc>
+        <w:tc>
+          <w:tcPr>
+            <w:tcW w:w="1982" w:type="dxa"/>
+            <w:shd w:val="clear" w:color="auto" w:fill="76CDD8"/>
+          </w:tcPr>
+          <w:p>
+            <w:pPr>
+              <w:pStyle w:val="BodyText"/>
+              <w:ind w:right="-113"/>
+              <w:rPr>
+                <w:color w:val="E7E6E6" w:themeColor="background2"/>
+              </w:rPr>
+            </w:pPr>
+            <w:proofErr w:type="spellStart"/>
+            <w:r>
+              <w:rPr>
+                <w:color w:val="E7E6E6" w:themeColor="background2"/>
+              </w:rPr>
+              <w:t>Employ_role</w:t>
+            </w:r>
+            <w:proofErr w:type="spellEnd"/>
+          </w:p>
+        </w:tc>
+        <w:tc>
+          <w:tcPr>
+            <w:tcW w:w="1984" w:type="dxa"/>
+            <w:shd w:val="clear" w:color="auto" w:fill="76CDD8"/>
+          </w:tcPr>
+          <w:p>
+            <w:pPr>
+              <w:pStyle w:val="BodyText"/>
+              <w:ind w:right="-113"/>
+              <w:rPr>
+                <w:color w:val="E7E6E6" w:themeColor="background2"/>
+              </w:rPr>
+            </w:pPr>
+            <w:proofErr w:type="spellStart"/>
+            <w:r>
+              <w:rPr>
+                <w:color w:val="E7E6E6" w:themeColor="background2"/>
+              </w:rPr>
+              <w:t>User_phone</w:t>
+            </w:r>
+            <w:proofErr w:type="spellEnd"/>
           </w:p>
         </w:tc>
       </w:tr>
       <w:tr>
         <w:tc>
           <w:tcPr>
-            <w:tcW w:w="1193" w:type="dxa"/>
+            <w:tcW w:w="1518" w:type="dxa"/>
           </w:tcPr>
           <w:p>
             <w:pPr>
@@ -10290,13 +10009,13 @@
               <w:ind w:right="-113"/>
             </w:pPr>
             <w:r>
-              <w:t>2345</w:t>
-            </w:r>
-          </w:p>
-        </w:tc>
-        <w:tc>
-          <w:tcPr>
-            <w:tcW w:w="1635" w:type="dxa"/>
+              <w:t>3456</w:t>
+            </w:r>
+          </w:p>
+        </w:tc>
+        <w:tc>
+          <w:tcPr>
+            <w:tcW w:w="1680" w:type="dxa"/>
           </w:tcPr>
           <w:p>
             <w:pPr>
@@ -10304,13 +10023,18 @@
               <w:ind w:right="-113"/>
             </w:pPr>
             <w:r>
-              <w:t>23</w:t>
-            </w:r>
-          </w:p>
-        </w:tc>
-        <w:tc>
-          <w:tcPr>
-            <w:tcW w:w="1723" w:type="dxa"/>
+              <w:t xml:space="preserve">Margo </w:t>
+            </w:r>
+            <w:proofErr w:type="spellStart"/>
+            <w:r>
+              <w:t>Mcclean</w:t>
+            </w:r>
+            <w:proofErr w:type="spellEnd"/>
+          </w:p>
+        </w:tc>
+        <w:tc>
+          <w:tcPr>
+            <w:tcW w:w="2330" w:type="dxa"/>
           </w:tcPr>
           <w:p>
             <w:pPr>
@@ -10318,26 +10042,35 @@
               <w:ind w:right="-113"/>
             </w:pPr>
             <w:r>
-              <w:t>Luxury hotel</w:t>
-            </w:r>
-          </w:p>
-        </w:tc>
-        <w:tc>
-          <w:tcPr>
-            <w:tcW w:w="2330" w:type="dxa"/>
-          </w:tcPr>
-          <w:p>
-            <w:pPr>
-              <w:pStyle w:val="BodyText"/>
-              <w:ind w:right="170"/>
-            </w:pPr>
-            <w:proofErr w:type="spellStart"/>
-            <w:r>
-              <w:t>Chavchavadze</w:t>
-            </w:r>
-            <w:proofErr w:type="spellEnd"/>
-            <w:r>
-              <w:t xml:space="preserve"> #31</w:t>
+              <w:t>margo@gmail.com</w:t>
+            </w:r>
+          </w:p>
+        </w:tc>
+        <w:tc>
+          <w:tcPr>
+            <w:tcW w:w="1982" w:type="dxa"/>
+          </w:tcPr>
+          <w:p>
+            <w:pPr>
+              <w:pStyle w:val="BodyText"/>
+              <w:ind w:right="-113"/>
+            </w:pPr>
+            <w:r>
+              <w:t>cleaner</w:t>
+            </w:r>
+          </w:p>
+        </w:tc>
+        <w:tc>
+          <w:tcPr>
+            <w:tcW w:w="1984" w:type="dxa"/>
+          </w:tcPr>
+          <w:p>
+            <w:pPr>
+              <w:pStyle w:val="BodyText"/>
+              <w:ind w:right="-113"/>
+            </w:pPr>
+            <w:r>
+              <w:t>123456789014</w:t>
             </w:r>
           </w:p>
         </w:tc>
@@ -10345,7 +10078,7 @@
       <w:tr>
         <w:tc>
           <w:tcPr>
-            <w:tcW w:w="1193" w:type="dxa"/>
+            <w:tcW w:w="1518" w:type="dxa"/>
           </w:tcPr>
           <w:p>
             <w:pPr>
@@ -10353,13 +10086,13 @@
               <w:ind w:right="-113"/>
             </w:pPr>
             <w:r>
-              <w:t>2333</w:t>
-            </w:r>
-          </w:p>
-        </w:tc>
-        <w:tc>
-          <w:tcPr>
-            <w:tcW w:w="1635" w:type="dxa"/>
+              <w:t>3678</w:t>
+            </w:r>
+          </w:p>
+        </w:tc>
+        <w:tc>
+          <w:tcPr>
+            <w:tcW w:w="1680" w:type="dxa"/>
           </w:tcPr>
           <w:p>
             <w:pPr>
@@ -10367,13 +10100,18 @@
               <w:ind w:right="-113"/>
             </w:pPr>
             <w:r>
-              <w:t>24</w:t>
-            </w:r>
-          </w:p>
-        </w:tc>
-        <w:tc>
-          <w:tcPr>
-            <w:tcW w:w="1723" w:type="dxa"/>
+              <w:t xml:space="preserve">Dato </w:t>
+            </w:r>
+            <w:proofErr w:type="spellStart"/>
+            <w:r>
+              <w:t>Sosiashvili</w:t>
+            </w:r>
+            <w:proofErr w:type="spellEnd"/>
+          </w:p>
+        </w:tc>
+        <w:tc>
+          <w:tcPr>
+            <w:tcW w:w="2330" w:type="dxa"/>
           </w:tcPr>
           <w:p>
             <w:pPr>
@@ -10381,31 +10119,45 @@
               <w:ind w:right="-113"/>
             </w:pPr>
             <w:r>
-              <w:t>Cheap hotel</w:t>
-            </w:r>
-          </w:p>
-        </w:tc>
-        <w:tc>
-          <w:tcPr>
-            <w:tcW w:w="2330" w:type="dxa"/>
+              <w:t>Anastasiadf@gmail.com</w:t>
+            </w:r>
+          </w:p>
+        </w:tc>
+        <w:tc>
+          <w:tcPr>
+            <w:tcW w:w="1982" w:type="dxa"/>
           </w:tcPr>
           <w:p>
             <w:pPr>
               <w:pStyle w:val="BodyText"/>
               <w:ind w:right="-113"/>
             </w:pPr>
-            <w:proofErr w:type="spellStart"/>
-            <w:r>
-              <w:t>Varketili</w:t>
-            </w:r>
-            <w:proofErr w:type="spellEnd"/>
-            <w:r>
-              <w:t xml:space="preserve"> Metro</w:t>
+            <w:r>
+              <w:t>receptionist</w:t>
+            </w:r>
+          </w:p>
+        </w:tc>
+        <w:tc>
+          <w:tcPr>
+            <w:tcW w:w="1984" w:type="dxa"/>
+          </w:tcPr>
+          <w:p>
+            <w:pPr>
+              <w:pStyle w:val="BodyText"/>
+              <w:ind w:right="-113"/>
+            </w:pPr>
+            <w:r>
+              <w:t>123456789512</w:t>
             </w:r>
           </w:p>
         </w:tc>
       </w:tr>
     </w:tbl>
+    <w:p>
+      <w:pPr>
+        <w:pStyle w:val="BodyText"/>
+      </w:pPr>
+    </w:p>
     <w:p>
       <w:pPr>
         <w:pStyle w:val="BodyText"/>
@@ -10419,8 +10171,16 @@
           <w:numId w:val="36"/>
         </w:numPr>
       </w:pPr>
-      <w:r>
-        <w:t>Employee Table</w:t>
+      <w:proofErr w:type="spellStart"/>
+      <w:r>
+        <w:t>Employee_</w:t>
+      </w:r>
+      <w:r>
+        <w:t>booking</w:t>
+      </w:r>
+      <w:proofErr w:type="spellEnd"/>
+      <w:r>
+        <w:t xml:space="preserve"> Table</w:t>
       </w:r>
     </w:p>
     <w:p>
@@ -10431,20 +10191,51 @@
       <w:r>
         <w:t>Description:</w:t>
       </w:r>
-    </w:p>
-    <w:p>
-      <w:pPr>
-        <w:pStyle w:val="BodyText"/>
-        <w:ind w:left="360"/>
-      </w:pPr>
-      <w:r>
-        <w:t xml:space="preserve">The employee table stores information about employees involved in managing </w:t>
+      <w:r>
+        <w:rPr>
+          <w:rFonts w:ascii="Times New Roman" w:hAnsi="Times New Roman"/>
+          <w:color w:val="auto"/>
+        </w:rPr>
+        <w:t xml:space="preserve"> </w:t>
+      </w:r>
+      <w:r>
+        <w:rPr>
+          <w:rFonts w:ascii="Times New Roman" w:hAnsi="Times New Roman"/>
+          <w:color w:val="auto"/>
+        </w:rPr>
+        <w:t xml:space="preserve"> </w:t>
+      </w:r>
+      <w:r>
+        <w:t xml:space="preserve">The </w:t>
+      </w:r>
+      <w:proofErr w:type="spellStart"/>
+      <w:r>
+        <w:t>employee_</w:t>
       </w:r>
       <w:r>
         <w:t>booking</w:t>
       </w:r>
-      <w:r>
-        <w:t>. It includes their name, email, and phone number.</w:t>
+      <w:proofErr w:type="spellEnd"/>
+      <w:r>
+        <w:t xml:space="preserve"> </w:t>
+      </w:r>
+      <w:r>
+        <w:t xml:space="preserve">is a bridge </w:t>
+      </w:r>
+      <w:r>
+        <w:t>table</w:t>
+      </w:r>
+      <w:r>
+        <w:t xml:space="preserve"> which </w:t>
+      </w:r>
+      <w:r>
+        <w:t xml:space="preserve">tracks which employees are assigned to which </w:t>
+      </w:r>
+      <w:r>
+        <w:t>bookings</w:t>
+      </w:r>
+      <w:r>
+        <w:t xml:space="preserve"> and their roles in managing them.</w:t>
       </w:r>
     </w:p>
     <w:tbl>
@@ -10495,6 +10286,7 @@
                 <w:sz w:val="18"/>
                 <w:szCs w:val="18"/>
               </w:rPr>
+              <w:lastRenderedPageBreak/>
               <w:t>Table Name</w:t>
             </w:r>
           </w:p>
@@ -10594,22 +10386,12 @@
             <w:pPr>
               <w:pStyle w:val="BodyText"/>
             </w:pPr>
-            <w:r>
-              <w:t>employee</w:t>
-            </w:r>
-          </w:p>
-        </w:tc>
-        <w:tc>
-          <w:tcPr>
-            <w:tcW w:w="2302" w:type="dxa"/>
-          </w:tcPr>
-          <w:p>
-            <w:pPr>
-              <w:pStyle w:val="BodyText"/>
-            </w:pPr>
             <w:proofErr w:type="spellStart"/>
             <w:r>
-              <w:t>employee_id</w:t>
+              <w:t>Employee_</w:t>
+            </w:r>
+            <w:r>
+              <w:t>booking</w:t>
             </w:r>
             <w:proofErr w:type="spellEnd"/>
           </w:p>
@@ -10622,8 +10404,40 @@
             <w:pPr>
               <w:pStyle w:val="BodyText"/>
             </w:pPr>
-            <w:r>
-              <w:t>Unique employee identifier PK</w:t>
+            <w:proofErr w:type="spellStart"/>
+            <w:r>
+              <w:t>Employee_</w:t>
+            </w:r>
+            <w:r>
+              <w:t>booking</w:t>
+            </w:r>
+            <w:r>
+              <w:t>_id</w:t>
+            </w:r>
+            <w:proofErr w:type="spellEnd"/>
+          </w:p>
+        </w:tc>
+        <w:tc>
+          <w:tcPr>
+            <w:tcW w:w="2302" w:type="dxa"/>
+          </w:tcPr>
+          <w:p>
+            <w:pPr>
+              <w:pStyle w:val="BodyText"/>
+            </w:pPr>
+            <w:r>
+              <w:t xml:space="preserve">Unique </w:t>
+            </w:r>
+            <w:proofErr w:type="spellStart"/>
+            <w:r>
+              <w:t>Employee_</w:t>
+            </w:r>
+            <w:r>
+              <w:t>booking</w:t>
+            </w:r>
+            <w:proofErr w:type="spellEnd"/>
+            <w:r>
+              <w:t xml:space="preserve"> identifier PK</w:t>
             </w:r>
           </w:p>
         </w:tc>
@@ -10666,50 +10480,45 @@
             </w:pPr>
             <w:proofErr w:type="spellStart"/>
             <w:r>
-              <w:t>employee_name</w:t>
+              <w:t>Employee_id</w:t>
             </w:r>
             <w:proofErr w:type="spellEnd"/>
-            <w:r>
-              <w:t>, NOT NULL</w:t>
-            </w:r>
-          </w:p>
-        </w:tc>
-        <w:tc>
-          <w:tcPr>
-            <w:tcW w:w="2302" w:type="dxa"/>
-          </w:tcPr>
-          <w:p>
-            <w:pPr>
-              <w:pStyle w:val="BodyText"/>
-            </w:pPr>
-            <w:r>
-              <w:t>employee full name</w:t>
-            </w:r>
-          </w:p>
-        </w:tc>
-        <w:tc>
-          <w:tcPr>
-            <w:tcW w:w="2302" w:type="dxa"/>
-          </w:tcPr>
-          <w:p>
-            <w:pPr>
-              <w:pStyle w:val="BodyText"/>
-            </w:pPr>
-            <w:proofErr w:type="spellStart"/>
+          </w:p>
+        </w:tc>
+        <w:tc>
+          <w:tcPr>
+            <w:tcW w:w="2302" w:type="dxa"/>
+          </w:tcPr>
+          <w:p>
+            <w:pPr>
+              <w:pStyle w:val="BodyText"/>
+            </w:pPr>
+            <w:r>
+              <w:t xml:space="preserve">Unique </w:t>
+            </w:r>
             <w:proofErr w:type="gramStart"/>
             <w:r>
-              <w:t>Varchcar</w:t>
-            </w:r>
-            <w:proofErr w:type="spellEnd"/>
-            <w:r>
-              <w:t>(</w:t>
+              <w:t>Employee  identifier</w:t>
             </w:r>
             <w:proofErr w:type="gramEnd"/>
             <w:r>
-              <w:t>50</w:t>
-            </w:r>
-            <w:r>
-              <w:t>)</w:t>
+              <w:t xml:space="preserve"> FK</w:t>
+            </w:r>
+            <w:r>
+              <w:t>, UNIQUE, NOT NULL</w:t>
+            </w:r>
+          </w:p>
+        </w:tc>
+        <w:tc>
+          <w:tcPr>
+            <w:tcW w:w="2302" w:type="dxa"/>
+          </w:tcPr>
+          <w:p>
+            <w:pPr>
+              <w:pStyle w:val="BodyText"/>
+            </w:pPr>
+            <w:r>
+              <w:t>int</w:t>
             </w:r>
           </w:p>
         </w:tc>
@@ -10737,53 +10546,48 @@
             <w:pPr>
               <w:pStyle w:val="BodyText"/>
             </w:pPr>
-            <w:r>
-              <w:t>email</w:t>
-            </w:r>
-            <w:r>
-              <w:t xml:space="preserve">, </w:t>
-            </w:r>
-            <w:proofErr w:type="gramStart"/>
-            <w:r>
-              <w:t>UNIQUE,  NOT</w:t>
-            </w:r>
-            <w:proofErr w:type="gramEnd"/>
-            <w:r>
-              <w:t xml:space="preserve"> NULL</w:t>
-            </w:r>
-          </w:p>
-        </w:tc>
-        <w:tc>
-          <w:tcPr>
-            <w:tcW w:w="2302" w:type="dxa"/>
-          </w:tcPr>
-          <w:p>
-            <w:pPr>
-              <w:pStyle w:val="BodyText"/>
-            </w:pPr>
-            <w:r>
-              <w:t xml:space="preserve">employee email </w:t>
-            </w:r>
-          </w:p>
-        </w:tc>
-        <w:tc>
-          <w:tcPr>
-            <w:tcW w:w="2302" w:type="dxa"/>
-          </w:tcPr>
-          <w:p>
-            <w:pPr>
-              <w:pStyle w:val="BodyText"/>
-            </w:pPr>
-            <w:proofErr w:type="gramStart"/>
-            <w:r>
-              <w:t>Varchar(</w:t>
-            </w:r>
-            <w:proofErr w:type="gramEnd"/>
-            <w:r>
-              <w:t>50</w:t>
-            </w:r>
-            <w:r>
-              <w:t>)</w:t>
+            <w:proofErr w:type="spellStart"/>
+            <w:r>
+              <w:t>booking</w:t>
+            </w:r>
+            <w:r>
+              <w:t>_id</w:t>
+            </w:r>
+            <w:proofErr w:type="spellEnd"/>
+          </w:p>
+        </w:tc>
+        <w:tc>
+          <w:tcPr>
+            <w:tcW w:w="2302" w:type="dxa"/>
+          </w:tcPr>
+          <w:p>
+            <w:pPr>
+              <w:pStyle w:val="BodyText"/>
+            </w:pPr>
+            <w:r>
+              <w:t xml:space="preserve">Unique </w:t>
+            </w:r>
+            <w:r>
+              <w:t>booking</w:t>
+            </w:r>
+            <w:r>
+              <w:t xml:space="preserve"> identifier FK</w:t>
+            </w:r>
+            <w:r>
+              <w:t>, UNIQUE, NOT NULL</w:t>
+            </w:r>
+          </w:p>
+        </w:tc>
+        <w:tc>
+          <w:tcPr>
+            <w:tcW w:w="2302" w:type="dxa"/>
+          </w:tcPr>
+          <w:p>
+            <w:pPr>
+              <w:pStyle w:val="BodyText"/>
+            </w:pPr>
+            <w:r>
+              <w:t>int</w:t>
             </w:r>
           </w:p>
         </w:tc>
@@ -10795,88 +10599,48 @@
         <w:tc>
           <w:tcPr>
             <w:tcW w:w="2302" w:type="dxa"/>
-          </w:tcPr>
-          <w:p>
-            <w:pPr>
-              <w:pStyle w:val="BodyText"/>
-            </w:pPr>
-          </w:p>
-        </w:tc>
-        <w:tc>
-          <w:tcPr>
-            <w:tcW w:w="2302" w:type="dxa"/>
-          </w:tcPr>
-          <w:p>
-            <w:pPr>
-              <w:pStyle w:val="BodyText"/>
-            </w:pPr>
-            <w:r>
-              <w:t>phone</w:t>
-            </w:r>
-            <w:r>
-              <w:t>, UNIQUE, NOT NULL</w:t>
-            </w:r>
-          </w:p>
-        </w:tc>
-        <w:tc>
-          <w:tcPr>
-            <w:tcW w:w="2302" w:type="dxa"/>
-          </w:tcPr>
-          <w:p>
-            <w:pPr>
-              <w:pStyle w:val="BodyText"/>
-            </w:pPr>
-            <w:r>
-              <w:t>The phone number of the employee</w:t>
-            </w:r>
-          </w:p>
-        </w:tc>
-        <w:tc>
-          <w:tcPr>
-            <w:tcW w:w="2302" w:type="dxa"/>
-          </w:tcPr>
-          <w:p>
-            <w:pPr>
-              <w:pStyle w:val="BodyText"/>
-            </w:pPr>
+            <w:vMerge/>
+          </w:tcPr>
+          <w:p>
+            <w:pPr>
+              <w:pStyle w:val="BodyText"/>
+            </w:pPr>
+          </w:p>
+        </w:tc>
+        <w:tc>
+          <w:tcPr>
+            <w:tcW w:w="2302" w:type="dxa"/>
+          </w:tcPr>
+          <w:p>
+            <w:pPr>
+              <w:pStyle w:val="BodyText"/>
+            </w:pPr>
+            <w:proofErr w:type="spellStart"/>
+            <w:r>
+              <w:t>Hours_worked</w:t>
+            </w:r>
+            <w:proofErr w:type="spellEnd"/>
+          </w:p>
+        </w:tc>
+        <w:tc>
+          <w:tcPr>
+            <w:tcW w:w="2302" w:type="dxa"/>
+          </w:tcPr>
+          <w:p>
+            <w:pPr>
+              <w:pStyle w:val="BodyText"/>
+            </w:pPr>
+            <w:r>
+              <w:t xml:space="preserve">The hours the employee work on </w:t>
+            </w:r>
             <w:proofErr w:type="gramStart"/>
             <w:r>
-              <w:t>Varchar(</w:t>
+              <w:t>an</w:t>
             </w:r>
             <w:proofErr w:type="gramEnd"/>
             <w:r>
-              <w:t>12)</w:t>
-            </w:r>
-          </w:p>
-        </w:tc>
-      </w:tr>
-      <w:tr>
-        <w:trPr>
-          <w:trHeight w:val="432"/>
-        </w:trPr>
-        <w:tc>
-          <w:tcPr>
-            <w:tcW w:w="2302" w:type="dxa"/>
-          </w:tcPr>
-          <w:p>
-            <w:pPr>
-              <w:pStyle w:val="BodyText"/>
-            </w:pPr>
-          </w:p>
-        </w:tc>
-        <w:tc>
-          <w:tcPr>
-            <w:tcW w:w="2302" w:type="dxa"/>
-          </w:tcPr>
-          <w:p>
-            <w:pPr>
-              <w:pStyle w:val="BodyText"/>
-            </w:pPr>
-            <w:proofErr w:type="spellStart"/>
-            <w:r>
-              <w:t>Employe_role</w:t>
-            </w:r>
-            <w:proofErr w:type="spellEnd"/>
+              <w:t xml:space="preserve"> booking, NOT NULL </w:t>
+            </w:r>
           </w:p>
         </w:tc>
         <w:tc>
@@ -10889,27 +10653,12 @@
             </w:pPr>
             <w:proofErr w:type="gramStart"/>
             <w:r>
-              <w:t>Enum(</w:t>
+              <w:t>Decimal(</w:t>
             </w:r>
             <w:proofErr w:type="gramEnd"/>
             <w:r>
-              <w:t>‘receptionist’, ‘manager’, ‘cleaner’), NOT NULL</w:t>
-            </w:r>
-          </w:p>
-        </w:tc>
-        <w:tc>
-          <w:tcPr>
-            <w:tcW w:w="2302" w:type="dxa"/>
-          </w:tcPr>
-          <w:p>
-            <w:pPr>
-              <w:pStyle w:val="BodyText"/>
-            </w:pPr>
-            <w:proofErr w:type="spellStart"/>
-            <w:r>
-              <w:t>enum</w:t>
-            </w:r>
-            <w:proofErr w:type="spellEnd"/>
+              <w:t>3,2)</w:t>
+            </w:r>
           </w:p>
         </w:tc>
       </w:tr>
@@ -10917,11 +10666,13 @@
     <w:p>
       <w:pPr>
         <w:pStyle w:val="BodyText"/>
+        <w:ind w:left="720"/>
       </w:pPr>
     </w:p>
     <w:p>
       <w:pPr>
         <w:pStyle w:val="BodyText"/>
+        <w:ind w:left="720"/>
       </w:pPr>
       <w:r>
         <w:t>Relationships with Other Tables:</w:t>
@@ -10930,101 +10681,139 @@
     <w:p>
       <w:pPr>
         <w:pStyle w:val="BodyText"/>
-      </w:pPr>
-      <w:r>
-        <w:t xml:space="preserve">employee </w:t>
+        <w:ind w:left="720"/>
+      </w:pPr>
+    </w:p>
+    <w:p>
+      <w:pPr>
+        <w:pStyle w:val="BodyText"/>
+        <w:ind w:left="720"/>
+      </w:pPr>
+      <w:proofErr w:type="spellStart"/>
+      <w:r>
+        <w:t>employee_</w:t>
+      </w:r>
+      <w:r>
+        <w:t>booking</w:t>
+      </w:r>
+      <w:proofErr w:type="spellEnd"/>
+      <w:r>
+        <w:t xml:space="preserve"> </w:t>
       </w:r>
       <w:r>
         <w:rPr>
           <w:rFonts w:ascii="Arial" w:hAnsi="Arial" w:cs="Arial"/>
         </w:rPr>
+        <w:t>&lt;&gt;</w:t>
+      </w:r>
+      <w:r>
+        <w:t xml:space="preserve"> employee (M:1) </w:t>
+      </w:r>
+    </w:p>
+    <w:p>
+      <w:pPr>
+        <w:pStyle w:val="BodyText"/>
+        <w:ind w:left="720"/>
+      </w:pPr>
+      <w:r>
+        <w:t xml:space="preserve">Each employee can be assigned to multiple </w:t>
+      </w:r>
+      <w:r>
+        <w:t>bookings</w:t>
+      </w:r>
+      <w:r>
+        <w:t>.</w:t>
+      </w:r>
+    </w:p>
+    <w:p>
+      <w:pPr>
+        <w:pStyle w:val="BodyText"/>
+      </w:pPr>
+    </w:p>
+    <w:p>
+      <w:pPr>
+        <w:pStyle w:val="BodyText"/>
+        <w:ind w:left="720"/>
+      </w:pPr>
+      <w:proofErr w:type="spellStart"/>
+      <w:r>
+        <w:t>employee_</w:t>
+      </w:r>
+      <w:r>
+        <w:t>booking</w:t>
+      </w:r>
+      <w:proofErr w:type="spellEnd"/>
+      <w:r>
+        <w:t xml:space="preserve"> </w:t>
+      </w:r>
+      <w:r>
+        <w:rPr>
+          <w:rFonts w:ascii="Arial" w:hAnsi="Arial" w:cs="Arial"/>
+        </w:rPr>
         <w:t xml:space="preserve">&lt;&gt; </w:t>
       </w:r>
+      <w:r>
+        <w:t>booking</w:t>
+      </w:r>
+      <w:r>
+        <w:t xml:space="preserve"> (M:1) </w:t>
+      </w:r>
+    </w:p>
+    <w:p>
+      <w:pPr>
+        <w:pStyle w:val="BodyText"/>
+        <w:ind w:left="720"/>
+      </w:pPr>
+      <w:r>
+        <w:t xml:space="preserve">Each </w:t>
+      </w:r>
+      <w:r>
+        <w:t>booking</w:t>
+      </w:r>
+      <w:r>
+        <w:t xml:space="preserve"> can have multiple employees assigned. </w:t>
+      </w:r>
+    </w:p>
+    <w:p>
+      <w:pPr>
+        <w:pStyle w:val="BodyText"/>
+        <w:ind w:left="720"/>
+      </w:pPr>
+    </w:p>
+    <w:p>
+      <w:pPr>
+        <w:pStyle w:val="BodyText"/>
+        <w:ind w:left="720"/>
+      </w:pPr>
       <w:proofErr w:type="spellStart"/>
       <w:r>
-        <w:t>employee_</w:t>
+        <w:t>Employee_</w:t>
       </w:r>
       <w:r>
         <w:t>booking</w:t>
       </w:r>
       <w:proofErr w:type="spellEnd"/>
       <w:r>
-        <w:t xml:space="preserve"> (1:M) </w:t>
-      </w:r>
-      <w:r>
-        <w:t>mandatory</w:t>
-      </w:r>
-      <w:r>
-        <w:t xml:space="preserve"> to </w:t>
-      </w:r>
-      <w:r>
-        <w:t>optional</w:t>
-      </w:r>
-    </w:p>
-    <w:p>
-      <w:pPr>
-        <w:pStyle w:val="BodyText"/>
-      </w:pPr>
-      <w:r>
-        <w:t xml:space="preserve">An employee might or might not be associated with </w:t>
-      </w:r>
-      <w:proofErr w:type="gramStart"/>
-      <w:r>
-        <w:t>an</w:t>
-      </w:r>
-      <w:proofErr w:type="gramEnd"/>
-      <w:r>
-        <w:t xml:space="preserve"> </w:t>
-      </w:r>
-      <w:r>
-        <w:t>booking</w:t>
-      </w:r>
-      <w:r>
-        <w:t xml:space="preserve"> but each </w:t>
-      </w:r>
-      <w:r>
-        <w:t>booking</w:t>
-      </w:r>
-      <w:r>
-        <w:t xml:space="preserve"> should have employees.</w:t>
-      </w:r>
-    </w:p>
-    <w:p>
-      <w:pPr>
-        <w:pStyle w:val="BodyText"/>
-      </w:pPr>
-    </w:p>
-    <w:p>
-      <w:pPr>
-        <w:pStyle w:val="BodyText"/>
-      </w:pPr>
-    </w:p>
-    <w:p>
-      <w:pPr>
-        <w:pStyle w:val="BodyText"/>
-      </w:pPr>
-      <w:r>
-        <w:t>Employee Table Example:</w:t>
+        <w:t xml:space="preserve"> Table example:</w:t>
       </w:r>
     </w:p>
     <w:tbl>
       <w:tblPr>
         <w:tblStyle w:val="TableGrid"/>
-        <w:tblW w:w="9494" w:type="dxa"/>
+        <w:tblW w:w="7519" w:type="dxa"/>
         <w:tblInd w:w="-147" w:type="dxa"/>
         <w:tblLook w:val="04A0" w:firstRow="1" w:lastRow="0" w:firstColumn="1" w:lastColumn="0" w:noHBand="0" w:noVBand="1"/>
       </w:tblPr>
       <w:tblGrid>
-        <w:gridCol w:w="1518"/>
-        <w:gridCol w:w="1680"/>
-        <w:gridCol w:w="2330"/>
-        <w:gridCol w:w="1982"/>
-        <w:gridCol w:w="1984"/>
+        <w:gridCol w:w="2158"/>
+        <w:gridCol w:w="1371"/>
+        <w:gridCol w:w="2312"/>
+        <w:gridCol w:w="1678"/>
       </w:tblGrid>
       <w:tr>
         <w:tc>
           <w:tcPr>
-            <w:tcW w:w="1518" w:type="dxa"/>
+            <w:tcW w:w="2158" w:type="dxa"/>
             <w:shd w:val="clear" w:color="auto" w:fill="76CDD8"/>
           </w:tcPr>
           <w:p>
@@ -11046,14 +10835,26 @@
               <w:rPr>
                 <w:color w:val="E7E6E6" w:themeColor="background2"/>
               </w:rPr>
-              <w:t>_id</w:t>
+              <w:t>_</w:t>
+            </w:r>
+            <w:r>
+              <w:rPr>
+                <w:color w:val="E7E6E6" w:themeColor="background2"/>
+              </w:rPr>
+              <w:t>booking_</w:t>
+            </w:r>
+            <w:r>
+              <w:rPr>
+                <w:color w:val="E7E6E6" w:themeColor="background2"/>
+              </w:rPr>
+              <w:t>id</w:t>
             </w:r>
             <w:proofErr w:type="spellEnd"/>
           </w:p>
         </w:tc>
         <w:tc>
           <w:tcPr>
-            <w:tcW w:w="1680" w:type="dxa"/>
+            <w:tcW w:w="1371" w:type="dxa"/>
             <w:shd w:val="clear" w:color="auto" w:fill="76CDD8"/>
           </w:tcPr>
           <w:p>
@@ -11069,14 +10870,14 @@
               <w:rPr>
                 <w:color w:val="E7E6E6" w:themeColor="background2"/>
               </w:rPr>
-              <w:t>employee_name</w:t>
+              <w:t>employee_id</w:t>
             </w:r>
             <w:proofErr w:type="spellEnd"/>
           </w:p>
         </w:tc>
         <w:tc>
           <w:tcPr>
-            <w:tcW w:w="2330" w:type="dxa"/>
+            <w:tcW w:w="2312" w:type="dxa"/>
             <w:shd w:val="clear" w:color="auto" w:fill="76CDD8"/>
           </w:tcPr>
           <w:p>
@@ -11092,14 +10893,14 @@
               <w:rPr>
                 <w:color w:val="E7E6E6" w:themeColor="background2"/>
               </w:rPr>
-              <w:t>User_email</w:t>
+              <w:t>booking_id</w:t>
             </w:r>
             <w:proofErr w:type="spellEnd"/>
           </w:p>
         </w:tc>
         <w:tc>
           <w:tcPr>
-            <w:tcW w:w="1982" w:type="dxa"/>
+            <w:tcW w:w="1678" w:type="dxa"/>
             <w:shd w:val="clear" w:color="auto" w:fill="76CDD8"/>
           </w:tcPr>
           <w:p>
@@ -11115,30 +10916,7 @@
               <w:rPr>
                 <w:color w:val="E7E6E6" w:themeColor="background2"/>
               </w:rPr>
-              <w:t>Employ_role</w:t>
-            </w:r>
-            <w:proofErr w:type="spellEnd"/>
-          </w:p>
-        </w:tc>
-        <w:tc>
-          <w:tcPr>
-            <w:tcW w:w="1984" w:type="dxa"/>
-            <w:shd w:val="clear" w:color="auto" w:fill="76CDD8"/>
-          </w:tcPr>
-          <w:p>
-            <w:pPr>
-              <w:pStyle w:val="BodyText"/>
-              <w:ind w:right="-113"/>
-              <w:rPr>
-                <w:color w:val="E7E6E6" w:themeColor="background2"/>
-              </w:rPr>
-            </w:pPr>
-            <w:proofErr w:type="spellStart"/>
-            <w:r>
-              <w:rPr>
-                <w:color w:val="E7E6E6" w:themeColor="background2"/>
-              </w:rPr>
-              <w:t>User_phone</w:t>
+              <w:t>Hours_worked</w:t>
             </w:r>
             <w:proofErr w:type="spellEnd"/>
           </w:p>
@@ -11147,7 +10925,7 @@
       <w:tr>
         <w:tc>
           <w:tcPr>
-            <w:tcW w:w="1518" w:type="dxa"/>
+            <w:tcW w:w="2158" w:type="dxa"/>
           </w:tcPr>
           <w:p>
             <w:pPr>
@@ -11155,13 +10933,27 @@
               <w:ind w:right="-113"/>
             </w:pPr>
             <w:r>
+              <w:t>34565</w:t>
+            </w:r>
+          </w:p>
+        </w:tc>
+        <w:tc>
+          <w:tcPr>
+            <w:tcW w:w="1371" w:type="dxa"/>
+          </w:tcPr>
+          <w:p>
+            <w:pPr>
+              <w:pStyle w:val="BodyText"/>
+              <w:ind w:right="-113"/>
+            </w:pPr>
+            <w:r>
               <w:t>3456</w:t>
             </w:r>
           </w:p>
         </w:tc>
         <w:tc>
           <w:tcPr>
-            <w:tcW w:w="1680" w:type="dxa"/>
+            <w:tcW w:w="2312" w:type="dxa"/>
           </w:tcPr>
           <w:p>
             <w:pPr>
@@ -11169,18 +10961,13 @@
               <w:ind w:right="-113"/>
             </w:pPr>
             <w:r>
-              <w:t xml:space="preserve">Margo </w:t>
-            </w:r>
-            <w:proofErr w:type="spellStart"/>
-            <w:r>
-              <w:t>Mcclean</w:t>
-            </w:r>
-            <w:proofErr w:type="spellEnd"/>
-          </w:p>
-        </w:tc>
-        <w:tc>
-          <w:tcPr>
-            <w:tcW w:w="2330" w:type="dxa"/>
+              <w:t>008198</w:t>
+            </w:r>
+          </w:p>
+        </w:tc>
+        <w:tc>
+          <w:tcPr>
+            <w:tcW w:w="1678" w:type="dxa"/>
           </w:tcPr>
           <w:p>
             <w:pPr>
@@ -11188,35 +10975,7 @@
               <w:ind w:right="-113"/>
             </w:pPr>
             <w:r>
-              <w:t>margo@gmail.com</w:t>
-            </w:r>
-          </w:p>
-        </w:tc>
-        <w:tc>
-          <w:tcPr>
-            <w:tcW w:w="1982" w:type="dxa"/>
-          </w:tcPr>
-          <w:p>
-            <w:pPr>
-              <w:pStyle w:val="BodyText"/>
-              <w:ind w:right="-113"/>
-            </w:pPr>
-            <w:r>
-              <w:t>cleaner</w:t>
-            </w:r>
-          </w:p>
-        </w:tc>
-        <w:tc>
-          <w:tcPr>
-            <w:tcW w:w="1984" w:type="dxa"/>
-          </w:tcPr>
-          <w:p>
-            <w:pPr>
-              <w:pStyle w:val="BodyText"/>
-              <w:ind w:right="-113"/>
-            </w:pPr>
-            <w:r>
-              <w:t>123456789014</w:t>
+              <w:t>8</w:t>
             </w:r>
           </w:p>
         </w:tc>
@@ -11224,7 +10983,7 @@
       <w:tr>
         <w:tc>
           <w:tcPr>
-            <w:tcW w:w="1518" w:type="dxa"/>
+            <w:tcW w:w="2158" w:type="dxa"/>
           </w:tcPr>
           <w:p>
             <w:pPr>
@@ -11232,13 +10991,27 @@
               <w:ind w:right="-113"/>
             </w:pPr>
             <w:r>
+              <w:t>36785</w:t>
+            </w:r>
+          </w:p>
+        </w:tc>
+        <w:tc>
+          <w:tcPr>
+            <w:tcW w:w="1371" w:type="dxa"/>
+          </w:tcPr>
+          <w:p>
+            <w:pPr>
+              <w:pStyle w:val="BodyText"/>
+              <w:ind w:right="-113"/>
+            </w:pPr>
+            <w:r>
               <w:t>3678</w:t>
             </w:r>
           </w:p>
         </w:tc>
         <w:tc>
           <w:tcPr>
-            <w:tcW w:w="1680" w:type="dxa"/>
+            <w:tcW w:w="2312" w:type="dxa"/>
           </w:tcPr>
           <w:p>
             <w:pPr>
@@ -11246,18 +11019,13 @@
               <w:ind w:right="-113"/>
             </w:pPr>
             <w:r>
-              <w:t xml:space="preserve">Dato </w:t>
-            </w:r>
-            <w:proofErr w:type="spellStart"/>
-            <w:r>
-              <w:t>Sosiashvili</w:t>
-            </w:r>
-            <w:proofErr w:type="spellEnd"/>
-          </w:p>
-        </w:tc>
-        <w:tc>
-          <w:tcPr>
-            <w:tcW w:w="2330" w:type="dxa"/>
+              <w:t>008199</w:t>
+            </w:r>
+          </w:p>
+        </w:tc>
+        <w:tc>
+          <w:tcPr>
+            <w:tcW w:w="1678" w:type="dxa"/>
           </w:tcPr>
           <w:p>
             <w:pPr>
@@ -11265,35 +11033,7 @@
               <w:ind w:right="-113"/>
             </w:pPr>
             <w:r>
-              <w:t>Anastasiadf@gmail.com</w:t>
-            </w:r>
-          </w:p>
-        </w:tc>
-        <w:tc>
-          <w:tcPr>
-            <w:tcW w:w="1982" w:type="dxa"/>
-          </w:tcPr>
-          <w:p>
-            <w:pPr>
-              <w:pStyle w:val="BodyText"/>
-              <w:ind w:right="-113"/>
-            </w:pPr>
-            <w:r>
-              <w:t>receptionist</w:t>
-            </w:r>
-          </w:p>
-        </w:tc>
-        <w:tc>
-          <w:tcPr>
-            <w:tcW w:w="1984" w:type="dxa"/>
-          </w:tcPr>
-          <w:p>
-            <w:pPr>
-              <w:pStyle w:val="BodyText"/>
-              <w:ind w:right="-113"/>
-            </w:pPr>
-            <w:r>
-              <w:t>123456789512</w:t>
+              <w:t>5</w:t>
             </w:r>
           </w:p>
         </w:tc>
@@ -11302,11 +11042,13 @@
     <w:p>
       <w:pPr>
         <w:pStyle w:val="BodyText"/>
+        <w:ind w:left="720"/>
       </w:pPr>
     </w:p>
     <w:p>
       <w:pPr>
         <w:pStyle w:val="BodyText"/>
+        <w:ind w:left="720"/>
       </w:pPr>
     </w:p>
     <w:p>
@@ -11317,14 +11059,9 @@
           <w:numId w:val="36"/>
         </w:numPr>
       </w:pPr>
-      <w:proofErr w:type="spellStart"/>
-      <w:r>
-        <w:t>Employee_</w:t>
-      </w:r>
-      <w:r>
-        <w:t>booking</w:t>
-      </w:r>
-      <w:proofErr w:type="spellEnd"/>
+      <w:r>
+        <w:t>review</w:t>
+      </w:r>
       <w:r>
         <w:t xml:space="preserve"> Table</w:t>
       </w:r>
@@ -11337,52 +11074,41 @@
       <w:r>
         <w:t>Description:</w:t>
       </w:r>
-      <w:r>
-        <w:rPr>
-          <w:rFonts w:ascii="Times New Roman" w:hAnsi="Times New Roman"/>
-          <w:color w:val="auto"/>
-        </w:rPr>
-        <w:t xml:space="preserve"> </w:t>
-      </w:r>
-      <w:r>
-        <w:rPr>
-          <w:rFonts w:ascii="Times New Roman" w:hAnsi="Times New Roman"/>
-          <w:color w:val="auto"/>
-        </w:rPr>
-        <w:t xml:space="preserve"> </w:t>
-      </w:r>
+    </w:p>
+    <w:p>
+      <w:pPr>
+        <w:pStyle w:val="BodyText"/>
+        <w:ind w:left="360"/>
+      </w:pPr>
       <w:r>
         <w:t xml:space="preserve">The </w:t>
       </w:r>
+      <w:r>
+        <w:t>review</w:t>
+      </w:r>
+      <w:r>
+        <w:t xml:space="preserve"> table stores details about </w:t>
+      </w:r>
+      <w:r>
+        <w:t xml:space="preserve">reviews, associated bookings </w:t>
+      </w:r>
       <w:proofErr w:type="spellStart"/>
       <w:r>
-        <w:t>employee_</w:t>
-      </w:r>
-      <w:r>
-        <w:t>booking</w:t>
+        <w:t>anf</w:t>
       </w:r>
       <w:proofErr w:type="spellEnd"/>
       <w:r>
-        <w:t xml:space="preserve"> </w:t>
-      </w:r>
-      <w:r>
-        <w:t xml:space="preserve">is a bridge </w:t>
-      </w:r>
-      <w:r>
-        <w:t>table</w:t>
-      </w:r>
-      <w:r>
-        <w:t xml:space="preserve"> which </w:t>
-      </w:r>
-      <w:r>
-        <w:t xml:space="preserve">tracks which employees are assigned to which </w:t>
-      </w:r>
-      <w:r>
-        <w:t>bookings</w:t>
-      </w:r>
-      <w:r>
-        <w:t xml:space="preserve"> and their roles in managing them.</w:t>
-      </w:r>
+        <w:t xml:space="preserve"> customers</w:t>
+      </w:r>
+      <w:r>
+        <w:t>.</w:t>
+      </w:r>
+    </w:p>
+    <w:p>
+      <w:pPr>
+        <w:pStyle w:val="BodyText"/>
+        <w:ind w:left="360"/>
+      </w:pPr>
     </w:p>
     <w:tbl>
       <w:tblPr>
@@ -11533,10 +11259,7 @@
             </w:pPr>
             <w:proofErr w:type="spellStart"/>
             <w:r>
-              <w:t>Employee_</w:t>
-            </w:r>
-            <w:r>
-              <w:t>booking</w:t>
+              <w:t>review_id</w:t>
             </w:r>
             <w:proofErr w:type="spellEnd"/>
           </w:p>
@@ -11551,13 +11274,7 @@
             </w:pPr>
             <w:proofErr w:type="spellStart"/>
             <w:r>
-              <w:t>Employee_</w:t>
-            </w:r>
-            <w:r>
-              <w:t>booking</w:t>
-            </w:r>
-            <w:r>
-              <w:t>_id</w:t>
+              <w:t>review_id</w:t>
             </w:r>
             <w:proofErr w:type="spellEnd"/>
           </w:p>
@@ -11571,18 +11288,7 @@
               <w:pStyle w:val="BodyText"/>
             </w:pPr>
             <w:r>
-              <w:t xml:space="preserve">Unique </w:t>
-            </w:r>
-            <w:proofErr w:type="spellStart"/>
-            <w:r>
-              <w:t>Employee_</w:t>
-            </w:r>
-            <w:r>
-              <w:t>booking</w:t>
-            </w:r>
-            <w:proofErr w:type="spellEnd"/>
-            <w:r>
-              <w:t xml:space="preserve"> identifier PK</w:t>
+              <w:t>Unique review identifier PK</w:t>
             </w:r>
           </w:p>
         </w:tc>
@@ -11625,7 +11331,7 @@
             </w:pPr>
             <w:proofErr w:type="spellStart"/>
             <w:r>
-              <w:t>Employee_id</w:t>
+              <w:t>booking_id</w:t>
             </w:r>
             <w:proofErr w:type="spellEnd"/>
           </w:p>
@@ -11639,18 +11345,7 @@
               <w:pStyle w:val="BodyText"/>
             </w:pPr>
             <w:r>
-              <w:t xml:space="preserve">Unique </w:t>
-            </w:r>
-            <w:proofErr w:type="gramStart"/>
-            <w:r>
-              <w:t>Employee  identifier</w:t>
-            </w:r>
-            <w:proofErr w:type="gramEnd"/>
-            <w:r>
-              <w:t xml:space="preserve"> FK</w:t>
-            </w:r>
-            <w:r>
-              <w:t>, UNIQUE, NOT NULL</w:t>
+              <w:t>booking identifier FK NOT NULL</w:t>
             </w:r>
           </w:p>
         </w:tc>
@@ -11691,49 +11386,50 @@
             <w:pPr>
               <w:pStyle w:val="BodyText"/>
             </w:pPr>
+            <w:r>
+              <w:t>rating</w:t>
+            </w:r>
+          </w:p>
+        </w:tc>
+        <w:tc>
+          <w:tcPr>
+            <w:tcW w:w="2302" w:type="dxa"/>
+          </w:tcPr>
+          <w:p>
+            <w:pPr>
+              <w:pStyle w:val="BodyText"/>
+            </w:pPr>
             <w:proofErr w:type="spellStart"/>
             <w:r>
-              <w:t>booking</w:t>
-            </w:r>
-            <w:r>
-              <w:t>_id</w:t>
+              <w:t>Tinyint</w:t>
             </w:r>
             <w:proofErr w:type="spellEnd"/>
-          </w:p>
-        </w:tc>
-        <w:tc>
-          <w:tcPr>
-            <w:tcW w:w="2302" w:type="dxa"/>
-          </w:tcPr>
-          <w:p>
-            <w:pPr>
-              <w:pStyle w:val="BodyText"/>
-            </w:pPr>
-            <w:r>
-              <w:t xml:space="preserve">Unique </w:t>
-            </w:r>
-            <w:r>
-              <w:t>booking</w:t>
-            </w:r>
-            <w:r>
-              <w:t xml:space="preserve"> identifier FK</w:t>
-            </w:r>
-            <w:r>
-              <w:t>, UNIQUE, NOT NULL</w:t>
-            </w:r>
-          </w:p>
-        </w:tc>
-        <w:tc>
-          <w:tcPr>
-            <w:tcW w:w="2302" w:type="dxa"/>
-          </w:tcPr>
-          <w:p>
-            <w:pPr>
-              <w:pStyle w:val="BodyText"/>
-            </w:pPr>
-            <w:r>
-              <w:t>int</w:t>
-            </w:r>
+            <w:r>
+              <w:t xml:space="preserve"> </w:t>
+            </w:r>
+            <w:proofErr w:type="gramStart"/>
+            <w:r>
+              <w:t>CHECK(</w:t>
+            </w:r>
+            <w:proofErr w:type="gramEnd"/>
+            <w:r>
+              <w:t>rating between 1 and 5) NOT NULL</w:t>
+            </w:r>
+          </w:p>
+        </w:tc>
+        <w:tc>
+          <w:tcPr>
+            <w:tcW w:w="2302" w:type="dxa"/>
+          </w:tcPr>
+          <w:p>
+            <w:pPr>
+              <w:pStyle w:val="BodyText"/>
+            </w:pPr>
+            <w:proofErr w:type="spellStart"/>
+            <w:r>
+              <w:t>Tinyint</w:t>
+            </w:r>
+            <w:proofErr w:type="spellEnd"/>
           </w:p>
         </w:tc>
       </w:tr>
@@ -11760,55 +11456,34 @@
             <w:pPr>
               <w:pStyle w:val="BodyText"/>
             </w:pPr>
-            <w:proofErr w:type="spellStart"/>
-            <w:r>
-              <w:t>Employee_</w:t>
-            </w:r>
-            <w:r>
-              <w:t>role</w:t>
-            </w:r>
-            <w:proofErr w:type="spellEnd"/>
-          </w:p>
-        </w:tc>
-        <w:tc>
-          <w:tcPr>
-            <w:tcW w:w="2302" w:type="dxa"/>
-          </w:tcPr>
-          <w:p>
-            <w:pPr>
-              <w:pStyle w:val="BodyText"/>
-            </w:pPr>
-            <w:r>
-              <w:t xml:space="preserve">Defines the role of the employee: </w:t>
-            </w:r>
-            <w:proofErr w:type="spellStart"/>
-            <w:r>
-              <w:t>auctoiner</w:t>
-            </w:r>
-            <w:proofErr w:type="spellEnd"/>
-            <w:r>
-              <w:t>, clerk</w:t>
-            </w:r>
-            <w:r>
-              <w:t>, NOT NULL</w:t>
-            </w:r>
-          </w:p>
-        </w:tc>
-        <w:tc>
-          <w:tcPr>
-            <w:tcW w:w="2302" w:type="dxa"/>
-          </w:tcPr>
-          <w:p>
-            <w:pPr>
-              <w:pStyle w:val="BodyText"/>
-            </w:pPr>
-            <w:proofErr w:type="gramStart"/>
-            <w:r>
-              <w:t>Varchar(</w:t>
-            </w:r>
-            <w:proofErr w:type="gramEnd"/>
-            <w:r>
-              <w:t>60)</w:t>
+            <w:r>
+              <w:t>comment</w:t>
+            </w:r>
+          </w:p>
+        </w:tc>
+        <w:tc>
+          <w:tcPr>
+            <w:tcW w:w="2302" w:type="dxa"/>
+          </w:tcPr>
+          <w:p>
+            <w:pPr>
+              <w:pStyle w:val="BodyText"/>
+            </w:pPr>
+            <w:r>
+              <w:t>NOT NULL</w:t>
+            </w:r>
+          </w:p>
+        </w:tc>
+        <w:tc>
+          <w:tcPr>
+            <w:tcW w:w="2302" w:type="dxa"/>
+          </w:tcPr>
+          <w:p>
+            <w:pPr>
+              <w:pStyle w:val="BodyText"/>
+            </w:pPr>
+            <w:r>
+              <w:t>text</w:t>
             </w:r>
           </w:p>
         </w:tc>
@@ -11820,7 +11495,6 @@
         <w:tc>
           <w:tcPr>
             <w:tcW w:w="2302" w:type="dxa"/>
-            <w:vMerge/>
           </w:tcPr>
           <w:p>
             <w:pPr>
@@ -11838,7 +11512,7 @@
             </w:pPr>
             <w:proofErr w:type="spellStart"/>
             <w:r>
-              <w:t>Hours_worked</w:t>
+              <w:t>Review_date</w:t>
             </w:r>
             <w:proofErr w:type="spellEnd"/>
           </w:p>
@@ -11852,45 +11526,20 @@
               <w:pStyle w:val="BodyText"/>
             </w:pPr>
             <w:r>
-              <w:t xml:space="preserve">The hours the employee work on </w:t>
-            </w:r>
-            <w:proofErr w:type="gramStart"/>
-            <w:r>
-              <w:t>an</w:t>
-            </w:r>
-            <w:proofErr w:type="gramEnd"/>
-            <w:r>
-              <w:t xml:space="preserve"> </w:t>
-            </w:r>
-            <w:r>
-              <w:t>booking</w:t>
-            </w:r>
-            <w:r>
-              <w:t xml:space="preserve">, NOT NULL </w:t>
-            </w:r>
-          </w:p>
-        </w:tc>
-        <w:tc>
-          <w:tcPr>
-            <w:tcW w:w="2302" w:type="dxa"/>
-          </w:tcPr>
-          <w:p>
-            <w:pPr>
-              <w:pStyle w:val="BodyText"/>
-            </w:pPr>
-            <w:proofErr w:type="gramStart"/>
-            <w:r>
-              <w:t>Deci</w:t>
-            </w:r>
-            <w:r>
-              <w:t>mal</w:t>
-            </w:r>
-            <w:r>
-              <w:t>(</w:t>
-            </w:r>
-            <w:proofErr w:type="gramEnd"/>
-            <w:r>
-              <w:t>3,2)</w:t>
+              <w:t>Default current timestamp not null</w:t>
+            </w:r>
+          </w:p>
+        </w:tc>
+        <w:tc>
+          <w:tcPr>
+            <w:tcW w:w="2302" w:type="dxa"/>
+          </w:tcPr>
+          <w:p>
+            <w:pPr>
+              <w:pStyle w:val="BodyText"/>
+            </w:pPr>
+            <w:r>
+              <w:t>datetime</w:t>
             </w:r>
           </w:p>
         </w:tc>
@@ -11899,13 +11548,16 @@
     <w:p>
       <w:pPr>
         <w:pStyle w:val="BodyText"/>
-        <w:ind w:left="720"/>
       </w:pPr>
     </w:p>
     <w:p>
       <w:pPr>
         <w:pStyle w:val="BodyText"/>
-        <w:ind w:left="720"/>
+      </w:pPr>
+    </w:p>
+    <w:p>
+      <w:pPr>
+        <w:pStyle w:val="BodyText"/>
       </w:pPr>
       <w:r>
         <w:t>Relationships with Other Tables:</w:t>
@@ -11914,23 +11566,68 @@
     <w:p>
       <w:pPr>
         <w:pStyle w:val="BodyText"/>
-        <w:ind w:left="720"/>
-      </w:pPr>
+      </w:pPr>
+      <w:r>
+        <w:t>review</w:t>
+      </w:r>
+      <w:r>
+        <w:t xml:space="preserve"> </w:t>
+      </w:r>
+      <w:r>
+        <w:rPr>
+          <w:rFonts w:ascii="Arial" w:hAnsi="Arial" w:cs="Arial"/>
+        </w:rPr>
+        <w:t>&lt;&gt;</w:t>
+      </w:r>
+      <w:r>
+        <w:t xml:space="preserve"> </w:t>
+      </w:r>
+      <w:r>
+        <w:t>booking</w:t>
+      </w:r>
+      <w:r>
+        <w:t xml:space="preserve"> (1:M) Mandatory: Optional</w:t>
+      </w:r>
     </w:p>
     <w:p>
       <w:pPr>
         <w:pStyle w:val="BodyText"/>
-        <w:ind w:left="720"/>
-      </w:pPr>
+      </w:pPr>
+      <w:r>
+        <w:t xml:space="preserve">each review should have at least one </w:t>
+      </w:r>
       <w:proofErr w:type="spellStart"/>
       <w:r>
-        <w:t>employee_</w:t>
-      </w:r>
-      <w:r>
-        <w:t>booking</w:t>
+        <w:t>assoicated</w:t>
       </w:r>
       <w:proofErr w:type="spellEnd"/>
       <w:r>
+        <w:t xml:space="preserve"> booking, while one booking might </w:t>
+      </w:r>
+      <w:proofErr w:type="gramStart"/>
+      <w:r>
+        <w:t>have  more</w:t>
+      </w:r>
+      <w:proofErr w:type="gramEnd"/>
+      <w:r>
+        <w:t xml:space="preserve"> than one reviews as well as don’t have any reviews at all</w:t>
+      </w:r>
+    </w:p>
+    <w:p>
+      <w:pPr>
+        <w:pStyle w:val="BodyText"/>
+      </w:pPr>
+    </w:p>
+    <w:p>
+      <w:pPr>
+        <w:pStyle w:val="BodyText"/>
+      </w:pPr>
+      <w:proofErr w:type="spellStart"/>
+      <w:r>
+        <w:t>revuiew</w:t>
+      </w:r>
+      <w:proofErr w:type="spellEnd"/>
+      <w:r>
         <w:t xml:space="preserve"> </w:t>
       </w:r>
       <w:r>
@@ -11940,22 +11637,49 @@
         <w:t>&lt;&gt;</w:t>
       </w:r>
       <w:r>
-        <w:t xml:space="preserve"> employee (M:1) </w:t>
+        <w:t xml:space="preserve"> </w:t>
+      </w:r>
+      <w:r>
+        <w:t>customer</w:t>
+      </w:r>
+      <w:r>
+        <w:t xml:space="preserve"> (</w:t>
+      </w:r>
+      <w:r>
+        <w:t>M:1</w:t>
+      </w:r>
+      <w:r>
+        <w:t xml:space="preserve">) </w:t>
+      </w:r>
+      <w:r>
+        <w:t>optional</w:t>
+      </w:r>
+      <w:r>
+        <w:t xml:space="preserve"> to Mandatory</w:t>
       </w:r>
     </w:p>
     <w:p>
       <w:pPr>
         <w:pStyle w:val="BodyText"/>
-        <w:ind w:left="720"/>
-      </w:pPr>
-      <w:r>
-        <w:t xml:space="preserve">Each employee can be assigned to multiple </w:t>
-      </w:r>
+      </w:pPr>
+      <w:r>
+        <w:t xml:space="preserve">each review should have at least one customer </w:t>
+      </w:r>
+      <w:proofErr w:type="spellStart"/>
+      <w:r>
+        <w:t>reviewr</w:t>
+      </w:r>
+      <w:proofErr w:type="spellEnd"/>
+      <w:r>
+        <w:t xml:space="preserve">, while one customer might review more than one </w:t>
+      </w:r>
+      <w:proofErr w:type="gramStart"/>
       <w:r>
         <w:t>bookings</w:t>
       </w:r>
-      <w:r>
-        <w:t>.</w:t>
+      <w:proofErr w:type="gramEnd"/>
+      <w:r>
+        <w:t xml:space="preserve"> as well as don’t review any at all</w:t>
       </w:r>
     </w:p>
     <w:p>
@@ -11966,1157 +11690,23 @@
     <w:p>
       <w:pPr>
         <w:pStyle w:val="BodyText"/>
-        <w:ind w:left="720"/>
-      </w:pPr>
-      <w:proofErr w:type="spellStart"/>
-      <w:r>
-        <w:t>employee_</w:t>
-      </w:r>
-      <w:r>
-        <w:t>booking</w:t>
-      </w:r>
-      <w:proofErr w:type="spellEnd"/>
-      <w:r>
-        <w:t xml:space="preserve"> </w:t>
-      </w:r>
-      <w:r>
-        <w:rPr>
-          <w:rFonts w:ascii="Arial" w:hAnsi="Arial" w:cs="Arial"/>
-        </w:rPr>
-        <w:t xml:space="preserve">&lt;&gt; </w:t>
-      </w:r>
-      <w:r>
-        <w:t>booking</w:t>
-      </w:r>
-      <w:r>
-        <w:t xml:space="preserve"> (M:1) </w:t>
-      </w:r>
-    </w:p>
-    <w:p>
-      <w:pPr>
-        <w:pStyle w:val="BodyText"/>
-        <w:ind w:left="720"/>
-      </w:pPr>
-      <w:r>
-        <w:t xml:space="preserve">Each </w:t>
-      </w:r>
-      <w:r>
-        <w:t>booking</w:t>
-      </w:r>
-      <w:r>
-        <w:t xml:space="preserve"> can have multiple employees assigned. </w:t>
-      </w:r>
-    </w:p>
-    <w:p>
-      <w:pPr>
-        <w:pStyle w:val="BodyText"/>
-        <w:ind w:left="720"/>
-      </w:pPr>
-    </w:p>
-    <w:p>
-      <w:pPr>
-        <w:pStyle w:val="BodyText"/>
-        <w:ind w:left="720"/>
-      </w:pPr>
-      <w:proofErr w:type="spellStart"/>
-      <w:r>
-        <w:t>Employee_</w:t>
-      </w:r>
-      <w:r>
-        <w:t>booking</w:t>
-      </w:r>
-      <w:proofErr w:type="spellEnd"/>
-      <w:r>
-        <w:t xml:space="preserve"> Table example:</w:t>
+      </w:pPr>
+      <w:r>
+        <w:t>Review</w:t>
+      </w:r>
+      <w:r>
+        <w:t xml:space="preserve"> Table Example:</w:t>
       </w:r>
     </w:p>
     <w:tbl>
       <w:tblPr>
         <w:tblStyle w:val="TableGrid"/>
-        <w:tblW w:w="9194" w:type="dxa"/>
-        <w:tblInd w:w="-147" w:type="dxa"/>
-        <w:tblLook w:val="04A0" w:firstRow="1" w:lastRow="0" w:firstColumn="1" w:lastColumn="0" w:noHBand="0" w:noVBand="1"/>
-      </w:tblPr>
-      <w:tblGrid>
-        <w:gridCol w:w="2158"/>
-        <w:gridCol w:w="1371"/>
-        <w:gridCol w:w="2312"/>
-        <w:gridCol w:w="1675"/>
-        <w:gridCol w:w="1678"/>
-      </w:tblGrid>
-      <w:tr>
-        <w:tc>
-          <w:tcPr>
-            <w:tcW w:w="2131" w:type="dxa"/>
-            <w:shd w:val="clear" w:color="auto" w:fill="76CDD8"/>
-          </w:tcPr>
-          <w:p>
-            <w:pPr>
-              <w:pStyle w:val="BodyText"/>
-              <w:ind w:right="-113"/>
-              <w:rPr>
-                <w:color w:val="E7E6E6" w:themeColor="background2"/>
-              </w:rPr>
-            </w:pPr>
-            <w:proofErr w:type="spellStart"/>
-            <w:r>
-              <w:rPr>
-                <w:color w:val="E7E6E6" w:themeColor="background2"/>
-              </w:rPr>
-              <w:t>employee</w:t>
-            </w:r>
-            <w:r>
-              <w:rPr>
-                <w:color w:val="E7E6E6" w:themeColor="background2"/>
-              </w:rPr>
-              <w:t>_</w:t>
-            </w:r>
-            <w:r>
-              <w:rPr>
-                <w:color w:val="E7E6E6" w:themeColor="background2"/>
-              </w:rPr>
-              <w:t>booking</w:t>
-            </w:r>
-            <w:r>
-              <w:rPr>
-                <w:color w:val="E7E6E6" w:themeColor="background2"/>
-              </w:rPr>
-              <w:t>_</w:t>
-            </w:r>
-            <w:r>
-              <w:rPr>
-                <w:color w:val="E7E6E6" w:themeColor="background2"/>
-              </w:rPr>
-              <w:t>id</w:t>
-            </w:r>
-            <w:proofErr w:type="spellEnd"/>
-          </w:p>
-        </w:tc>
-        <w:tc>
-          <w:tcPr>
-            <w:tcW w:w="1371" w:type="dxa"/>
-            <w:shd w:val="clear" w:color="auto" w:fill="76CDD8"/>
-          </w:tcPr>
-          <w:p>
-            <w:pPr>
-              <w:pStyle w:val="BodyText"/>
-              <w:ind w:right="-113"/>
-              <w:rPr>
-                <w:color w:val="E7E6E6" w:themeColor="background2"/>
-              </w:rPr>
-            </w:pPr>
-            <w:proofErr w:type="spellStart"/>
-            <w:r>
-              <w:rPr>
-                <w:color w:val="E7E6E6" w:themeColor="background2"/>
-              </w:rPr>
-              <w:t>employee_id</w:t>
-            </w:r>
-            <w:proofErr w:type="spellEnd"/>
-          </w:p>
-        </w:tc>
-        <w:tc>
-          <w:tcPr>
-            <w:tcW w:w="2330" w:type="dxa"/>
-            <w:shd w:val="clear" w:color="auto" w:fill="76CDD8"/>
-          </w:tcPr>
-          <w:p>
-            <w:pPr>
-              <w:pStyle w:val="BodyText"/>
-              <w:ind w:right="-113"/>
-              <w:rPr>
-                <w:color w:val="E7E6E6" w:themeColor="background2"/>
-              </w:rPr>
-            </w:pPr>
-            <w:proofErr w:type="spellStart"/>
-            <w:r>
-              <w:rPr>
-                <w:color w:val="E7E6E6" w:themeColor="background2"/>
-              </w:rPr>
-              <w:t>booking</w:t>
-            </w:r>
-            <w:r>
-              <w:rPr>
-                <w:color w:val="E7E6E6" w:themeColor="background2"/>
-              </w:rPr>
-              <w:t>_id</w:t>
-            </w:r>
-            <w:proofErr w:type="spellEnd"/>
-          </w:p>
-        </w:tc>
-        <w:tc>
-          <w:tcPr>
-            <w:tcW w:w="1681" w:type="dxa"/>
-            <w:shd w:val="clear" w:color="auto" w:fill="76CDD8"/>
-          </w:tcPr>
-          <w:p>
-            <w:pPr>
-              <w:pStyle w:val="BodyText"/>
-              <w:ind w:right="-113"/>
-              <w:rPr>
-                <w:color w:val="E7E6E6" w:themeColor="background2"/>
-              </w:rPr>
-            </w:pPr>
-            <w:r>
-              <w:rPr>
-                <w:color w:val="E7E6E6" w:themeColor="background2"/>
-              </w:rPr>
-              <w:t>role</w:t>
-            </w:r>
-          </w:p>
-        </w:tc>
-        <w:tc>
-          <w:tcPr>
-            <w:tcW w:w="1681" w:type="dxa"/>
-            <w:shd w:val="clear" w:color="auto" w:fill="76CDD8"/>
-          </w:tcPr>
-          <w:p>
-            <w:pPr>
-              <w:pStyle w:val="BodyText"/>
-              <w:ind w:right="-113"/>
-              <w:rPr>
-                <w:color w:val="E7E6E6" w:themeColor="background2"/>
-              </w:rPr>
-            </w:pPr>
-            <w:proofErr w:type="spellStart"/>
-            <w:r>
-              <w:rPr>
-                <w:color w:val="E7E6E6" w:themeColor="background2"/>
-              </w:rPr>
-              <w:t>Hours_worked</w:t>
-            </w:r>
-            <w:proofErr w:type="spellEnd"/>
-          </w:p>
-        </w:tc>
-      </w:tr>
-      <w:tr>
-        <w:tc>
-          <w:tcPr>
-            <w:tcW w:w="2131" w:type="dxa"/>
-          </w:tcPr>
-          <w:p>
-            <w:pPr>
-              <w:pStyle w:val="BodyText"/>
-              <w:ind w:right="-113"/>
-            </w:pPr>
-            <w:r>
-              <w:t>34565</w:t>
-            </w:r>
-          </w:p>
-        </w:tc>
-        <w:tc>
-          <w:tcPr>
-            <w:tcW w:w="1371" w:type="dxa"/>
-          </w:tcPr>
-          <w:p>
-            <w:pPr>
-              <w:pStyle w:val="BodyText"/>
-              <w:ind w:right="-113"/>
-            </w:pPr>
-            <w:r>
-              <w:t>3456</w:t>
-            </w:r>
-          </w:p>
-        </w:tc>
-        <w:tc>
-          <w:tcPr>
-            <w:tcW w:w="2330" w:type="dxa"/>
-          </w:tcPr>
-          <w:p>
-            <w:pPr>
-              <w:pStyle w:val="BodyText"/>
-              <w:ind w:right="-113"/>
-            </w:pPr>
-            <w:r>
-              <w:t>008198</w:t>
-            </w:r>
-          </w:p>
-        </w:tc>
-        <w:tc>
-          <w:tcPr>
-            <w:tcW w:w="1681" w:type="dxa"/>
-          </w:tcPr>
-          <w:p>
-            <w:pPr>
-              <w:pStyle w:val="BodyText"/>
-              <w:ind w:right="-113"/>
-            </w:pPr>
-            <w:r>
-              <w:t>receptionist</w:t>
-            </w:r>
-          </w:p>
-        </w:tc>
-        <w:tc>
-          <w:tcPr>
-            <w:tcW w:w="1681" w:type="dxa"/>
-          </w:tcPr>
-          <w:p>
-            <w:pPr>
-              <w:pStyle w:val="BodyText"/>
-              <w:ind w:right="-113"/>
-            </w:pPr>
-            <w:r>
-              <w:t>8</w:t>
-            </w:r>
-          </w:p>
-        </w:tc>
-      </w:tr>
-      <w:tr>
-        <w:tc>
-          <w:tcPr>
-            <w:tcW w:w="2131" w:type="dxa"/>
-          </w:tcPr>
-          <w:p>
-            <w:pPr>
-              <w:pStyle w:val="BodyText"/>
-              <w:ind w:right="-113"/>
-            </w:pPr>
-            <w:r>
-              <w:t>36785</w:t>
-            </w:r>
-          </w:p>
-        </w:tc>
-        <w:tc>
-          <w:tcPr>
-            <w:tcW w:w="1371" w:type="dxa"/>
-          </w:tcPr>
-          <w:p>
-            <w:pPr>
-              <w:pStyle w:val="BodyText"/>
-              <w:ind w:right="-113"/>
-            </w:pPr>
-            <w:r>
-              <w:t>3678</w:t>
-            </w:r>
-          </w:p>
-        </w:tc>
-        <w:tc>
-          <w:tcPr>
-            <w:tcW w:w="2330" w:type="dxa"/>
-          </w:tcPr>
-          <w:p>
-            <w:pPr>
-              <w:pStyle w:val="BodyText"/>
-              <w:ind w:right="-113"/>
-            </w:pPr>
-            <w:r>
-              <w:t>00819</w:t>
-            </w:r>
-            <w:r>
-              <w:t>9</w:t>
-            </w:r>
-          </w:p>
-        </w:tc>
-        <w:tc>
-          <w:tcPr>
-            <w:tcW w:w="1681" w:type="dxa"/>
-          </w:tcPr>
-          <w:p>
-            <w:pPr>
-              <w:pStyle w:val="BodyText"/>
-              <w:ind w:right="-113"/>
-            </w:pPr>
-            <w:r>
-              <w:t>cleaner</w:t>
-            </w:r>
-          </w:p>
-        </w:tc>
-        <w:tc>
-          <w:tcPr>
-            <w:tcW w:w="1681" w:type="dxa"/>
-          </w:tcPr>
-          <w:p>
-            <w:pPr>
-              <w:pStyle w:val="BodyText"/>
-              <w:ind w:right="-113"/>
-            </w:pPr>
-            <w:r>
-              <w:t>5</w:t>
-            </w:r>
-          </w:p>
-        </w:tc>
-      </w:tr>
-    </w:tbl>
-    <w:p>
-      <w:pPr>
-        <w:pStyle w:val="BodyText"/>
-        <w:ind w:left="720"/>
-      </w:pPr>
-    </w:p>
-    <w:p>
-      <w:pPr>
-        <w:pStyle w:val="BodyText"/>
-        <w:ind w:left="720"/>
-      </w:pPr>
-    </w:p>
-    <w:p>
-      <w:pPr>
-        <w:pStyle w:val="BodyText"/>
-        <w:numPr>
-          <w:ilvl w:val="0"/>
-          <w:numId w:val="36"/>
-        </w:numPr>
-      </w:pPr>
-      <w:r>
-        <w:t>review</w:t>
-      </w:r>
-      <w:r>
-        <w:t xml:space="preserve"> Table</w:t>
-      </w:r>
-    </w:p>
-    <w:p>
-      <w:pPr>
-        <w:pStyle w:val="BodyText"/>
-        <w:ind w:left="360"/>
-      </w:pPr>
-      <w:r>
-        <w:lastRenderedPageBreak/>
-        <w:t>Description:</w:t>
-      </w:r>
-    </w:p>
-    <w:p>
-      <w:pPr>
-        <w:pStyle w:val="BodyText"/>
-        <w:ind w:left="360"/>
-        <w:rPr>
-          <w:lang/>
-        </w:rPr>
-      </w:pPr>
-      <w:r>
-        <w:rPr>
-          <w:lang/>
-        </w:rPr>
-        <w:t xml:space="preserve">The </w:t>
-      </w:r>
-      <w:r>
-        <w:t>review</w:t>
-      </w:r>
-      <w:r>
-        <w:rPr>
-          <w:lang/>
-        </w:rPr>
-        <w:t xml:space="preserve"> table stores details about </w:t>
-      </w:r>
-      <w:r>
-        <w:t xml:space="preserve">reviews, associated bookings </w:t>
-      </w:r>
-      <w:proofErr w:type="spellStart"/>
-      <w:r>
-        <w:t>anf</w:t>
-      </w:r>
-      <w:proofErr w:type="spellEnd"/>
-      <w:r>
-        <w:t xml:space="preserve"> customers</w:t>
-      </w:r>
-      <w:r>
-        <w:rPr>
-          <w:lang/>
-        </w:rPr>
-        <w:t>.</w:t>
-      </w:r>
-    </w:p>
-    <w:p>
-      <w:pPr>
-        <w:pStyle w:val="BodyText"/>
-        <w:ind w:left="360"/>
-        <w:rPr>
-          <w:lang/>
-        </w:rPr>
-      </w:pPr>
-    </w:p>
-    <w:tbl>
-      <w:tblPr>
-        <w:tblW w:w="0" w:type="auto"/>
-        <w:tblInd w:w="-108" w:type="dxa"/>
-        <w:tblBorders>
-          <w:top w:val="single" w:sz="4" w:space="0" w:color="76CDD8"/>
-          <w:left w:val="single" w:sz="4" w:space="0" w:color="76CDD8"/>
-          <w:bottom w:val="single" w:sz="4" w:space="0" w:color="76CDD8"/>
-          <w:right w:val="single" w:sz="4" w:space="0" w:color="76CDD8"/>
-          <w:insideH w:val="single" w:sz="4" w:space="0" w:color="76CDD8"/>
-          <w:insideV w:val="single" w:sz="4" w:space="0" w:color="76CDD8"/>
-        </w:tblBorders>
-        <w:tblLayout w:type="fixed"/>
-        <w:tblLook w:val="0000" w:firstRow="0" w:lastRow="0" w:firstColumn="0" w:lastColumn="0" w:noHBand="0" w:noVBand="0"/>
-      </w:tblPr>
-      <w:tblGrid>
-        <w:gridCol w:w="2302"/>
-        <w:gridCol w:w="2302"/>
-        <w:gridCol w:w="2302"/>
-        <w:gridCol w:w="2302"/>
-      </w:tblGrid>
-      <w:tr>
-        <w:trPr>
-          <w:trHeight w:val="292"/>
-        </w:trPr>
-        <w:tc>
-          <w:tcPr>
-            <w:tcW w:w="2302" w:type="dxa"/>
-            <w:shd w:val="clear" w:color="auto" w:fill="76CDD8"/>
-          </w:tcPr>
-          <w:p>
-            <w:pPr>
-              <w:pStyle w:val="BodyText"/>
-              <w:widowControl w:val="0"/>
-              <w:spacing w:line="360" w:lineRule="auto"/>
-              <w:jc w:val="center"/>
-              <w:rPr>
-                <w:color w:val="FFFFFF" w:themeColor="background1"/>
-                <w:sz w:val="18"/>
-                <w:szCs w:val="18"/>
-              </w:rPr>
-            </w:pPr>
-            <w:r>
-              <w:rPr>
-                <w:color w:val="FFFFFF" w:themeColor="background1"/>
-                <w:sz w:val="18"/>
-                <w:szCs w:val="18"/>
-              </w:rPr>
-              <w:t>Table Name</w:t>
-            </w:r>
-          </w:p>
-        </w:tc>
-        <w:tc>
-          <w:tcPr>
-            <w:tcW w:w="2302" w:type="dxa"/>
-            <w:shd w:val="clear" w:color="auto" w:fill="76CDD8"/>
-          </w:tcPr>
-          <w:p>
-            <w:pPr>
-              <w:pStyle w:val="BodyText"/>
-              <w:widowControl w:val="0"/>
-              <w:spacing w:line="360" w:lineRule="auto"/>
-              <w:jc w:val="center"/>
-              <w:rPr>
-                <w:color w:val="FFFFFF" w:themeColor="background1"/>
-                <w:sz w:val="18"/>
-                <w:szCs w:val="18"/>
-              </w:rPr>
-            </w:pPr>
-            <w:r>
-              <w:rPr>
-                <w:color w:val="FFFFFF" w:themeColor="background1"/>
-                <w:sz w:val="18"/>
-                <w:szCs w:val="18"/>
-              </w:rPr>
-              <w:t xml:space="preserve">Field name </w:t>
-            </w:r>
-          </w:p>
-        </w:tc>
-        <w:tc>
-          <w:tcPr>
-            <w:tcW w:w="2302" w:type="dxa"/>
-            <w:shd w:val="clear" w:color="auto" w:fill="76CDD8"/>
-          </w:tcPr>
-          <w:p>
-            <w:pPr>
-              <w:pStyle w:val="BodyText"/>
-              <w:widowControl w:val="0"/>
-              <w:spacing w:line="360" w:lineRule="auto"/>
-              <w:jc w:val="center"/>
-              <w:rPr>
-                <w:color w:val="FFFFFF" w:themeColor="background1"/>
-                <w:sz w:val="18"/>
-                <w:szCs w:val="18"/>
-              </w:rPr>
-            </w:pPr>
-            <w:r>
-              <w:rPr>
-                <w:color w:val="FFFFFF" w:themeColor="background1"/>
-                <w:sz w:val="18"/>
-                <w:szCs w:val="18"/>
-              </w:rPr>
-              <w:t xml:space="preserve">Field Description </w:t>
-            </w:r>
-          </w:p>
-        </w:tc>
-        <w:tc>
-          <w:tcPr>
-            <w:tcW w:w="2302" w:type="dxa"/>
-            <w:shd w:val="clear" w:color="auto" w:fill="76CDD8"/>
-          </w:tcPr>
-          <w:p>
-            <w:pPr>
-              <w:pStyle w:val="BodyText"/>
-              <w:widowControl w:val="0"/>
-              <w:spacing w:line="360" w:lineRule="auto"/>
-              <w:jc w:val="center"/>
-              <w:rPr>
-                <w:color w:val="FFFFFF" w:themeColor="background1"/>
-                <w:sz w:val="18"/>
-                <w:szCs w:val="18"/>
-              </w:rPr>
-            </w:pPr>
-            <w:r>
-              <w:rPr>
-                <w:color w:val="FFFFFF" w:themeColor="background1"/>
-                <w:sz w:val="18"/>
-                <w:szCs w:val="18"/>
-              </w:rPr>
-              <w:t xml:space="preserve">Data Type </w:t>
-            </w:r>
-          </w:p>
-        </w:tc>
-      </w:tr>
-      <w:tr>
-        <w:trPr>
-          <w:trHeight w:val="432"/>
-        </w:trPr>
-        <w:tc>
-          <w:tcPr>
-            <w:tcW w:w="2302" w:type="dxa"/>
-            <w:vMerge w:val="restart"/>
-          </w:tcPr>
-          <w:p>
-            <w:pPr>
-              <w:pStyle w:val="BodyText"/>
-            </w:pPr>
-            <w:proofErr w:type="spellStart"/>
-            <w:r>
-              <w:t>review_id</w:t>
-            </w:r>
-            <w:proofErr w:type="spellEnd"/>
-          </w:p>
-        </w:tc>
-        <w:tc>
-          <w:tcPr>
-            <w:tcW w:w="2302" w:type="dxa"/>
-          </w:tcPr>
-          <w:p>
-            <w:pPr>
-              <w:pStyle w:val="BodyText"/>
-            </w:pPr>
-            <w:proofErr w:type="spellStart"/>
-            <w:r>
-              <w:t>review_id</w:t>
-            </w:r>
-            <w:proofErr w:type="spellEnd"/>
-          </w:p>
-        </w:tc>
-        <w:tc>
-          <w:tcPr>
-            <w:tcW w:w="2302" w:type="dxa"/>
-          </w:tcPr>
-          <w:p>
-            <w:pPr>
-              <w:pStyle w:val="BodyText"/>
-            </w:pPr>
-            <w:r>
-              <w:t>Unique review identifier PK</w:t>
-            </w:r>
-          </w:p>
-        </w:tc>
-        <w:tc>
-          <w:tcPr>
-            <w:tcW w:w="2302" w:type="dxa"/>
-          </w:tcPr>
-          <w:p>
-            <w:pPr>
-              <w:pStyle w:val="BodyText"/>
-            </w:pPr>
-            <w:r>
-              <w:t>Int</w:t>
-            </w:r>
-          </w:p>
-        </w:tc>
-      </w:tr>
-      <w:tr>
-        <w:trPr>
-          <w:trHeight w:val="432"/>
-        </w:trPr>
-        <w:tc>
-          <w:tcPr>
-            <w:tcW w:w="2302" w:type="dxa"/>
-            <w:vMerge/>
-          </w:tcPr>
-          <w:p>
-            <w:pPr>
-              <w:pStyle w:val="BodyText"/>
-            </w:pPr>
-          </w:p>
-        </w:tc>
-        <w:tc>
-          <w:tcPr>
-            <w:tcW w:w="2302" w:type="dxa"/>
-          </w:tcPr>
-          <w:p>
-            <w:pPr>
-              <w:pStyle w:val="BodyText"/>
-            </w:pPr>
-            <w:proofErr w:type="spellStart"/>
-            <w:r>
-              <w:t>customer</w:t>
-            </w:r>
-            <w:r>
-              <w:t>_id</w:t>
-            </w:r>
-            <w:proofErr w:type="spellEnd"/>
-          </w:p>
-        </w:tc>
-        <w:tc>
-          <w:tcPr>
-            <w:tcW w:w="2302" w:type="dxa"/>
-          </w:tcPr>
-          <w:p>
-            <w:pPr>
-              <w:pStyle w:val="BodyText"/>
-            </w:pPr>
-            <w:r>
-              <w:t>Customer identifier FK NOT NULL</w:t>
-            </w:r>
-          </w:p>
-        </w:tc>
-        <w:tc>
-          <w:tcPr>
-            <w:tcW w:w="2302" w:type="dxa"/>
-          </w:tcPr>
-          <w:p>
-            <w:pPr>
-              <w:pStyle w:val="BodyText"/>
-            </w:pPr>
-            <w:r>
-              <w:t>int</w:t>
-            </w:r>
-          </w:p>
-        </w:tc>
-      </w:tr>
-      <w:tr>
-        <w:trPr>
-          <w:trHeight w:val="432"/>
-        </w:trPr>
-        <w:tc>
-          <w:tcPr>
-            <w:tcW w:w="2302" w:type="dxa"/>
-            <w:vMerge/>
-          </w:tcPr>
-          <w:p>
-            <w:pPr>
-              <w:pStyle w:val="BodyText"/>
-            </w:pPr>
-          </w:p>
-        </w:tc>
-        <w:tc>
-          <w:tcPr>
-            <w:tcW w:w="2302" w:type="dxa"/>
-          </w:tcPr>
-          <w:p>
-            <w:pPr>
-              <w:pStyle w:val="BodyText"/>
-            </w:pPr>
-            <w:proofErr w:type="spellStart"/>
-            <w:r>
-              <w:t>booking</w:t>
-            </w:r>
-            <w:r>
-              <w:t>_id</w:t>
-            </w:r>
-            <w:proofErr w:type="spellEnd"/>
-          </w:p>
-        </w:tc>
-        <w:tc>
-          <w:tcPr>
-            <w:tcW w:w="2302" w:type="dxa"/>
-          </w:tcPr>
-          <w:p>
-            <w:pPr>
-              <w:pStyle w:val="BodyText"/>
-            </w:pPr>
-            <w:r>
-              <w:t>booking</w:t>
-            </w:r>
-            <w:r>
-              <w:t xml:space="preserve"> identifier FK NOT NULL</w:t>
-            </w:r>
-          </w:p>
-        </w:tc>
-        <w:tc>
-          <w:tcPr>
-            <w:tcW w:w="2302" w:type="dxa"/>
-          </w:tcPr>
-          <w:p>
-            <w:pPr>
-              <w:pStyle w:val="BodyText"/>
-            </w:pPr>
-            <w:r>
-              <w:t>int</w:t>
-            </w:r>
-          </w:p>
-        </w:tc>
-      </w:tr>
-      <w:tr>
-        <w:trPr>
-          <w:trHeight w:val="432"/>
-        </w:trPr>
-        <w:tc>
-          <w:tcPr>
-            <w:tcW w:w="2302" w:type="dxa"/>
-            <w:vMerge/>
-          </w:tcPr>
-          <w:p>
-            <w:pPr>
-              <w:pStyle w:val="BodyText"/>
-            </w:pPr>
-          </w:p>
-        </w:tc>
-        <w:tc>
-          <w:tcPr>
-            <w:tcW w:w="2302" w:type="dxa"/>
-          </w:tcPr>
-          <w:p>
-            <w:pPr>
-              <w:pStyle w:val="BodyText"/>
-            </w:pPr>
-            <w:r>
-              <w:t>rating</w:t>
-            </w:r>
-          </w:p>
-        </w:tc>
-        <w:tc>
-          <w:tcPr>
-            <w:tcW w:w="2302" w:type="dxa"/>
-          </w:tcPr>
-          <w:p>
-            <w:pPr>
-              <w:pStyle w:val="BodyText"/>
-            </w:pPr>
-            <w:proofErr w:type="spellStart"/>
-            <w:r>
-              <w:t>Tinyint</w:t>
-            </w:r>
-            <w:proofErr w:type="spellEnd"/>
-            <w:r>
-              <w:t xml:space="preserve"> </w:t>
-            </w:r>
-            <w:proofErr w:type="gramStart"/>
-            <w:r>
-              <w:t>CHECK(</w:t>
-            </w:r>
-            <w:proofErr w:type="gramEnd"/>
-            <w:r>
-              <w:t>rating between 1 and 5) NOT NULL</w:t>
-            </w:r>
-          </w:p>
-        </w:tc>
-        <w:tc>
-          <w:tcPr>
-            <w:tcW w:w="2302" w:type="dxa"/>
-          </w:tcPr>
-          <w:p>
-            <w:pPr>
-              <w:pStyle w:val="BodyText"/>
-            </w:pPr>
-            <w:proofErr w:type="spellStart"/>
-            <w:r>
-              <w:t>Tinyint</w:t>
-            </w:r>
-            <w:proofErr w:type="spellEnd"/>
-          </w:p>
-        </w:tc>
-      </w:tr>
-      <w:tr>
-        <w:trPr>
-          <w:trHeight w:val="432"/>
-        </w:trPr>
-        <w:tc>
-          <w:tcPr>
-            <w:tcW w:w="2302" w:type="dxa"/>
-          </w:tcPr>
-          <w:p>
-            <w:pPr>
-              <w:pStyle w:val="BodyText"/>
-            </w:pPr>
-          </w:p>
-        </w:tc>
-        <w:tc>
-          <w:tcPr>
-            <w:tcW w:w="2302" w:type="dxa"/>
-          </w:tcPr>
-          <w:p>
-            <w:pPr>
-              <w:pStyle w:val="BodyText"/>
-            </w:pPr>
-            <w:r>
-              <w:t>comment</w:t>
-            </w:r>
-          </w:p>
-        </w:tc>
-        <w:tc>
-          <w:tcPr>
-            <w:tcW w:w="2302" w:type="dxa"/>
-          </w:tcPr>
-          <w:p>
-            <w:pPr>
-              <w:pStyle w:val="BodyText"/>
-            </w:pPr>
-            <w:r>
-              <w:t>NOT NULL</w:t>
-            </w:r>
-          </w:p>
-        </w:tc>
-        <w:tc>
-          <w:tcPr>
-            <w:tcW w:w="2302" w:type="dxa"/>
-          </w:tcPr>
-          <w:p>
-            <w:pPr>
-              <w:pStyle w:val="BodyText"/>
-            </w:pPr>
-            <w:r>
-              <w:t>text</w:t>
-            </w:r>
-          </w:p>
-        </w:tc>
-      </w:tr>
-      <w:tr>
-        <w:trPr>
-          <w:trHeight w:val="432"/>
-        </w:trPr>
-        <w:tc>
-          <w:tcPr>
-            <w:tcW w:w="2302" w:type="dxa"/>
-          </w:tcPr>
-          <w:p>
-            <w:pPr>
-              <w:pStyle w:val="BodyText"/>
-            </w:pPr>
-          </w:p>
-        </w:tc>
-        <w:tc>
-          <w:tcPr>
-            <w:tcW w:w="2302" w:type="dxa"/>
-          </w:tcPr>
-          <w:p>
-            <w:pPr>
-              <w:pStyle w:val="BodyText"/>
-            </w:pPr>
-            <w:proofErr w:type="spellStart"/>
-            <w:r>
-              <w:t>Review_date</w:t>
-            </w:r>
-            <w:proofErr w:type="spellEnd"/>
-          </w:p>
-        </w:tc>
-        <w:tc>
-          <w:tcPr>
-            <w:tcW w:w="2302" w:type="dxa"/>
-          </w:tcPr>
-          <w:p>
-            <w:pPr>
-              <w:pStyle w:val="BodyText"/>
-            </w:pPr>
-            <w:r>
-              <w:t>Default current timestamp not null</w:t>
-            </w:r>
-          </w:p>
-        </w:tc>
-        <w:tc>
-          <w:tcPr>
-            <w:tcW w:w="2302" w:type="dxa"/>
-          </w:tcPr>
-          <w:p>
-            <w:pPr>
-              <w:pStyle w:val="BodyText"/>
-            </w:pPr>
-            <w:r>
-              <w:t>datetime</w:t>
-            </w:r>
-          </w:p>
-        </w:tc>
-      </w:tr>
-    </w:tbl>
-    <w:p>
-      <w:pPr>
-        <w:pStyle w:val="BodyText"/>
-      </w:pPr>
-    </w:p>
-    <w:p>
-      <w:pPr>
-        <w:pStyle w:val="BodyText"/>
-      </w:pPr>
-    </w:p>
-    <w:p>
-      <w:pPr>
-        <w:pStyle w:val="BodyText"/>
-      </w:pPr>
-      <w:r>
-        <w:t>Relationships with Other Tables:</w:t>
-      </w:r>
-    </w:p>
-    <w:p>
-      <w:pPr>
-        <w:pStyle w:val="BodyText"/>
-      </w:pPr>
-      <w:r>
-        <w:t>review</w:t>
-      </w:r>
-      <w:r>
-        <w:t xml:space="preserve"> </w:t>
-      </w:r>
-      <w:r>
-        <w:rPr>
-          <w:rFonts w:ascii="Arial" w:hAnsi="Arial" w:cs="Arial"/>
-        </w:rPr>
-        <w:t>&lt;&gt;</w:t>
-      </w:r>
-      <w:r>
-        <w:t xml:space="preserve"> </w:t>
-      </w:r>
-      <w:r>
-        <w:t>booking</w:t>
-      </w:r>
-      <w:r>
-        <w:t xml:space="preserve"> (1:M) Mandatory: Optional</w:t>
-      </w:r>
-    </w:p>
-    <w:p>
-      <w:pPr>
-        <w:pStyle w:val="BodyText"/>
-      </w:pPr>
-      <w:r>
-        <w:t>each review should have at least one</w:t>
-      </w:r>
-      <w:r>
-        <w:t xml:space="preserve"> </w:t>
-      </w:r>
-      <w:proofErr w:type="spellStart"/>
-      <w:r>
-        <w:t>assoicated</w:t>
-      </w:r>
-      <w:proofErr w:type="spellEnd"/>
-      <w:r>
-        <w:t xml:space="preserve"> </w:t>
-      </w:r>
-      <w:r>
-        <w:t>booking</w:t>
-      </w:r>
-      <w:r>
-        <w:t xml:space="preserve">, while one </w:t>
-      </w:r>
-      <w:r>
-        <w:t>booking</w:t>
-      </w:r>
-      <w:r>
-        <w:t xml:space="preserve"> might </w:t>
-      </w:r>
-      <w:proofErr w:type="gramStart"/>
-      <w:r>
-        <w:t xml:space="preserve">have </w:t>
-      </w:r>
-      <w:r>
-        <w:t xml:space="preserve"> more</w:t>
-      </w:r>
-      <w:proofErr w:type="gramEnd"/>
-      <w:r>
-        <w:t xml:space="preserve"> than one </w:t>
-      </w:r>
-      <w:r>
-        <w:t>reviews</w:t>
-      </w:r>
-      <w:r>
-        <w:t xml:space="preserve"> as well as don’t </w:t>
-      </w:r>
-      <w:r>
-        <w:t>have any reviews</w:t>
-      </w:r>
-      <w:r>
-        <w:t xml:space="preserve"> at all</w:t>
-      </w:r>
-    </w:p>
-    <w:p>
-      <w:pPr>
-        <w:pStyle w:val="BodyText"/>
-      </w:pPr>
-    </w:p>
-    <w:p>
-      <w:pPr>
-        <w:pStyle w:val="BodyText"/>
-      </w:pPr>
-      <w:proofErr w:type="spellStart"/>
-      <w:r>
-        <w:t>revuiew</w:t>
-      </w:r>
-      <w:proofErr w:type="spellEnd"/>
-      <w:r>
-        <w:t xml:space="preserve"> </w:t>
-      </w:r>
-      <w:r>
-        <w:rPr>
-          <w:rFonts w:ascii="Arial" w:hAnsi="Arial" w:cs="Arial"/>
-        </w:rPr>
-        <w:t>&lt;&gt;</w:t>
-      </w:r>
-      <w:r>
-        <w:t xml:space="preserve"> </w:t>
-      </w:r>
-      <w:r>
-        <w:t>customer</w:t>
-      </w:r>
-      <w:r>
-        <w:t xml:space="preserve"> (</w:t>
-      </w:r>
-      <w:r>
-        <w:t>M:1</w:t>
-      </w:r>
-      <w:r>
-        <w:t xml:space="preserve">) </w:t>
-      </w:r>
-      <w:r>
-        <w:t>optional</w:t>
-      </w:r>
-      <w:r>
-        <w:t xml:space="preserve"> to Mandatory</w:t>
-      </w:r>
-    </w:p>
-    <w:p>
-      <w:pPr>
-        <w:pStyle w:val="BodyText"/>
-      </w:pPr>
-      <w:r>
-        <w:t xml:space="preserve">each review should have at least one customer </w:t>
-      </w:r>
-      <w:proofErr w:type="spellStart"/>
-      <w:r>
-        <w:t>reviewr</w:t>
-      </w:r>
-      <w:proofErr w:type="spellEnd"/>
-      <w:r>
-        <w:t xml:space="preserve">, while one customer might review more than one </w:t>
-      </w:r>
-      <w:proofErr w:type="gramStart"/>
-      <w:r>
-        <w:t>bookings</w:t>
-      </w:r>
-      <w:proofErr w:type="gramEnd"/>
-      <w:r>
-        <w:t xml:space="preserve"> as well as don’t review any at all</w:t>
-      </w:r>
-    </w:p>
-    <w:p>
-      <w:pPr>
-        <w:pStyle w:val="BodyText"/>
-      </w:pPr>
-    </w:p>
-    <w:p>
-      <w:pPr>
-        <w:pStyle w:val="BodyText"/>
-      </w:pPr>
-      <w:r>
-        <w:t>Review</w:t>
-      </w:r>
-      <w:r>
-        <w:t xml:space="preserve"> Table Example:</w:t>
-      </w:r>
-    </w:p>
-    <w:tbl>
-      <w:tblPr>
-        <w:tblStyle w:val="TableGrid"/>
-        <w:tblW w:w="9494" w:type="dxa"/>
+        <w:tblW w:w="8108" w:type="dxa"/>
         <w:tblInd w:w="-147" w:type="dxa"/>
         <w:tblLook w:val="04A0" w:firstRow="1" w:lastRow="0" w:firstColumn="1" w:lastColumn="0" w:noHBand="0" w:noVBand="1"/>
       </w:tblPr>
       <w:tblGrid>
         <w:gridCol w:w="1419"/>
-        <w:gridCol w:w="1386"/>
         <w:gridCol w:w="1546"/>
         <w:gridCol w:w="1494"/>
         <w:gridCol w:w="1587"/>
@@ -13154,29 +11744,6 @@
         </w:tc>
         <w:tc>
           <w:tcPr>
-            <w:tcW w:w="1386" w:type="dxa"/>
-            <w:shd w:val="clear" w:color="auto" w:fill="76CDD8"/>
-          </w:tcPr>
-          <w:p>
-            <w:pPr>
-              <w:pStyle w:val="BodyText"/>
-              <w:ind w:right="-113"/>
-              <w:rPr>
-                <w:color w:val="E7E6E6" w:themeColor="background2"/>
-              </w:rPr>
-            </w:pPr>
-            <w:proofErr w:type="spellStart"/>
-            <w:r>
-              <w:rPr>
-                <w:color w:val="E7E6E6" w:themeColor="background2"/>
-              </w:rPr>
-              <w:t>Customer_id</w:t>
-            </w:r>
-            <w:proofErr w:type="spellEnd"/>
-          </w:p>
-        </w:tc>
-        <w:tc>
-          <w:tcPr>
             <w:tcW w:w="1546" w:type="dxa"/>
             <w:shd w:val="clear" w:color="auto" w:fill="76CDD8"/>
           </w:tcPr>
@@ -13215,13 +11782,7 @@
               <w:rPr>
                 <w:color w:val="E7E6E6" w:themeColor="background2"/>
               </w:rPr>
-              <w:t>R</w:t>
-            </w:r>
-            <w:r>
-              <w:rPr>
-                <w:color w:val="E7E6E6" w:themeColor="background2"/>
-              </w:rPr>
-              <w:t>ating</w:t>
+              <w:t>Rating</w:t>
             </w:r>
           </w:p>
         </w:tc>
@@ -13281,16 +11842,13 @@
               <w:ind w:right="-113"/>
             </w:pPr>
             <w:r>
-              <w:t>16</w:t>
-            </w:r>
-            <w:r>
-              <w:t>99</w:t>
-            </w:r>
-          </w:p>
-        </w:tc>
-        <w:tc>
-          <w:tcPr>
-            <w:tcW w:w="1386" w:type="dxa"/>
+              <w:t>1699</w:t>
+            </w:r>
+          </w:p>
+        </w:tc>
+        <w:tc>
+          <w:tcPr>
+            <w:tcW w:w="1546" w:type="dxa"/>
           </w:tcPr>
           <w:tbl>
             <w:tblPr>
@@ -13321,12 +11879,9 @@
                   <w:pPr>
                     <w:pStyle w:val="BodyText"/>
                     <w:ind w:right="-113"/>
-                    <w:rPr>
-                      <w:lang/>
-                    </w:rPr>
                   </w:pPr>
                   <w:r>
-                    <w:t>448198</w:t>
+                    <w:t>008198</w:t>
                   </w:r>
                 </w:p>
               </w:tc>
@@ -13338,7 +11893,6 @@
               <w:ind w:right="-113"/>
               <w:rPr>
                 <w:vanish/>
-                <w:lang/>
               </w:rPr>
             </w:pPr>
           </w:p>
@@ -13371,9 +11925,6 @@
                   <w:pPr>
                     <w:pStyle w:val="BodyText"/>
                     <w:ind w:right="-113"/>
-                    <w:rPr>
-                      <w:lang/>
-                    </w:rPr>
                   </w:pPr>
                 </w:p>
               </w:tc>
@@ -13384,6 +11935,64 @@
               <w:pStyle w:val="BodyText"/>
               <w:ind w:right="-113"/>
             </w:pPr>
+          </w:p>
+        </w:tc>
+        <w:tc>
+          <w:tcPr>
+            <w:tcW w:w="1494" w:type="dxa"/>
+          </w:tcPr>
+          <w:p>
+            <w:pPr>
+              <w:pStyle w:val="BodyText"/>
+              <w:ind w:right="-113"/>
+            </w:pPr>
+            <w:r>
+              <w:t>3</w:t>
+            </w:r>
+          </w:p>
+        </w:tc>
+        <w:tc>
+          <w:tcPr>
+            <w:tcW w:w="1587" w:type="dxa"/>
+          </w:tcPr>
+          <w:p>
+            <w:pPr>
+              <w:pStyle w:val="BodyText"/>
+              <w:ind w:right="-113"/>
+            </w:pPr>
+            <w:r>
+              <w:t>Nice</w:t>
+            </w:r>
+          </w:p>
+        </w:tc>
+        <w:tc>
+          <w:tcPr>
+            <w:tcW w:w="2062" w:type="dxa"/>
+          </w:tcPr>
+          <w:p>
+            <w:pPr>
+              <w:pStyle w:val="BodyText"/>
+              <w:ind w:right="-113"/>
+            </w:pPr>
+            <w:r>
+              <w:t>10/10/2023</w:t>
+            </w:r>
+          </w:p>
+        </w:tc>
+      </w:tr>
+      <w:tr>
+        <w:tc>
+          <w:tcPr>
+            <w:tcW w:w="1419" w:type="dxa"/>
+          </w:tcPr>
+          <w:p>
+            <w:pPr>
+              <w:pStyle w:val="BodyText"/>
+              <w:ind w:right="-113"/>
+            </w:pPr>
+            <w:r>
+              <w:t>1700</w:t>
+            </w:r>
           </w:p>
         </w:tc>
         <w:tc>
@@ -13419,12 +12028,9 @@
                   <w:pPr>
                     <w:pStyle w:val="BodyText"/>
                     <w:ind w:right="-113"/>
-                    <w:rPr>
-                      <w:lang/>
-                    </w:rPr>
                   </w:pPr>
                   <w:r>
-                    <w:t>008198</w:t>
+                    <w:t>008199</w:t>
                   </w:r>
                 </w:p>
               </w:tc>
@@ -13436,7 +12042,6 @@
               <w:ind w:right="-113"/>
               <w:rPr>
                 <w:vanish/>
-                <w:lang/>
               </w:rPr>
             </w:pPr>
           </w:p>
@@ -13469,191 +12074,6 @@
                   <w:pPr>
                     <w:pStyle w:val="BodyText"/>
                     <w:ind w:right="-113"/>
-                    <w:rPr>
-                      <w:lang/>
-                    </w:rPr>
-                  </w:pPr>
-                </w:p>
-              </w:tc>
-            </w:tr>
-          </w:tbl>
-          <w:p>
-            <w:pPr>
-              <w:pStyle w:val="BodyText"/>
-              <w:ind w:right="-113"/>
-            </w:pPr>
-          </w:p>
-        </w:tc>
-        <w:tc>
-          <w:tcPr>
-            <w:tcW w:w="1494" w:type="dxa"/>
-          </w:tcPr>
-          <w:p>
-            <w:pPr>
-              <w:pStyle w:val="BodyText"/>
-              <w:ind w:right="-113"/>
-            </w:pPr>
-            <w:r>
-              <w:t>3</w:t>
-            </w:r>
-          </w:p>
-        </w:tc>
-        <w:tc>
-          <w:tcPr>
-            <w:tcW w:w="1587" w:type="dxa"/>
-          </w:tcPr>
-          <w:p>
-            <w:pPr>
-              <w:pStyle w:val="BodyText"/>
-              <w:ind w:right="-113"/>
-            </w:pPr>
-            <w:r>
-              <w:t>Nice</w:t>
-            </w:r>
-          </w:p>
-        </w:tc>
-        <w:tc>
-          <w:tcPr>
-            <w:tcW w:w="2062" w:type="dxa"/>
-          </w:tcPr>
-          <w:p>
-            <w:pPr>
-              <w:pStyle w:val="BodyText"/>
-              <w:ind w:right="-113"/>
-            </w:pPr>
-            <w:r>
-              <w:t>10/10/2023</w:t>
-            </w:r>
-          </w:p>
-        </w:tc>
-      </w:tr>
-      <w:tr>
-        <w:tc>
-          <w:tcPr>
-            <w:tcW w:w="1419" w:type="dxa"/>
-          </w:tcPr>
-          <w:p>
-            <w:pPr>
-              <w:pStyle w:val="BodyText"/>
-              <w:ind w:right="-113"/>
-            </w:pPr>
-            <w:r>
-              <w:t>17</w:t>
-            </w:r>
-            <w:r>
-              <w:t>00</w:t>
-            </w:r>
-          </w:p>
-        </w:tc>
-        <w:tc>
-          <w:tcPr>
-            <w:tcW w:w="1386" w:type="dxa"/>
-          </w:tcPr>
-          <w:p>
-            <w:pPr>
-              <w:pStyle w:val="BodyText"/>
-              <w:ind w:right="-113"/>
-              <w:rPr>
-                <w:lang/>
-              </w:rPr>
-            </w:pPr>
-            <w:r>
-              <w:t>44819</w:t>
-            </w:r>
-            <w:r>
-              <w:t>9</w:t>
-            </w:r>
-          </w:p>
-        </w:tc>
-        <w:tc>
-          <w:tcPr>
-            <w:tcW w:w="1546" w:type="dxa"/>
-          </w:tcPr>
-          <w:tbl>
-            <w:tblPr>
-              <w:tblW w:w="0" w:type="auto"/>
-              <w:tblCellSpacing w:w="15" w:type="dxa"/>
-              <w:tblCellMar>
-                <w:top w:w="15" w:type="dxa"/>
-                <w:left w:w="15" w:type="dxa"/>
-                <w:bottom w:w="15" w:type="dxa"/>
-                <w:right w:w="15" w:type="dxa"/>
-              </w:tblCellMar>
-              <w:tblLook w:val="04A0" w:firstRow="1" w:lastRow="0" w:firstColumn="1" w:lastColumn="0" w:noHBand="0" w:noVBand="1"/>
-            </w:tblPr>
-            <w:tblGrid>
-              <w:gridCol w:w="720"/>
-            </w:tblGrid>
-            <w:tr>
-              <w:trPr>
-                <w:tblCellSpacing w:w="15" w:type="dxa"/>
-              </w:trPr>
-              <w:tc>
-                <w:tcPr>
-                  <w:tcW w:w="0" w:type="auto"/>
-                  <w:vAlign w:val="center"/>
-                  <w:hideMark/>
-                </w:tcPr>
-                <w:p>
-                  <w:pPr>
-                    <w:pStyle w:val="BodyText"/>
-                    <w:ind w:right="-113"/>
-                    <w:rPr>
-                      <w:lang/>
-                    </w:rPr>
-                  </w:pPr>
-                  <w:r>
-                    <w:t>00819</w:t>
-                  </w:r>
-                  <w:r>
-                    <w:t>9</w:t>
-                  </w:r>
-                </w:p>
-              </w:tc>
-            </w:tr>
-          </w:tbl>
-          <w:p>
-            <w:pPr>
-              <w:pStyle w:val="BodyText"/>
-              <w:ind w:right="-113"/>
-              <w:rPr>
-                <w:vanish/>
-                <w:lang/>
-              </w:rPr>
-            </w:pPr>
-          </w:p>
-          <w:tbl>
-            <w:tblPr>
-              <w:tblW w:w="0" w:type="auto"/>
-              <w:tblCellSpacing w:w="15" w:type="dxa"/>
-              <w:tblCellMar>
-                <w:top w:w="15" w:type="dxa"/>
-                <w:left w:w="15" w:type="dxa"/>
-                <w:bottom w:w="15" w:type="dxa"/>
-                <w:right w:w="15" w:type="dxa"/>
-              </w:tblCellMar>
-              <w:tblLook w:val="04A0" w:firstRow="1" w:lastRow="0" w:firstColumn="1" w:lastColumn="0" w:noHBand="0" w:noVBand="1"/>
-            </w:tblPr>
-            <w:tblGrid>
-              <w:gridCol w:w="96"/>
-            </w:tblGrid>
-            <w:tr>
-              <w:trPr>
-                <w:tblCellSpacing w:w="15" w:type="dxa"/>
-              </w:trPr>
-              <w:tc>
-                <w:tcPr>
-                  <w:tcW w:w="0" w:type="auto"/>
-                  <w:vAlign w:val="center"/>
-                  <w:hideMark/>
-                </w:tcPr>
-                <w:p>
-                  <w:pPr>
-                    <w:pStyle w:val="BodyText"/>
-                    <w:ind w:right="-113"/>
-                    <w:rPr>
-                      <w:lang/>
-                    </w:rPr>
                   </w:pPr>
                 </w:p>
               </w:tc>
@@ -13922,7 +12342,7 @@
             </wp:anchor>
           </w:drawing>
         </mc:Choice>
-        <mc:Fallback xmlns:w16sdtfl="http://schemas.microsoft.com/office/word/2024/wordml/sdtformatlock" xmlns:a="http://schemas.openxmlformats.org/drawingml/2006/main">
+        <mc:Fallback xmlns:a="http://schemas.openxmlformats.org/drawingml/2006/main" xmlns:w16sdtfl="http://schemas.microsoft.com/office/word/2024/wordml/sdtformatlock">
           <w:pict>
             <v:line id="Straight Connector 21" style="position:absolute;z-index:251659264;visibility:visible;mso-wrap-style:square;mso-width-percent:0;mso-height-percent:0;mso-wrap-distance-left:9pt;mso-wrap-distance-top:0;mso-wrap-distance-right:9pt;mso-wrap-distance-bottom:0;mso-position-horizontal:absolute;mso-position-horizontal-relative:text;mso-position-vertical:absolute;mso-position-vertical-relative:text;mso-width-percent:0;mso-height-percent:0;mso-width-relative:margin;mso-height-relative:margin" o:spid="_x0000_s1026" strokecolor="#464547" strokeweight="2pt" from="-1.55pt,-1.2pt" to="466.55pt,-1.2pt" w14:anchorId="2927C80C" o:gfxdata="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"/>
           </w:pict>
@@ -14063,7 +12483,7 @@
             </wp:anchor>
           </w:drawing>
         </mc:Choice>
-        <mc:Fallback xmlns:w16sdtfl="http://schemas.microsoft.com/office/word/2024/wordml/sdtformatlock" xmlns:a="http://schemas.openxmlformats.org/drawingml/2006/main">
+        <mc:Fallback xmlns:a="http://schemas.openxmlformats.org/drawingml/2006/main" xmlns:w16sdtfl="http://schemas.microsoft.com/office/word/2024/wordml/sdtformatlock">
           <w:pict>
             <v:line id="Straight Connector 3" style="position:absolute;z-index:251660288;visibility:visible;mso-wrap-style:square;mso-width-percent:0;mso-height-percent:0;mso-wrap-distance-left:9pt;mso-wrap-distance-top:0;mso-wrap-distance-right:9pt;mso-wrap-distance-bottom:0;mso-position-horizontal:absolute;mso-position-horizontal-relative:text;mso-position-vertical:absolute;mso-position-vertical-relative:text;mso-width-percent:0;mso-height-percent:0;mso-width-relative:margin;mso-height-relative:margin" o:spid="_x0000_s1026" strokecolor="#464547" strokeweight="2pt" from=".2pt,-27.15pt" to="465.9pt,-27.15pt" w14:anchorId="753841C6" o:gfxdata="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"/>
           </w:pict>
@@ -14333,7 +12753,7 @@
             </wp:anchor>
           </w:drawing>
         </mc:Choice>
-        <mc:Fallback xmlns:w16sdtfl="http://schemas.microsoft.com/office/word/2024/wordml/sdtformatlock" xmlns:a="http://schemas.openxmlformats.org/drawingml/2006/main" xmlns:pic="http://schemas.openxmlformats.org/drawingml/2006/picture" xmlns:a14="http://schemas.microsoft.com/office/drawing/2010/main">
+        <mc:Fallback xmlns:a14="http://schemas.microsoft.com/office/drawing/2010/main" xmlns:pic="http://schemas.openxmlformats.org/drawingml/2006/picture" xmlns:a="http://schemas.openxmlformats.org/drawingml/2006/main" xmlns:w16sdtfl="http://schemas.microsoft.com/office/word/2024/wordml/sdtformatlock">
           <w:pict>
             <v:line id="Straight Connector 7" style="position:absolute;z-index:251661312;visibility:visible;mso-wrap-style:square;mso-width-percent:0;mso-height-percent:0;mso-wrap-distance-left:9pt;mso-wrap-distance-top:0;mso-wrap-distance-right:9pt;mso-wrap-distance-bottom:0;mso-position-horizontal:absolute;mso-position-horizontal-relative:text;mso-position-vertical:absolute;mso-position-vertical-relative:text;mso-width-percent:0;mso-height-percent:0;mso-width-relative:margin;mso-height-relative:page" o:spid="_x0000_s1026" strokecolor="#393737 [814]" strokeweight="2pt" from=".45pt,1.05pt" to="469.15pt,1.05pt" w14:anchorId="6A4D861F" o:gfxdata="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">
               <v:stroke joinstyle="miter"/>
@@ -18219,6 +16639,7 @@
   <w:style w:type="character" w:default="1" w:styleId="DefaultParagraphFont">
     <w:name w:val="Default Paragraph Font"/>
     <w:uiPriority w:val="1"/>
+    <w:semiHidden/>
     <w:unhideWhenUsed/>
   </w:style>
   <w:style w:type="table" w:default="1" w:styleId="TableNormal">
@@ -19280,12 +17701,20 @@
 </file>
 
 <file path=customXml/item1.xml><?xml version="1.0" encoding="utf-8"?>
-<?mso-contentType ?>
-<FormTemplates xmlns="http://schemas.microsoft.com/sharepoint/v3/contenttype/forms">
-  <Display>DocumentLibraryForm</Display>
-  <Edit>DocumentLibraryForm</Edit>
-  <New>DocumentLibraryForm</New>
-</FormTemplates>
+<p:properties xmlns:p="http://schemas.microsoft.com/office/2006/metadata/properties" xmlns:xsi="http://www.w3.org/2001/XMLSchema-instance" xmlns:pc="http://schemas.microsoft.com/office/infopath/2007/PartnerControls">
+  <documentManagement>
+    <SharedWithUsers xmlns="a156e92d-423a-4625-9818-f5e87239af8a">
+      <UserInfo>
+        <DisplayName/>
+        <AccountId xsi:nil="true"/>
+        <AccountType/>
+      </UserInfo>
+    </SharedWithUsers>
+    <lcf76f155ced4ddcb4097134ff3c332f xmlns="a60d0634-94da-4e6e-b36f-66eaaf0b6f4e">
+      <Terms xmlns="http://schemas.microsoft.com/office/infopath/2007/PartnerControls"/>
+    </lcf76f155ced4ddcb4097134ff3c332f>
+  </documentManagement>
+</p:properties>
 </file>
 
 <file path=customXml/item2.xml><?xml version="1.0" encoding="utf-8"?>
@@ -19494,26 +17923,21 @@
 </file>
 
 <file path=customXml/item3.xml><?xml version="1.0" encoding="utf-8"?>
-<p:properties xmlns:p="http://schemas.microsoft.com/office/2006/metadata/properties" xmlns:xsi="http://www.w3.org/2001/XMLSchema-instance" xmlns:pc="http://schemas.microsoft.com/office/infopath/2007/PartnerControls">
-  <documentManagement>
-    <SharedWithUsers xmlns="a156e92d-423a-4625-9818-f5e87239af8a">
-      <UserInfo>
-        <DisplayName/>
-        <AccountId xsi:nil="true"/>
-        <AccountType/>
-      </UserInfo>
-    </SharedWithUsers>
-    <lcf76f155ced4ddcb4097134ff3c332f xmlns="a60d0634-94da-4e6e-b36f-66eaaf0b6f4e">
-      <Terms xmlns="http://schemas.microsoft.com/office/infopath/2007/PartnerControls"/>
-    </lcf76f155ced4ddcb4097134ff3c332f>
-  </documentManagement>
-</p:properties>
+<?mso-contentType ?>
+<FormTemplates xmlns="http://schemas.microsoft.com/sharepoint/v3/contenttype/forms">
+  <Display>DocumentLibraryForm</Display>
+  <Edit>DocumentLibraryForm</Edit>
+  <New>DocumentLibraryForm</New>
+</FormTemplates>
 </file>
 
 <file path=customXml/itemProps1.xml><?xml version="1.0" encoding="utf-8"?>
-<ds:datastoreItem xmlns:ds="http://schemas.openxmlformats.org/officeDocument/2006/customXml" ds:itemID="{CEAD825D-2413-46BA-BB1F-DCE637B19B0C}">
+<ds:datastoreItem xmlns:ds="http://schemas.openxmlformats.org/officeDocument/2006/customXml" ds:itemID="{E4B4D352-B35B-4B3A-95D2-902933709BD2}">
   <ds:schemaRefs>
-    <ds:schemaRef ds:uri="http://schemas.microsoft.com/sharepoint/v3/contenttype/forms"/>
+    <ds:schemaRef ds:uri="http://schemas.microsoft.com/office/2006/metadata/properties"/>
+    <ds:schemaRef ds:uri="http://schemas.microsoft.com/office/infopath/2007/PartnerControls"/>
+    <ds:schemaRef ds:uri="a156e92d-423a-4625-9818-f5e87239af8a"/>
+    <ds:schemaRef ds:uri="a60d0634-94da-4e6e-b36f-66eaaf0b6f4e"/>
   </ds:schemaRefs>
 </ds:datastoreItem>
 </file>
@@ -19538,12 +17962,9 @@
 </file>
 
 <file path=customXml/itemProps3.xml><?xml version="1.0" encoding="utf-8"?>
-<ds:datastoreItem xmlns:ds="http://schemas.openxmlformats.org/officeDocument/2006/customXml" ds:itemID="{E4B4D352-B35B-4B3A-95D2-902933709BD2}">
+<ds:datastoreItem xmlns:ds="http://schemas.openxmlformats.org/officeDocument/2006/customXml" ds:itemID="{CEAD825D-2413-46BA-BB1F-DCE637B19B0C}">
   <ds:schemaRefs>
-    <ds:schemaRef ds:uri="http://schemas.microsoft.com/office/2006/metadata/properties"/>
-    <ds:schemaRef ds:uri="http://schemas.microsoft.com/office/infopath/2007/PartnerControls"/>
-    <ds:schemaRef ds:uri="a156e92d-423a-4625-9818-f5e87239af8a"/>
-    <ds:schemaRef ds:uri="a60d0634-94da-4e6e-b36f-66eaaf0b6f4e"/>
+    <ds:schemaRef ds:uri="http://schemas.microsoft.com/sharepoint/v3/contenttype/forms"/>
   </ds:schemaRefs>
 </ds:datastoreItem>
 </file>